--- a/ASYLUM_NEW_COMER_Template_NEW.docx
+++ b/ASYLUM_NEW_COMER_Template_NEW.docx
@@ -38,8 +38,6 @@
           <w:b/>
         </w:rPr>
       </w:pPr>
-      <w:bookmarkStart w:id="0" w:name="_GoBack"/>
-      <w:bookmarkEnd w:id="0"/>
       <w:r>
         <w:rPr>
           <w:b/>
@@ -402,30 +400,12 @@
         <w:tabs>
           <w:tab w:val="left" w:pos="10206"/>
         </w:tabs>
-        <w:spacing w:after="160"/>
-        <w:ind w:right="652"/>
-      </w:pPr>
-    </w:p>
-    <w:p>
-      <w:pPr>
-        <w:tabs>
-          <w:tab w:val="left" w:pos="10206"/>
-        </w:tabs>
         <w:spacing w:after="120"/>
         <w:ind w:right="652"/>
       </w:pPr>
       <w:r>
         <w:t>Dear Sir / Madam,</w:t>
       </w:r>
-    </w:p>
-    <w:p>
-      <w:pPr>
-        <w:tabs>
-          <w:tab w:val="left" w:pos="10206"/>
-        </w:tabs>
-        <w:spacing w:after="80"/>
-        <w:ind w:right="652"/>
-      </w:pPr>
     </w:p>
     <w:p>
       <w:pPr>
@@ -656,7 +636,6 @@
                 <w:sz w:val="21"/>
                 <w:szCs w:val="21"/>
               </w:rPr>
-              <w:lastRenderedPageBreak/>
               <w:t>NO SUSPENSION of the invalidity was granted. These provisions are invalid NOW — from 7 July 2026.</w:t>
             </w:r>
           </w:p>
@@ -670,6 +649,20 @@
         </w:tabs>
         <w:spacing w:after="160"/>
         <w:ind w:right="652"/>
+      </w:pPr>
+    </w:p>
+    <w:p>
+      <w:pPr>
+        <w:tabs>
+          <w:tab w:val="left" w:pos="10206"/>
+        </w:tabs>
+        <w:spacing w:before="200" w:after="100"/>
+        <w:ind w:right="652"/>
+        <w:rPr>
+          <w:b/>
+          <w:bCs/>
+          <w:color w:val="1B2A4A"/>
+        </w:rPr>
       </w:pPr>
     </w:p>
     <w:p>
@@ -1073,9 +1066,17 @@
           <w:sz w:val="21"/>
           <w:szCs w:val="21"/>
         </w:rPr>
-        <w:lastRenderedPageBreak/>
         <w:t>The provisions caused severe harm to children, whose asylum claims were automatically denied if a parent failed a procedural requirement, without any individual assessment of the child’s own circumstances.</w:t>
       </w:r>
+    </w:p>
+    <w:p>
+      <w:pPr>
+        <w:tabs>
+          <w:tab w:val="left" w:pos="10206"/>
+        </w:tabs>
+        <w:spacing w:after="80"/>
+        <w:ind w:right="652"/>
+      </w:pPr>
     </w:p>
     <w:p>
       <w:pPr>
@@ -1523,15 +1524,42 @@
         </w:tabs>
         <w:spacing w:before="200" w:after="100"/>
         <w:ind w:right="652"/>
-      </w:pPr>
-      <w:proofErr w:type="gramStart"/>
-      <w:r>
         <w:rPr>
           <w:b/>
           <w:bCs/>
           <w:color w:val="1B2A4A"/>
         </w:rPr>
-        <w:lastRenderedPageBreak/>
+      </w:pPr>
+    </w:p>
+    <w:p>
+      <w:pPr>
+        <w:tabs>
+          <w:tab w:val="left" w:pos="10206"/>
+        </w:tabs>
+        <w:spacing w:before="200" w:after="100"/>
+        <w:ind w:right="652"/>
+        <w:rPr>
+          <w:b/>
+          <w:bCs/>
+          <w:color w:val="1B2A4A"/>
+        </w:rPr>
+      </w:pPr>
+    </w:p>
+    <w:p>
+      <w:pPr>
+        <w:tabs>
+          <w:tab w:val="left" w:pos="10206"/>
+        </w:tabs>
+        <w:spacing w:before="200" w:after="100"/>
+        <w:ind w:right="652"/>
+      </w:pPr>
+      <w:proofErr w:type="gramStart"/>
+      <w:r>
+        <w:rPr>
+          <w:b/>
+          <w:bCs/>
+          <w:color w:val="1B2A4A"/>
+        </w:rPr>
         <w:t>4.1  Statutory</w:t>
       </w:r>
       <w:proofErr w:type="gramEnd"/>
@@ -2033,7 +2061,6 @@
           <w:bCs/>
           <w:color w:val="1B2A4A"/>
         </w:rPr>
-        <w:lastRenderedPageBreak/>
         <w:t>4.4  The</w:t>
       </w:r>
       <w:proofErr w:type="gramEnd"/>
@@ -2630,6 +2657,48 @@
         </w:tabs>
         <w:spacing w:before="200" w:after="100"/>
         <w:ind w:right="652"/>
+        <w:rPr>
+          <w:b/>
+          <w:bCs/>
+          <w:color w:val="1B2A4A"/>
+        </w:rPr>
+      </w:pPr>
+    </w:p>
+    <w:p>
+      <w:pPr>
+        <w:tabs>
+          <w:tab w:val="left" w:pos="10206"/>
+        </w:tabs>
+        <w:spacing w:before="200" w:after="100"/>
+        <w:ind w:right="652"/>
+        <w:rPr>
+          <w:b/>
+          <w:bCs/>
+          <w:color w:val="1B2A4A"/>
+        </w:rPr>
+      </w:pPr>
+    </w:p>
+    <w:p>
+      <w:pPr>
+        <w:tabs>
+          <w:tab w:val="left" w:pos="10206"/>
+        </w:tabs>
+        <w:spacing w:before="200" w:after="100"/>
+        <w:ind w:right="652"/>
+        <w:rPr>
+          <w:b/>
+          <w:bCs/>
+          <w:color w:val="1B2A4A"/>
+        </w:rPr>
+      </w:pPr>
+    </w:p>
+    <w:p>
+      <w:pPr>
+        <w:tabs>
+          <w:tab w:val="left" w:pos="10206"/>
+        </w:tabs>
+        <w:spacing w:before="200" w:after="100"/>
+        <w:ind w:right="652"/>
       </w:pPr>
       <w:proofErr w:type="gramStart"/>
       <w:r>
@@ -2717,7 +2786,6 @@
                 <w:sz w:val="20"/>
                 <w:szCs w:val="20"/>
               </w:rPr>
-              <w:lastRenderedPageBreak/>
               <w:t>Ruta</w:t>
             </w:r>
             <w:proofErr w:type="spellEnd"/>
@@ -3084,6 +3152,74 @@
         </w:tabs>
         <w:spacing w:before="280" w:after="120"/>
         <w:ind w:right="652"/>
+        <w:rPr>
+          <w:b/>
+          <w:bCs/>
+          <w:color w:val="1B2A4A"/>
+          <w:sz w:val="24"/>
+          <w:szCs w:val="24"/>
+          <w:u w:val="single"/>
+        </w:rPr>
+      </w:pPr>
+    </w:p>
+    <w:p>
+      <w:pPr>
+        <w:tabs>
+          <w:tab w:val="left" w:pos="10206"/>
+        </w:tabs>
+        <w:spacing w:before="280" w:after="120"/>
+        <w:ind w:right="652"/>
+        <w:rPr>
+          <w:b/>
+          <w:bCs/>
+          <w:color w:val="1B2A4A"/>
+          <w:sz w:val="24"/>
+          <w:szCs w:val="24"/>
+          <w:u w:val="single"/>
+        </w:rPr>
+      </w:pPr>
+    </w:p>
+    <w:p>
+      <w:pPr>
+        <w:tabs>
+          <w:tab w:val="left" w:pos="10206"/>
+        </w:tabs>
+        <w:spacing w:before="280" w:after="120"/>
+        <w:ind w:right="652"/>
+        <w:rPr>
+          <w:b/>
+          <w:bCs/>
+          <w:color w:val="1B2A4A"/>
+          <w:sz w:val="24"/>
+          <w:szCs w:val="24"/>
+          <w:u w:val="single"/>
+        </w:rPr>
+      </w:pPr>
+    </w:p>
+    <w:p>
+      <w:pPr>
+        <w:tabs>
+          <w:tab w:val="left" w:pos="10206"/>
+        </w:tabs>
+        <w:spacing w:before="280" w:after="120"/>
+        <w:ind w:right="652"/>
+        <w:rPr>
+          <w:b/>
+          <w:bCs/>
+          <w:color w:val="1B2A4A"/>
+          <w:sz w:val="24"/>
+          <w:szCs w:val="24"/>
+          <w:u w:val="single"/>
+        </w:rPr>
+      </w:pPr>
+    </w:p>
+    <w:p>
+      <w:pPr>
+        <w:tabs>
+          <w:tab w:val="left" w:pos="10206"/>
+        </w:tabs>
+        <w:spacing w:before="280" w:after="120"/>
+        <w:ind w:right="652"/>
       </w:pPr>
       <w:r>
         <w:rPr>
@@ -3233,16 +3369,7 @@
                 <w:sz w:val="21"/>
                 <w:szCs w:val="21"/>
               </w:rPr>
-              <w:t xml:space="preserve">They are therefore LAWFULLY PRESENT in the Republic of South Africa until their </w:t>
-            </w:r>
-            <w:r>
-              <w:rPr>
-                <w:color w:val="1A1A1A"/>
-                <w:sz w:val="21"/>
-                <w:szCs w:val="21"/>
-              </w:rPr>
-              <w:lastRenderedPageBreak/>
-              <w:t>application is finally determined.</w:t>
+              <w:t>They are therefore LAWFULLY PRESENT in the Republic of South Africa until their application is finally determined.</w:t>
             </w:r>
           </w:p>
           <w:p>
@@ -3768,7 +3895,15 @@
                 <w:sz w:val="18"/>
                 <w:szCs w:val="18"/>
               </w:rPr>
-              <w:t xml:space="preserve"> v Minister of Home Affairs (CCT/25022, June 2023)</w:t>
+              <w:t xml:space="preserve"> v Minister of Home Affairs (CCT/25022, June </w:t>
+            </w:r>
+            <w:r>
+              <w:rPr>
+                <w:sz w:val="18"/>
+                <w:szCs w:val="18"/>
+              </w:rPr>
+              <w:lastRenderedPageBreak/>
+              <w:t>2023)</w:t>
             </w:r>
           </w:p>
         </w:tc>
@@ -3801,7 +3936,16 @@
                 <w:sz w:val="18"/>
                 <w:szCs w:val="18"/>
               </w:rPr>
-              <w:t>Protection is triggered by the intention to apply for asylum, not by holding a permit. Illegal foreigner must be released from detention the moment asylum intention is expressed.</w:t>
+              <w:lastRenderedPageBreak/>
+              <w:t xml:space="preserve">Protection is triggered by the intention to apply for asylum, not by holding a permit. Illegal foreigner must be released from </w:t>
+            </w:r>
+            <w:r>
+              <w:rPr>
+                <w:sz w:val="18"/>
+                <w:szCs w:val="18"/>
+              </w:rPr>
+              <w:lastRenderedPageBreak/>
+              <w:t>detention the moment asylum intention is expressed.</w:t>
             </w:r>
           </w:p>
         </w:tc>
@@ -3839,6 +3983,7 @@
                 <w:sz w:val="18"/>
                 <w:szCs w:val="18"/>
               </w:rPr>
+              <w:lastRenderedPageBreak/>
               <w:t>Ruta</w:t>
             </w:r>
             <w:proofErr w:type="spellEnd"/>
@@ -4144,7 +4289,6 @@
                 <w:sz w:val="18"/>
                 <w:szCs w:val="18"/>
               </w:rPr>
-              <w:lastRenderedPageBreak/>
               <w:t>Maow</w:t>
             </w:r>
             <w:proofErr w:type="spellEnd"/>
@@ -4516,6 +4660,114 @@
         </w:tabs>
         <w:ind w:right="652"/>
       </w:pPr>
+    </w:p>
+    <w:p>
+      <w:pPr>
+        <w:pStyle w:val="ListParagraph"/>
+        <w:tabs>
+          <w:tab w:val="left" w:pos="10206"/>
+        </w:tabs>
+        <w:ind w:right="652"/>
+      </w:pPr>
+    </w:p>
+    <w:p>
+      <w:pPr>
+        <w:pStyle w:val="ListParagraph"/>
+        <w:tabs>
+          <w:tab w:val="left" w:pos="10206"/>
+        </w:tabs>
+        <w:ind w:right="652"/>
+      </w:pPr>
+    </w:p>
+    <w:p>
+      <w:pPr>
+        <w:pStyle w:val="ListParagraph"/>
+        <w:tabs>
+          <w:tab w:val="left" w:pos="10206"/>
+        </w:tabs>
+        <w:ind w:right="652"/>
+      </w:pPr>
+    </w:p>
+    <w:p>
+      <w:pPr>
+        <w:pStyle w:val="ListParagraph"/>
+        <w:tabs>
+          <w:tab w:val="left" w:pos="10206"/>
+        </w:tabs>
+        <w:ind w:right="652"/>
+      </w:pPr>
+    </w:p>
+    <w:p>
+      <w:pPr>
+        <w:pStyle w:val="ListParagraph"/>
+        <w:tabs>
+          <w:tab w:val="left" w:pos="10206"/>
+        </w:tabs>
+        <w:ind w:right="652"/>
+      </w:pPr>
+    </w:p>
+    <w:p>
+      <w:pPr>
+        <w:pStyle w:val="ListParagraph"/>
+        <w:tabs>
+          <w:tab w:val="left" w:pos="10206"/>
+        </w:tabs>
+        <w:ind w:right="652"/>
+      </w:pPr>
+    </w:p>
+    <w:p>
+      <w:pPr>
+        <w:pStyle w:val="ListParagraph"/>
+        <w:tabs>
+          <w:tab w:val="left" w:pos="10206"/>
+        </w:tabs>
+        <w:ind w:right="652"/>
+      </w:pPr>
+    </w:p>
+    <w:p>
+      <w:pPr>
+        <w:pStyle w:val="ListParagraph"/>
+        <w:tabs>
+          <w:tab w:val="left" w:pos="10206"/>
+        </w:tabs>
+        <w:ind w:right="652"/>
+      </w:pPr>
+    </w:p>
+    <w:p>
+      <w:pPr>
+        <w:pStyle w:val="ListParagraph"/>
+        <w:tabs>
+          <w:tab w:val="left" w:pos="10206"/>
+        </w:tabs>
+        <w:ind w:right="652"/>
+      </w:pPr>
+    </w:p>
+    <w:p>
+      <w:pPr>
+        <w:pStyle w:val="ListParagraph"/>
+        <w:tabs>
+          <w:tab w:val="left" w:pos="10206"/>
+        </w:tabs>
+        <w:ind w:right="652"/>
+      </w:pPr>
+    </w:p>
+    <w:p>
+      <w:pPr>
+        <w:pStyle w:val="ListParagraph"/>
+        <w:tabs>
+          <w:tab w:val="left" w:pos="10206"/>
+        </w:tabs>
+        <w:ind w:right="652"/>
+      </w:pPr>
+    </w:p>
+    <w:p>
+      <w:pPr>
+        <w:pStyle w:val="ListParagraph"/>
+        <w:tabs>
+          <w:tab w:val="left" w:pos="10206"/>
+        </w:tabs>
+        <w:ind w:right="652"/>
+      </w:pPr>
       <w:r>
         <w:t>Should you require any further clarification or wish to verify the status of this applicant’s case, please do not hesitate to contact our offices.</w:t>
       </w:r>
@@ -4528,6 +4780,15 @@
         </w:tabs>
         <w:ind w:right="652"/>
       </w:pPr>
+    </w:p>
+    <w:p>
+      <w:pPr>
+        <w:pStyle w:val="ListParagraph"/>
+        <w:tabs>
+          <w:tab w:val="left" w:pos="10206"/>
+        </w:tabs>
+        <w:ind w:right="652"/>
+      </w:pPr>
       <w:r>
         <w:t xml:space="preserve">Our </w:t>
       </w:r>
@@ -4539,13 +4800,11 @@
       <w:r>
         <w:t xml:space="preserve"> </w:t>
       </w:r>
-      <w:proofErr w:type="spellStart"/>
-      <w:r>
-        <w:t>ction</w:t>
-      </w:r>
-      <w:proofErr w:type="spellEnd"/>
-      <w:r>
-        <w:t xml:space="preserve"> has triggered the full and immediate protection of the Refugees Act. </w:t>
+      <w:r>
+        <w:t>a</w:t>
+      </w:r>
+      <w:r>
+        <w:t xml:space="preserve">ction has triggered the full and immediate protection of the Refugees Act. </w:t>
       </w:r>
       <w:r>
         <w:t xml:space="preserve">It means our client </w:t>
@@ -4571,11 +4830,12 @@
         </w:tabs>
         <w:ind w:right="652"/>
       </w:pPr>
-      <w:proofErr w:type="spellStart"/>
       <w:r>
         <w:t>Ou</w:t>
       </w:r>
-      <w:proofErr w:type="spellEnd"/>
+      <w:r>
+        <w:t>r</w:t>
+      </w:r>
       <w:r>
         <w:t xml:space="preserve"> client </w:t>
       </w:r>
@@ -4984,6 +5244,8 @@
         <w:spacing w:before="241"/>
         <w:ind w:right="652"/>
       </w:pPr>
+      <w:bookmarkStart w:id="0" w:name="_GoBack"/>
+      <w:bookmarkEnd w:id="0"/>
     </w:p>
     <w:p>
       <w:pPr>
@@ -5835,7 +6097,7 @@
             </wp:anchor>
           </w:drawing>
         </mc:Choice>
-        <mc:Fallback xmlns:w16se="http://schemas.microsoft.com/office/word/2015/wordml/symex" xmlns:w16sdtfl="http://schemas.microsoft.com/office/word/2024/wordml/sdtformatlock" xmlns:w16sdtdh="http://schemas.microsoft.com/office/word/2020/wordml/sdtdatahash" xmlns:w16du="http://schemas.microsoft.com/office/word/2023/wordml/word16du" xmlns:w16="http://schemas.microsoft.com/office/word/2018/wordml" xmlns:w16cid="http://schemas.microsoft.com/office/word/2016/wordml/cid" xmlns:w16cex="http://schemas.microsoft.com/office/word/2018/wordml/cex" xmlns:w15="http://schemas.microsoft.com/office/word/2012/wordml" xmlns:oel="http://schemas.microsoft.com/office/2019/extlst" xmlns:am3d="http://schemas.microsoft.com/office/drawing/2017/model3d" xmlns:aink="http://schemas.microsoft.com/office/drawing/2016/ink" xmlns:cx8="http://schemas.microsoft.com/office/drawing/2016/5/14/chartex" xmlns:cx7="http://schemas.microsoft.com/office/drawing/2016/5/13/chartex" xmlns:cx6="http://schemas.microsoft.com/office/drawing/2016/5/12/chartex" xmlns:cx5="http://schemas.microsoft.com/office/drawing/2016/5/11/chartex" xmlns:cx4="http://schemas.microsoft.com/office/drawing/2016/5/10/chartex" xmlns:cx3="http://schemas.microsoft.com/office/drawing/2016/5/9/chartex" xmlns:cx2="http://schemas.microsoft.com/office/drawing/2015/10/21/chartex" xmlns:cx1="http://schemas.microsoft.com/office/drawing/2015/9/8/chartex" xmlns:cx="http://schemas.microsoft.com/office/drawing/2014/chartex">
+        <mc:Fallback xmlns:cx="http://schemas.microsoft.com/office/drawing/2014/chartex" xmlns:cx1="http://schemas.microsoft.com/office/drawing/2015/9/8/chartex" xmlns:cx2="http://schemas.microsoft.com/office/drawing/2015/10/21/chartex" xmlns:cx3="http://schemas.microsoft.com/office/drawing/2016/5/9/chartex" xmlns:cx4="http://schemas.microsoft.com/office/drawing/2016/5/10/chartex" xmlns:cx5="http://schemas.microsoft.com/office/drawing/2016/5/11/chartex" xmlns:cx6="http://schemas.microsoft.com/office/drawing/2016/5/12/chartex" xmlns:cx7="http://schemas.microsoft.com/office/drawing/2016/5/13/chartex" xmlns:cx8="http://schemas.microsoft.com/office/drawing/2016/5/14/chartex" xmlns:aink="http://schemas.microsoft.com/office/drawing/2016/ink" xmlns:am3d="http://schemas.microsoft.com/office/drawing/2017/model3d" xmlns:oel="http://schemas.microsoft.com/office/2019/extlst" xmlns:w15="http://schemas.microsoft.com/office/word/2012/wordml" xmlns:w16cex="http://schemas.microsoft.com/office/word/2018/wordml/cex" xmlns:w16cid="http://schemas.microsoft.com/office/word/2016/wordml/cid" xmlns:w16="http://schemas.microsoft.com/office/word/2018/wordml" xmlns:w16du="http://schemas.microsoft.com/office/word/2023/wordml/word16du" xmlns:w16sdtdh="http://schemas.microsoft.com/office/word/2020/wordml/sdtdatahash" xmlns:w16sdtfl="http://schemas.microsoft.com/office/word/2024/wordml/sdtformatlock" xmlns:w16se="http://schemas.microsoft.com/office/word/2015/wordml/symex">
           <w:pict>
             <v:shapetype w14:anchorId="5A0EB684" id="_x0000_t202" coordsize="21600,21600" o:spt="202" path="m,l,21600r21600,l21600,xe">
               <v:stroke joinstyle="miter"/>
@@ -7010,7 +7272,7 @@
             </wp:anchor>
           </w:drawing>
         </mc:Choice>
-        <mc:Fallback xmlns:w16se="http://schemas.microsoft.com/office/word/2015/wordml/symex" xmlns:w16sdtfl="http://schemas.microsoft.com/office/word/2024/wordml/sdtformatlock" xmlns:w16sdtdh="http://schemas.microsoft.com/office/word/2020/wordml/sdtdatahash" xmlns:w16du="http://schemas.microsoft.com/office/word/2023/wordml/word16du" xmlns:w16="http://schemas.microsoft.com/office/word/2018/wordml" xmlns:w16cid="http://schemas.microsoft.com/office/word/2016/wordml/cid" xmlns:w16cex="http://schemas.microsoft.com/office/word/2018/wordml/cex" xmlns:w15="http://schemas.microsoft.com/office/word/2012/wordml" xmlns:oel="http://schemas.microsoft.com/office/2019/extlst" xmlns:am3d="http://schemas.microsoft.com/office/drawing/2017/model3d" xmlns:aink="http://schemas.microsoft.com/office/drawing/2016/ink" xmlns:cx8="http://schemas.microsoft.com/office/drawing/2016/5/14/chartex" xmlns:cx7="http://schemas.microsoft.com/office/drawing/2016/5/13/chartex" xmlns:cx6="http://schemas.microsoft.com/office/drawing/2016/5/12/chartex" xmlns:cx5="http://schemas.microsoft.com/office/drawing/2016/5/11/chartex" xmlns:cx4="http://schemas.microsoft.com/office/drawing/2016/5/10/chartex" xmlns:cx3="http://schemas.microsoft.com/office/drawing/2016/5/9/chartex" xmlns:cx2="http://schemas.microsoft.com/office/drawing/2015/10/21/chartex" xmlns:cx1="http://schemas.microsoft.com/office/drawing/2015/9/8/chartex" xmlns:cx="http://schemas.microsoft.com/office/drawing/2014/chartex">
+        <mc:Fallback xmlns:cx="http://schemas.microsoft.com/office/drawing/2014/chartex" xmlns:cx1="http://schemas.microsoft.com/office/drawing/2015/9/8/chartex" xmlns:cx2="http://schemas.microsoft.com/office/drawing/2015/10/21/chartex" xmlns:cx3="http://schemas.microsoft.com/office/drawing/2016/5/9/chartex" xmlns:cx4="http://schemas.microsoft.com/office/drawing/2016/5/10/chartex" xmlns:cx5="http://schemas.microsoft.com/office/drawing/2016/5/11/chartex" xmlns:cx6="http://schemas.microsoft.com/office/drawing/2016/5/12/chartex" xmlns:cx7="http://schemas.microsoft.com/office/drawing/2016/5/13/chartex" xmlns:cx8="http://schemas.microsoft.com/office/drawing/2016/5/14/chartex" xmlns:aink="http://schemas.microsoft.com/office/drawing/2016/ink" xmlns:am3d="http://schemas.microsoft.com/office/drawing/2017/model3d" xmlns:oel="http://schemas.microsoft.com/office/2019/extlst" xmlns:w15="http://schemas.microsoft.com/office/word/2012/wordml" xmlns:w16cex="http://schemas.microsoft.com/office/word/2018/wordml/cex" xmlns:w16cid="http://schemas.microsoft.com/office/word/2016/wordml/cid" xmlns:w16="http://schemas.microsoft.com/office/word/2018/wordml" xmlns:w16du="http://schemas.microsoft.com/office/word/2023/wordml/word16du" xmlns:w16sdtdh="http://schemas.microsoft.com/office/word/2020/wordml/sdtdatahash" xmlns:w16sdtfl="http://schemas.microsoft.com/office/word/2024/wordml/sdtformatlock" xmlns:w16se="http://schemas.microsoft.com/office/word/2015/wordml/symex">
           <w:pict>
             <v:shape w14:anchorId="2D09DB90" id="Textbox 5" o:spid="_x0000_s1027" type="#_x0000_t202" style="position:absolute;margin-left:354.4pt;margin-top:735.65pt;width:217pt;height:22.65pt;z-index:-15834112;visibility:visible;mso-wrap-style:square;mso-wrap-distance-left:0;mso-wrap-distance-top:0;mso-wrap-distance-right:0;mso-wrap-distance-bottom:0;mso-position-horizontal:absolute;mso-position-horizontal-relative:page;mso-position-vertical:absolute;mso-position-vertical-relative:page;v-text-anchor:top" o:gfxdata="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" filled="f" stroked="f">
               <v:textbox inset="0,0,0,0">
@@ -7699,7 +7961,7 @@
             </wp:anchor>
           </w:drawing>
         </mc:Choice>
-        <mc:Fallback xmlns:w16se="http://schemas.microsoft.com/office/word/2015/wordml/symex" xmlns:w16sdtfl="http://schemas.microsoft.com/office/word/2024/wordml/sdtformatlock" xmlns:w16sdtdh="http://schemas.microsoft.com/office/word/2020/wordml/sdtdatahash" xmlns:w16du="http://schemas.microsoft.com/office/word/2023/wordml/word16du" xmlns:w16="http://schemas.microsoft.com/office/word/2018/wordml" xmlns:w16cid="http://schemas.microsoft.com/office/word/2016/wordml/cid" xmlns:w16cex="http://schemas.microsoft.com/office/word/2018/wordml/cex" xmlns:w15="http://schemas.microsoft.com/office/word/2012/wordml" xmlns:oel="http://schemas.microsoft.com/office/2019/extlst" xmlns:am3d="http://schemas.microsoft.com/office/drawing/2017/model3d" xmlns:aink="http://schemas.microsoft.com/office/drawing/2016/ink" xmlns:cx8="http://schemas.microsoft.com/office/drawing/2016/5/14/chartex" xmlns:cx7="http://schemas.microsoft.com/office/drawing/2016/5/13/chartex" xmlns:cx6="http://schemas.microsoft.com/office/drawing/2016/5/12/chartex" xmlns:cx5="http://schemas.microsoft.com/office/drawing/2016/5/11/chartex" xmlns:cx4="http://schemas.microsoft.com/office/drawing/2016/5/10/chartex" xmlns:cx3="http://schemas.microsoft.com/office/drawing/2016/5/9/chartex" xmlns:cx2="http://schemas.microsoft.com/office/drawing/2015/10/21/chartex" xmlns:cx1="http://schemas.microsoft.com/office/drawing/2015/9/8/chartex" xmlns:cx="http://schemas.microsoft.com/office/drawing/2014/chartex">
+        <mc:Fallback xmlns:cx="http://schemas.microsoft.com/office/drawing/2014/chartex" xmlns:cx1="http://schemas.microsoft.com/office/drawing/2015/9/8/chartex" xmlns:cx2="http://schemas.microsoft.com/office/drawing/2015/10/21/chartex" xmlns:cx3="http://schemas.microsoft.com/office/drawing/2016/5/9/chartex" xmlns:cx4="http://schemas.microsoft.com/office/drawing/2016/5/10/chartex" xmlns:cx5="http://schemas.microsoft.com/office/drawing/2016/5/11/chartex" xmlns:cx6="http://schemas.microsoft.com/office/drawing/2016/5/12/chartex" xmlns:cx7="http://schemas.microsoft.com/office/drawing/2016/5/13/chartex" xmlns:cx8="http://schemas.microsoft.com/office/drawing/2016/5/14/chartex" xmlns:aink="http://schemas.microsoft.com/office/drawing/2016/ink" xmlns:am3d="http://schemas.microsoft.com/office/drawing/2017/model3d" xmlns:oel="http://schemas.microsoft.com/office/2019/extlst" xmlns:w15="http://schemas.microsoft.com/office/word/2012/wordml" xmlns:w16cex="http://schemas.microsoft.com/office/word/2018/wordml/cex" xmlns:w16cid="http://schemas.microsoft.com/office/word/2016/wordml/cid" xmlns:w16="http://schemas.microsoft.com/office/word/2018/wordml" xmlns:w16du="http://schemas.microsoft.com/office/word/2023/wordml/word16du" xmlns:w16sdtdh="http://schemas.microsoft.com/office/word/2020/wordml/sdtdatahash" xmlns:w16sdtfl="http://schemas.microsoft.com/office/word/2024/wordml/sdtformatlock" xmlns:w16se="http://schemas.microsoft.com/office/word/2015/wordml/symex">
           <w:pict>
             <v:shape w14:anchorId="0DF5C3EF" id="Graphic 2" o:spid="_x0000_s1026" style="position:absolute;margin-left:33.8pt;margin-top:117.5pt;width:523.7pt;height:.1pt;z-index:-15835648;visibility:visible;mso-wrap-style:square;mso-wrap-distance-left:0;mso-wrap-distance-top:0;mso-wrap-distance-right:0;mso-wrap-distance-bottom:0;mso-position-horizontal:absolute;mso-position-horizontal-relative:page;mso-position-vertical:absolute;mso-position-vertical-relative:page;v-text-anchor:top" coordsize="6650990,1270" o:gfxdata="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" path="m,l6650990,e" filled="f" strokeweight=".18622mm">
               <v:stroke dashstyle="3 1"/>
@@ -9269,7 +9531,7 @@
 </file>
 
 <file path=customXml/itemProps1.xml><?xml version="1.0" encoding="utf-8"?>
-<ds:datastoreItem xmlns:ds="http://schemas.openxmlformats.org/officeDocument/2006/customXml" ds:itemID="{771D7BB8-0669-47E1-B39E-D0C65DE8A56B}">
+<ds:datastoreItem xmlns:ds="http://schemas.openxmlformats.org/officeDocument/2006/customXml" ds:itemID="{CEACFE10-03CE-48DC-A4B9-FF007425CD33}">
   <ds:schemaRefs>
     <ds:schemaRef ds:uri="http://schemas.openxmlformats.org/officeDocument/2006/bibliography"/>
   </ds:schemaRefs>

--- a/ASYLUM_NEW_COMER_Template_NEW.docx
+++ b/ASYLUM_NEW_COMER_Template_NEW.docx
@@ -43,7 +43,7 @@
           <w:b/>
           <w:spacing w:val="-5"/>
         </w:rPr>
-        <w:t>[Todays Date]</w:t>
+        <w:t>31 July 2026</w:t>
       </w:r>
     </w:p>
     <w:p>
@@ -62,13 +62,7 @@
         <w:rPr>
           <w:b/>
         </w:rPr>
-        <w:t>Law Enforcement</w:t>
-      </w:r>
-      <w:r>
-        <w:rPr>
-          <w:b/>
-        </w:rPr>
-        <w:t xml:space="preserve"> </w:t>
+        <w:t xml:space="preserve">Law Enforcement </w:t>
       </w:r>
     </w:p>
     <w:p>
@@ -87,21 +81,7 @@
         <w:rPr>
           <w:b/>
         </w:rPr>
-        <w:t>South African Police Service (SAPS</w:t>
-      </w:r>
-      <w:proofErr w:type="gramStart"/>
-      <w:r>
-        <w:rPr>
-          <w:b/>
-        </w:rPr>
-        <w:t>)  |</w:t>
-      </w:r>
-      <w:proofErr w:type="gramEnd"/>
-      <w:r>
-        <w:rPr>
-          <w:b/>
-        </w:rPr>
-        <w:t xml:space="preserve">  Traffic Police</w:t>
+        <w:t>South African Police Service (SAPS)  |  Traffic Police</w:t>
       </w:r>
     </w:p>
     <w:p>
@@ -120,35 +100,7 @@
         <w:rPr>
           <w:b/>
         </w:rPr>
-        <w:t xml:space="preserve">Immigration </w:t>
-      </w:r>
-      <w:proofErr w:type="gramStart"/>
-      <w:r>
-        <w:rPr>
-          <w:b/>
-        </w:rPr>
-        <w:t>Inspectorate  |</w:t>
-      </w:r>
-      <w:proofErr w:type="gramEnd"/>
-      <w:r>
-        <w:rPr>
-          <w:b/>
-        </w:rPr>
-        <w:t xml:space="preserve">  Health Services  |  </w:t>
-      </w:r>
-      <w:proofErr w:type="spellStart"/>
-      <w:r>
-        <w:rPr>
-          <w:b/>
-        </w:rPr>
-        <w:t>Defence</w:t>
-      </w:r>
-      <w:proofErr w:type="spellEnd"/>
-      <w:r>
-        <w:rPr>
-          <w:b/>
-        </w:rPr>
-        <w:t xml:space="preserve"> Force</w:t>
+        <w:t>Immigration Inspectorate  |  Health Services  |  Defence Force</w:t>
       </w:r>
     </w:p>
     <w:p>
@@ -274,7 +226,23 @@
                 <w:bCs/>
                 <w:color w:val="1B2A4A"/>
               </w:rPr>
-              <w:t xml:space="preserve">Re:  Definitive Legal Status and Absolute Protection of an Asylum Seeker, [title] [full names], Pending </w:t>
+              <w:t xml:space="preserve">Re:  Definitive Legal Status and Absolute Protection of an Asylum Seeker, </w:t>
+            </w:r>
+            <w:r>
+              <w:rPr>
+                <w:b/>
+                <w:bCs/>
+                <w:color w:val="EE0000"/>
+              </w:rPr>
+              <w:t>[title] [full names]</w:t>
+            </w:r>
+            <w:r>
+              <w:rPr>
+                <w:b/>
+                <w:bCs/>
+                <w:color w:val="1B2A4A"/>
+              </w:rPr>
+              <w:t xml:space="preserve">, Pending </w:t>
             </w:r>
             <w:proofErr w:type="spellStart"/>
             <w:r>
@@ -320,14 +288,7 @@
                 <w:sz w:val="21"/>
                 <w:szCs w:val="21"/>
               </w:rPr>
-              <w:t>[title] [full names</w:t>
-            </w:r>
-            <w:r>
-              <w:rPr>
-                <w:sz w:val="21"/>
-                <w:szCs w:val="21"/>
-              </w:rPr>
-              <w:t>]</w:t>
+              <w:t>[title] [full names]</w:t>
             </w:r>
           </w:p>
           <w:p>
@@ -355,14 +316,7 @@
                 <w:sz w:val="21"/>
                 <w:szCs w:val="21"/>
               </w:rPr>
-              <w:t>[DOB</w:t>
-            </w:r>
-            <w:r>
-              <w:rPr>
-                <w:sz w:val="21"/>
-                <w:szCs w:val="21"/>
-              </w:rPr>
-              <w:t>]</w:t>
+              <w:t>[DOB]</w:t>
             </w:r>
           </w:p>
           <w:p>
@@ -436,18 +390,22 @@
         <w:ind w:right="652"/>
       </w:pPr>
       <w:r>
-        <w:t xml:space="preserve">This letter serves to confirm the legal status of the above-named individual, </w:t>
-      </w:r>
-      <w:r>
-        <w:rPr>
-          <w:b/>
-          <w:bCs/>
+        <w:t>This letter serves to confirm the legal status of the above-named individual</w:t>
+      </w:r>
+      <w:r>
+        <w:rPr>
           <w:color w:val="EE0000"/>
         </w:rPr>
-        <w:t>[title] [full names</w:t>
-      </w:r>
-      <w:r>
-        <w:t>], who has formally applied for asylum in the Republic of South Africa. Its purpose is to provide law enforcement and other state officials with a definitive and detailed statement of their rights and protections under the Constitution, the Refugees Act 130 of 1998, and a substantial, cohesive body of binding judicial precedent from the Constitutional Court, Supreme Court of Appeal, and High Court.</w:t>
+        <w:t xml:space="preserve">, </w:t>
+      </w:r>
+      <w:r>
+        <w:rPr>
+          <w:color w:val="EE0000"/>
+        </w:rPr>
+        <w:t>[title] [full names]</w:t>
+      </w:r>
+      <w:r>
+        <w:t>, who has formally applied for asylum in the Republic of South Africa. Its purpose is to provide law enforcement and other state officials with a definitive and detailed statement of their rights and protections under the Constitution, the Refugees Act 130 of 1998, and a substantial, cohesive body of binding judicial precedent from the Constitutional Court, Supreme Court of Appeal, and High Court.</w:t>
       </w:r>
     </w:p>
     <w:p>
@@ -459,23 +417,10 @@
         <w:ind w:right="652"/>
       </w:pPr>
       <w:r>
-        <w:t>[</w:t>
-      </w:r>
-      <w:proofErr w:type="gramStart"/>
-      <w:r>
-        <w:t>title</w:t>
-      </w:r>
-      <w:proofErr w:type="gramEnd"/>
-      <w:r>
-        <w:t>] [</w:t>
-      </w:r>
-      <w:proofErr w:type="gramStart"/>
-      <w:r>
-        <w:t>full</w:t>
-      </w:r>
-      <w:proofErr w:type="gramEnd"/>
-      <w:r>
-        <w:t xml:space="preserve"> names] is lawfully present in the Republic pending the final determination of their asylum application. Any attempt to arrest, detain, or deport them would constitute a direct violation of established statutory law and explicit court orders.</w:t>
+        <w:t>[title] [full names]</w:t>
+      </w:r>
+      <w:r>
+        <w:t xml:space="preserve"> is lawfully present in the Republic pending the final determination of their asylum application. Any attempt to arrest, detain, or deport them would constitute a direct violation of established statutory law and explicit court orders.</w:t>
       </w:r>
     </w:p>
     <w:p>
@@ -567,25 +512,7 @@
                 <w:sz w:val="21"/>
                 <w:szCs w:val="21"/>
               </w:rPr>
-              <w:t xml:space="preserve">JUDGMENT DATE: 7 July 2026  —  UNANIMOUS (8:0) —  Justice </w:t>
-            </w:r>
-            <w:proofErr w:type="spellStart"/>
-            <w:r>
-              <w:rPr>
-                <w:color w:val="1A1A1A"/>
-                <w:sz w:val="21"/>
-                <w:szCs w:val="21"/>
-              </w:rPr>
-              <w:t>Majiedt</w:t>
-            </w:r>
-            <w:proofErr w:type="spellEnd"/>
-            <w:r>
-              <w:rPr>
-                <w:color w:val="1A1A1A"/>
-                <w:sz w:val="21"/>
-                <w:szCs w:val="21"/>
-              </w:rPr>
-              <w:t xml:space="preserve"> (writing for the Court)</w:t>
+              <w:t>JUDGMENT DATE: 7 July 2026  —  UNANIMOUS (8:0) —  Justice Majiedt (writing for the Court)</w:t>
             </w:r>
           </w:p>
           <w:p>
@@ -673,23 +600,13 @@
         <w:spacing w:before="200" w:after="100"/>
         <w:ind w:right="652"/>
       </w:pPr>
-      <w:proofErr w:type="gramStart"/>
       <w:r>
         <w:rPr>
           <w:b/>
           <w:bCs/>
           <w:color w:val="1B2A4A"/>
         </w:rPr>
-        <w:t>2.1  What</w:t>
-      </w:r>
-      <w:proofErr w:type="gramEnd"/>
-      <w:r>
-        <w:rPr>
-          <w:b/>
-          <w:bCs/>
-          <w:color w:val="1B2A4A"/>
-        </w:rPr>
-        <w:t xml:space="preserve"> the Court Struck Down</w:t>
+        <w:t>2.1  What the Court Struck Down</w:t>
       </w:r>
     </w:p>
     <w:p>
@@ -726,25 +643,7 @@
           <w:sz w:val="21"/>
           <w:szCs w:val="21"/>
         </w:rPr>
-        <w:t>Section 4(1</w:t>
-      </w:r>
-      <w:proofErr w:type="gramStart"/>
-      <w:r>
-        <w:rPr>
-          <w:color w:val="1A1A1A"/>
-          <w:sz w:val="21"/>
-          <w:szCs w:val="21"/>
-        </w:rPr>
-        <w:t>)(</w:t>
-      </w:r>
-      <w:proofErr w:type="gramEnd"/>
-      <w:r>
-        <w:rPr>
-          <w:color w:val="1A1A1A"/>
-          <w:sz w:val="21"/>
-          <w:szCs w:val="21"/>
-        </w:rPr>
-        <w:t>f): The provision that allowed an asylum seeker to be excluded from refugee status if the RSDO had reason to believe they had committed an offence relating to fraudulent immigration documents. STRUCK DOWN.</w:t>
+        <w:t>Section 4(1)(f): The provision that allowed an asylum seeker to be excluded from refugee status if the RSDO had reason to believe they had committed an offence relating to fraudulent immigration documents. STRUCK DOWN.</w:t>
       </w:r>
     </w:p>
     <w:p>
@@ -769,25 +668,7 @@
           <w:sz w:val="21"/>
           <w:szCs w:val="21"/>
         </w:rPr>
-        <w:t>Section 4(1</w:t>
-      </w:r>
-      <w:proofErr w:type="gramStart"/>
-      <w:r>
-        <w:rPr>
-          <w:color w:val="1A1A1A"/>
-          <w:sz w:val="21"/>
-          <w:szCs w:val="21"/>
-        </w:rPr>
-        <w:t>)(</w:t>
-      </w:r>
-      <w:proofErr w:type="gramEnd"/>
-      <w:r>
-        <w:rPr>
-          <w:color w:val="1A1A1A"/>
-          <w:sz w:val="21"/>
-          <w:szCs w:val="21"/>
-        </w:rPr>
-        <w:t>h): The provision that allowed an asylum seeker to be excluded from refugee status if they had entered South Africa through an unofficial border crossing, unless they could show ‘compelling reasons’. STRUCK DOWN.</w:t>
+        <w:t>Section 4(1)(h): The provision that allowed an asylum seeker to be excluded from refugee status if they had entered South Africa through an unofficial border crossing, unless they could show ‘compelling reasons’. STRUCK DOWN.</w:t>
       </w:r>
     </w:p>
     <w:p>
@@ -812,25 +693,7 @@
           <w:sz w:val="21"/>
           <w:szCs w:val="21"/>
         </w:rPr>
-        <w:t>Section 4(1)(</w:t>
-      </w:r>
-      <w:proofErr w:type="spellStart"/>
-      <w:r>
-        <w:rPr>
-          <w:color w:val="1A1A1A"/>
-          <w:sz w:val="21"/>
-          <w:szCs w:val="21"/>
-        </w:rPr>
-        <w:t>i</w:t>
-      </w:r>
-      <w:proofErr w:type="spellEnd"/>
-      <w:r>
-        <w:rPr>
-          <w:color w:val="1A1A1A"/>
-          <w:sz w:val="21"/>
-          <w:szCs w:val="21"/>
-        </w:rPr>
-        <w:t>): The provision that allowed an asylum seeker to be excluded from refugee status if they had failed to report to a Refugee Reception Office (RRO) within five days of entry, unless they could show ‘compelling reasons’. STRUCK DOWN.</w:t>
+        <w:t>Section 4(1)(i): The provision that allowed an asylum seeker to be excluded from refugee status if they had failed to report to a Refugee Reception Office (RRO) within five days of entry, unless they could show ‘compelling reasons’. STRUCK DOWN.</w:t>
       </w:r>
     </w:p>
     <w:p>
@@ -876,15 +739,7 @@
         <w:ind w:right="652"/>
       </w:pPr>
       <w:r>
-        <w:t>Additionally, Regulations 8(1)(c)(</w:t>
-      </w:r>
-      <w:proofErr w:type="spellStart"/>
-      <w:r>
-        <w:t>i</w:t>
-      </w:r>
-      <w:proofErr w:type="spellEnd"/>
-      <w:r>
-        <w:t>), 8(2), 8(3) and 8(4) of the Refugee Regulations 2018 — which required a transit visa, demanded production of documents as a condition of applying, and required applicants to show ‘good cause’ for illegal entry — were declared unconstitutional by the Western Cape High Court in May 2025. The government failed to properly appeal these regulations. They are therefore also invalid and have no legal force.</w:t>
+        <w:t>Additionally, Regulations 8(1)(c)(i), 8(2), 8(3) and 8(4) of the Refugee Regulations 2018 — which required a transit visa, demanded production of documents as a condition of applying, and required applicants to show ‘good cause’ for illegal entry — were declared unconstitutional by the Western Cape High Court in May 2025. The government failed to properly appeal these regulations. They are therefore also invalid and have no legal force.</w:t>
       </w:r>
     </w:p>
     <w:p>
@@ -895,23 +750,13 @@
         <w:spacing w:before="200" w:after="100"/>
         <w:ind w:right="652"/>
       </w:pPr>
-      <w:proofErr w:type="gramStart"/>
       <w:r>
         <w:rPr>
           <w:b/>
           <w:bCs/>
           <w:color w:val="1B2A4A"/>
         </w:rPr>
-        <w:t>2.2  Why</w:t>
-      </w:r>
-      <w:proofErr w:type="gramEnd"/>
-      <w:r>
-        <w:rPr>
-          <w:b/>
-          <w:bCs/>
-          <w:color w:val="1B2A4A"/>
-        </w:rPr>
-        <w:t xml:space="preserve"> the Court Struck These Provisions Down</w:t>
+        <w:t>2.2  Why the Court Struck These Provisions Down</w:t>
       </w:r>
     </w:p>
     <w:p>
@@ -973,25 +818,7 @@
           <w:sz w:val="21"/>
           <w:szCs w:val="21"/>
         </w:rPr>
-        <w:t>The provisions violated the principle of non-</w:t>
-      </w:r>
-      <w:proofErr w:type="spellStart"/>
-      <w:r>
-        <w:rPr>
-          <w:color w:val="1A1A1A"/>
-          <w:sz w:val="21"/>
-          <w:szCs w:val="21"/>
-        </w:rPr>
-        <w:t>refoulement</w:t>
-      </w:r>
-      <w:proofErr w:type="spellEnd"/>
-      <w:r>
-        <w:rPr>
-          <w:color w:val="1A1A1A"/>
-          <w:sz w:val="21"/>
-          <w:szCs w:val="21"/>
-        </w:rPr>
-        <w:t xml:space="preserve"> (the absolute prohibition on returning a person to a country where they face persecution, torture or death) because they allowed deportation without any merits assessment.</w:t>
+        <w:t>The provisions violated the principle of non-refoulement (the absolute prohibition on returning a person to a country where they face persecution, torture or death) because they allowed deportation without any merits assessment.</w:t>
       </w:r>
     </w:p>
     <w:p>
@@ -1133,7 +960,6 @@
               <w:spacing w:after="60"/>
               <w:ind w:right="652"/>
             </w:pPr>
-            <w:proofErr w:type="spellStart"/>
             <w:r>
               <w:rPr>
                 <w:b/>
@@ -1142,18 +968,7 @@
                 <w:sz w:val="20"/>
                 <w:szCs w:val="20"/>
               </w:rPr>
-              <w:t>Majiedt</w:t>
-            </w:r>
-            <w:proofErr w:type="spellEnd"/>
-            <w:r>
-              <w:rPr>
-                <w:b/>
-                <w:bCs/>
-                <w:color w:val="1B2A4A"/>
-                <w:sz w:val="20"/>
-                <w:szCs w:val="20"/>
-              </w:rPr>
-              <w:t xml:space="preserve"> J, Scalabrini v Minister of Home Affairs [2026] ZACC 30, paragraph 102</w:t>
+              <w:t>Majiedt J, Scalabrini v Minister of Home Affairs [2026] ZACC 30, paragraph 102</w:t>
             </w:r>
           </w:p>
           <w:p>
@@ -1216,7 +1031,7 @@
         <w:rPr>
           <w:b/>
           <w:bCs/>
-          <w:color w:val="EE0000"/>
+          <w:color w:val="1B2A4A"/>
         </w:rPr>
         <w:t>[title] [full names]</w:t>
       </w:r>
@@ -1290,25 +1105,15 @@
                 <w:sz w:val="21"/>
                 <w:szCs w:val="21"/>
               </w:rPr>
-              <w:t>[title] [</w:t>
+              <w:t>[title] [full names]</w:t>
             </w:r>
-            <w:proofErr w:type="gramStart"/>
             <w:r>
               <w:rPr>
                 <w:color w:val="1A1A1A"/>
                 <w:sz w:val="21"/>
                 <w:szCs w:val="21"/>
               </w:rPr>
-              <w:t>full</w:t>
-            </w:r>
-            <w:proofErr w:type="gramEnd"/>
-            <w:r>
-              <w:rPr>
-                <w:color w:val="1A1A1A"/>
-                <w:sz w:val="21"/>
-                <w:szCs w:val="21"/>
-              </w:rPr>
-              <w:t xml:space="preserve"> names] cannot be turned away from the asylum system on account of: how they entered South Africa; whether they hold a Form 23 transit visa; how long they have been in South Africa before applying; whether they reported to an RRO within five days.</w:t>
+              <w:t xml:space="preserve"> cannot be turned away from the asylum system on account of: how they entered South Africa; whether they hold a Form 23 transit visa; how long they have been in South Africa before applying; whether they reported to an RRO within five days.</w:t>
             </w:r>
           </w:p>
           <w:p>
@@ -1379,6 +1184,322 @@
         <w:tabs>
           <w:tab w:val="left" w:pos="10206"/>
         </w:tabs>
+        <w:spacing w:before="200" w:after="100"/>
+        <w:ind w:right="652"/>
+      </w:pPr>
+      <w:r>
+        <w:rPr>
+          <w:b/>
+          <w:bCs/>
+          <w:color w:val="1B2A4A"/>
+        </w:rPr>
+        <w:t>2.4  The “Locked Door” Principle: No Procedural Hurdle May Prevent a Merits-Based Assessment</w:t>
+      </w:r>
+    </w:p>
+    <w:p>
+      <w:pPr>
+        <w:tabs>
+          <w:tab w:val="left" w:pos="10206"/>
+        </w:tabs>
+        <w:spacing w:after="140"/>
+        <w:ind w:right="652"/>
+      </w:pPr>
+      <w:r>
+        <w:t>The Scalabrini judgment establishes a clear and constitutionally entrenched rule: the principle of non-refoulement requires that any person seeking asylum must be given an opportunity for a merits-based assessment of their claim. Any legislative provision that creates a procedural hurdle — such as how a person entered the country, or a delay in applying — which results in disqualification before such a merits-based assessment can take place, is an unconstitutional violation of this principle. The most powerful articulation of this is found in paragraphs [79] to [81] of the judgment:</w:t>
+      </w:r>
+    </w:p>
+    <w:tbl>
+      <w:tblPr>
+        <w:tblW w:w="9360" w:type="dxa"/>
+        <w:tblBorders>
+          <w:top w:val="single" w:sz="4" w:space="0" w:color="auto"/>
+          <w:left w:val="single" w:sz="4" w:space="0" w:color="auto"/>
+          <w:bottom w:val="single" w:sz="4" w:space="0" w:color="auto"/>
+          <w:right w:val="single" w:sz="4" w:space="0" w:color="auto"/>
+          <w:insideH w:val="single" w:sz="4" w:space="0" w:color="auto"/>
+          <w:insideV w:val="single" w:sz="4" w:space="0" w:color="auto"/>
+        </w:tblBorders>
+        <w:tblCellMar>
+          <w:left w:w="10" w:type="dxa"/>
+          <w:right w:w="10" w:type="dxa"/>
+        </w:tblCellMar>
+        <w:tblLook w:val="04A0" w:firstRow="1" w:lastRow="0" w:firstColumn="1" w:lastColumn="0" w:noHBand="0" w:noVBand="1"/>
+      </w:tblPr>
+      <w:tblGrid>
+        <w:gridCol w:w="9360"/>
+      </w:tblGrid>
+      <w:tr>
+        <w:tc>
+          <w:tcPr>
+            <w:tcW w:w="9360" w:type="dxa"/>
+            <w:tcBorders>
+              <w:top w:val="single" w:sz="4" w:space="0" w:color="D0D0D0"/>
+              <w:left w:val="single" w:sz="20" w:space="0" w:color="2E75B6"/>
+              <w:bottom w:val="single" w:sz="4" w:space="0" w:color="D0D0D0"/>
+              <w:right w:val="single" w:sz="4" w:space="0" w:color="D0D0D0"/>
+            </w:tcBorders>
+            <w:shd w:val="clear" w:color="auto" w:fill="EAF3FB"/>
+            <w:tcMar>
+              <w:top w:w="120" w:type="dxa"/>
+              <w:left w:w="200" w:type="dxa"/>
+              <w:bottom w:w="120" w:type="dxa"/>
+              <w:right w:w="160" w:type="dxa"/>
+            </w:tcMar>
+          </w:tcPr>
+          <w:p>
+            <w:pPr>
+              <w:tabs>
+                <w:tab w:val="left" w:pos="10206"/>
+              </w:tabs>
+              <w:spacing w:after="60"/>
+              <w:ind w:right="652"/>
+            </w:pPr>
+            <w:r>
+              <w:rPr>
+                <w:b/>
+                <w:bCs/>
+                <w:color w:val="1B2A4A"/>
+                <w:sz w:val="20"/>
+                <w:szCs w:val="20"/>
+              </w:rPr>
+              <w:t>Majiedt J, Scalabrini v Minister of Home Affairs [2026] ZACC 30, paragraphs [79]–[81]</w:t>
+            </w:r>
+          </w:p>
+          <w:p>
+            <w:pPr>
+              <w:tabs>
+                <w:tab w:val="left" w:pos="10206"/>
+              </w:tabs>
+              <w:spacing w:after="80"/>
+              <w:ind w:right="652"/>
+            </w:pPr>
+            <w:r>
+              <w:rPr>
+                <w:i/>
+                <w:iCs/>
+                <w:color w:val="595959"/>
+                <w:sz w:val="20"/>
+                <w:szCs w:val="20"/>
+              </w:rPr>
+              <w:t>[79] These provisions have the joint effect that, once an application for asylum has been lodged, certain forms of procedural non-compliance may result in disqualification from refugee status. These provisions operate as procedural filters. They bear no resemblance in kind or gravity to the accepted and narrowly circumscribed exceptions to non-refoulement. Article 33 of the 1951 Refugee Convention permits a departure from non-refoulement only where there are reasonable grounds to regard a refugee as (a) a danger to the security of the host State; or (b) a danger to the community, having been convicted of a particularly serious crime.</w:t>
+            </w:r>
+          </w:p>
+          <w:p>
+            <w:pPr>
+              <w:tabs>
+                <w:tab w:val="left" w:pos="10206"/>
+              </w:tabs>
+              <w:spacing w:after="80"/>
+              <w:ind w:right="652"/>
+            </w:pPr>
+            <w:r>
+              <w:rPr>
+                <w:i/>
+                <w:iCs/>
+                <w:color w:val="595959"/>
+                <w:sz w:val="20"/>
+                <w:szCs w:val="20"/>
+              </w:rPr>
+              <w:t>[80] Thus, an applicant is excluded from a merits-based determination and is exposed to removal. In that respect, the provisions directly implicate the principle of non-refoulement. In this regard, it bears emphasis that all asylum seekers are protected by the principle of non-refoulement, and the protection applies as long as the claim to refugee status has not been finally rejected after a proper procedure on the merits.</w:t>
+            </w:r>
+          </w:p>
+          <w:p>
+            <w:pPr>
+              <w:tabs>
+                <w:tab w:val="left" w:pos="10206"/>
+              </w:tabs>
+              <w:ind w:right="652"/>
+            </w:pPr>
+            <w:r>
+              <w:rPr>
+                <w:i/>
+                <w:iCs/>
+                <w:color w:val="595959"/>
+                <w:sz w:val="20"/>
+                <w:szCs w:val="20"/>
+              </w:rPr>
+              <w:t xml:space="preserve">[81] In Scalabrini I, a case with analogous facts and issues, this Court set its face firmly against the disbarment of asylum seekers from seeking refugee status by reason only of </w:t>
+            </w:r>
+            <w:r>
+              <w:rPr>
+                <w:i/>
+                <w:iCs/>
+                <w:color w:val="595959"/>
+                <w:sz w:val="20"/>
+                <w:szCs w:val="20"/>
+              </w:rPr>
+              <w:lastRenderedPageBreak/>
+              <w:t>procedural missteps, no matter how severe. This Court regarded that as unconstitutional and an infringement of the non-refoulement principle: “The impugned subsections fly in the face of the prohibition contained in section 2 of the Act. The effect of section 2 is to ‘permit any person to enter and to remain in this country for the purpose of seeking asylum from persecution’ on account of the factors listed in subsections (a) and (b). It is then that the obligation not to return (refouler) an asylum seeker arises.”</w:t>
+            </w:r>
+          </w:p>
+        </w:tc>
+      </w:tr>
+    </w:tbl>
+    <w:p>
+      <w:pPr>
+        <w:tabs>
+          <w:tab w:val="left" w:pos="10206"/>
+        </w:tabs>
+        <w:spacing w:after="140"/>
+        <w:ind w:right="652"/>
+      </w:pPr>
+      <w:r>
+        <w:lastRenderedPageBreak/>
+        <w:t>The Court’s concluding summary, at paragraph [107], puts the principle beyond argument:</w:t>
+      </w:r>
+    </w:p>
+    <w:tbl>
+      <w:tblPr>
+        <w:tblW w:w="9360" w:type="dxa"/>
+        <w:tblBorders>
+          <w:top w:val="single" w:sz="4" w:space="0" w:color="auto"/>
+          <w:left w:val="single" w:sz="4" w:space="0" w:color="auto"/>
+          <w:bottom w:val="single" w:sz="4" w:space="0" w:color="auto"/>
+          <w:right w:val="single" w:sz="4" w:space="0" w:color="auto"/>
+          <w:insideH w:val="single" w:sz="4" w:space="0" w:color="auto"/>
+          <w:insideV w:val="single" w:sz="4" w:space="0" w:color="auto"/>
+        </w:tblBorders>
+        <w:tblCellMar>
+          <w:left w:w="10" w:type="dxa"/>
+          <w:right w:w="10" w:type="dxa"/>
+        </w:tblCellMar>
+        <w:tblLook w:val="04A0" w:firstRow="1" w:lastRow="0" w:firstColumn="1" w:lastColumn="0" w:noHBand="0" w:noVBand="1"/>
+      </w:tblPr>
+      <w:tblGrid>
+        <w:gridCol w:w="9360"/>
+      </w:tblGrid>
+      <w:tr>
+        <w:tc>
+          <w:tcPr>
+            <w:tcW w:w="9360" w:type="dxa"/>
+            <w:tcBorders>
+              <w:top w:val="single" w:sz="4" w:space="0" w:color="D0D0D0"/>
+              <w:left w:val="single" w:sz="20" w:space="0" w:color="2E75B6"/>
+              <w:bottom w:val="single" w:sz="4" w:space="0" w:color="D0D0D0"/>
+              <w:right w:val="single" w:sz="4" w:space="0" w:color="D0D0D0"/>
+            </w:tcBorders>
+            <w:shd w:val="clear" w:color="auto" w:fill="EAF3FB"/>
+            <w:tcMar>
+              <w:top w:w="120" w:type="dxa"/>
+              <w:left w:w="200" w:type="dxa"/>
+              <w:bottom w:w="120" w:type="dxa"/>
+              <w:right w:w="160" w:type="dxa"/>
+            </w:tcMar>
+          </w:tcPr>
+          <w:p>
+            <w:pPr>
+              <w:tabs>
+                <w:tab w:val="left" w:pos="10206"/>
+              </w:tabs>
+              <w:spacing w:after="60"/>
+              <w:ind w:right="652"/>
+            </w:pPr>
+            <w:r>
+              <w:rPr>
+                <w:b/>
+                <w:bCs/>
+                <w:color w:val="1B2A4A"/>
+                <w:sz w:val="20"/>
+                <w:szCs w:val="20"/>
+              </w:rPr>
+              <w:t>Majiedt J, Scalabrini v Minister of Home Affairs [2026] ZACC 30, paragraph [107]</w:t>
+            </w:r>
+          </w:p>
+          <w:p>
+            <w:pPr>
+              <w:tabs>
+                <w:tab w:val="left" w:pos="10206"/>
+              </w:tabs>
+              <w:ind w:right="652"/>
+            </w:pPr>
+            <w:r>
+              <w:rPr>
+                <w:i/>
+                <w:iCs/>
+                <w:color w:val="595959"/>
+                <w:sz w:val="20"/>
+                <w:szCs w:val="20"/>
+              </w:rPr>
+              <w:t>“The impugned sections prevent asylum seekers from accessing a merits-based assessment of their claims on the basis of procedural non-compliance.” The judgment goes on to hold that these sections violate the principle of non-refoulement and the rights of children.</w:t>
+            </w:r>
+          </w:p>
+        </w:tc>
+      </w:tr>
+    </w:tbl>
+    <w:p>
+      <w:pPr>
+        <w:tabs>
+          <w:tab w:val="left" w:pos="10206"/>
+        </w:tabs>
+        <w:spacing w:after="140"/>
+        <w:ind w:right="652"/>
+      </w:pPr>
+    </w:p>
+    <w:p>
+      <w:pPr>
+        <w:tabs>
+          <w:tab w:val="left" w:pos="10206"/>
+        </w:tabs>
+        <w:spacing w:after="140"/>
+        <w:ind w:right="652"/>
+      </w:pPr>
+      <w:r>
+        <w:rPr>
+          <w:b/>
+          <w:bCs/>
+        </w:rPr>
+        <w:t xml:space="preserve">In effect, the Scalabrini judgment locked that door against legislative attempts to close it: it confirmed that the fundamental right to seek asylum, triggered by intent, cannot be barred by procedural hurdles, and that any legislative scheme preventing a merits-based determination of an asylum claim on the basis of such procedural non-compliance is unconstitutional. Applying this directly: in terms of the Scalabrini judgment, </w:t>
+      </w:r>
+      <w:r>
+        <w:rPr>
+          <w:b/>
+          <w:bCs/>
+        </w:rPr>
+        <w:t>[title] [full names]</w:t>
+      </w:r>
+      <w:r>
+        <w:rPr>
+          <w:b/>
+          <w:bCs/>
+        </w:rPr>
+        <w:t xml:space="preserve"> is an asylum seeker and is entitled to all the protections of the Refugees Act, and no procedural circumstance of his application — including the manner or timing of his online </w:t>
+      </w:r>
+      <w:proofErr w:type="gramStart"/>
+      <w:r>
+        <w:rPr>
+          <w:b/>
+          <w:bCs/>
+        </w:rPr>
+        <w:t xml:space="preserve">submission </w:t>
+      </w:r>
+      <w:r>
+        <w:rPr>
+          <w:b/>
+          <w:bCs/>
+        </w:rPr>
+        <w:t xml:space="preserve"> including</w:t>
+      </w:r>
+      <w:proofErr w:type="gramEnd"/>
+      <w:r>
+        <w:rPr>
+          <w:b/>
+          <w:bCs/>
+        </w:rPr>
+        <w:t xml:space="preserve"> this judgement  &amp; DHA having to amend through parliament the relevant affected statues , viz Section 4  Regulation 21 </w:t>
+      </w:r>
+      <w:r>
+        <w:rPr>
+          <w:b/>
+          <w:bCs/>
+        </w:rPr>
+        <w:t>— may lawfully be used to deny him a merits-based assessment of his claim.</w:t>
+      </w:r>
+    </w:p>
+    <w:p>
+      <w:pPr>
+        <w:tabs>
+          <w:tab w:val="left" w:pos="10206"/>
+        </w:tabs>
         <w:spacing w:before="280" w:after="120"/>
         <w:ind w:right="652"/>
       </w:pPr>
@@ -1420,61 +1541,31 @@
           <w:bCs/>
           <w:color w:val="EE0000"/>
         </w:rPr>
-        <w:t>[</w:t>
-      </w:r>
-      <w:proofErr w:type="gramStart"/>
+        <w:t>[title] [full names]</w:t>
+      </w:r>
       <w:r>
         <w:rPr>
           <w:b/>
           <w:bCs/>
           <w:color w:val="EE0000"/>
         </w:rPr>
-        <w:t>title</w:t>
-      </w:r>
-      <w:proofErr w:type="gramEnd"/>
+        <w:t xml:space="preserve"> has complied with the prescribed procedure by submitting their application via the DHA’s prescribed online channel and is in possession of confirmation that the application was received by the DHA. This process has created an administrative backlog exceeding 100,000 cases, resulting in severe and indefinite delays in the scheduling of interviews and the issuance of formal permits. These delays are systemic and entirely beyond </w:t>
+      </w:r>
       <w:r>
         <w:rPr>
           <w:b/>
           <w:bCs/>
           <w:color w:val="EE0000"/>
         </w:rPr>
-        <w:t>] [</w:t>
-      </w:r>
-      <w:proofErr w:type="gramStart"/>
+        <w:t>[title] [full names]</w:t>
+      </w:r>
       <w:r>
         <w:rPr>
           <w:b/>
           <w:bCs/>
           <w:color w:val="EE0000"/>
         </w:rPr>
-        <w:t>full</w:t>
-      </w:r>
-      <w:proofErr w:type="gramEnd"/>
-      <w:r>
-        <w:rPr>
-          <w:b/>
-          <w:bCs/>
-          <w:color w:val="EE0000"/>
-        </w:rPr>
-        <w:t xml:space="preserve"> names]</w:t>
-      </w:r>
-      <w:r>
-        <w:rPr>
-          <w:color w:val="EE0000"/>
-        </w:rPr>
-        <w:t xml:space="preserve"> </w:t>
-      </w:r>
-      <w:r>
-        <w:t xml:space="preserve">has complied with the prescribed procedure by submitting their application via the DHA’s prescribed online channel and is in possession of confirmation that the application was received by the DHA. This process has created an administrative backlog exceeding 100,000 cases, resulting in severe and indefinite delays in the scheduling of interviews and the issuance of formal permits. These delays are systemic and entirely beyond </w:t>
-      </w:r>
-      <w:r>
-        <w:rPr>
-          <w:color w:val="EE0000"/>
-        </w:rPr>
-        <w:t xml:space="preserve">[title] [full names]’s </w:t>
-      </w:r>
-      <w:r>
-        <w:t>control.</w:t>
+        <w:t>’s control.</w:t>
       </w:r>
     </w:p>
     <w:p>
@@ -1506,15 +1597,7 @@
         <w:ind w:right="652"/>
       </w:pPr>
       <w:r>
-        <w:t xml:space="preserve">The legal status of an individual who has evinced an intention to apply for asylum is unequivocally settled in South African law. The body of binding authority now includes the landmark Constitutional Court judgment of 7 July 2026 </w:t>
-      </w:r>
-      <w:proofErr w:type="spellStart"/>
-      <w:r>
-        <w:t>summarised</w:t>
-      </w:r>
-      <w:proofErr w:type="spellEnd"/>
-      <w:r>
-        <w:t xml:space="preserve"> in Section 2 above, as well as the following established principles.</w:t>
+        <w:t>The legal status of an individual who has evinced an intention to apply for asylum is unequivocally settled in South African law. The body of binding authority now includes the landmark Constitutional Court judgment of 7 July 2026 summarised in Section 2 above, as well as the following established principles.</w:t>
       </w:r>
     </w:p>
     <w:p>
@@ -1553,151 +1636,132 @@
         <w:spacing w:before="200" w:after="100"/>
         <w:ind w:right="652"/>
       </w:pPr>
-      <w:proofErr w:type="gramStart"/>
       <w:r>
         <w:rPr>
           <w:b/>
           <w:bCs/>
           <w:color w:val="1B2A4A"/>
         </w:rPr>
-        <w:t>4.1  Statutory</w:t>
-      </w:r>
-      <w:proofErr w:type="gramEnd"/>
+        <w:lastRenderedPageBreak/>
+        <w:t>4.1  Statutory Protections under the Refugees Act</w:t>
+      </w:r>
+    </w:p>
+    <w:p>
+      <w:pPr>
+        <w:tabs>
+          <w:tab w:val="left" w:pos="10206"/>
+        </w:tabs>
+        <w:spacing w:after="140"/>
+        <w:ind w:right="652"/>
+      </w:pPr>
+      <w:r>
+        <w:t>Section 21 of the Refugees Act provides the foundational procedure and protections for asylum applicants. It reads, in part:</w:t>
+      </w:r>
+    </w:p>
+    <w:p>
+      <w:pPr>
+        <w:tabs>
+          <w:tab w:val="left" w:pos="10206"/>
+        </w:tabs>
+        <w:spacing w:after="120"/>
+        <w:ind w:left="500" w:right="652"/>
+      </w:pPr>
+      <w:r>
+        <w:rPr>
+          <w:sz w:val="21"/>
+          <w:szCs w:val="21"/>
+        </w:rPr>
+        <w:t>Section 21(2): The Refugee Reception Officer concerned—</w:t>
+      </w:r>
+    </w:p>
+    <w:p>
+      <w:pPr>
+        <w:tabs>
+          <w:tab w:val="left" w:pos="10206"/>
+        </w:tabs>
+        <w:spacing w:after="120"/>
+        <w:ind w:left="500" w:right="652"/>
+      </w:pPr>
+      <w:r>
+        <w:rPr>
+          <w:sz w:val="21"/>
+          <w:szCs w:val="21"/>
+        </w:rPr>
+        <w:t>(a) Must accept the application form from the applicant;</w:t>
+      </w:r>
+    </w:p>
+    <w:p>
+      <w:pPr>
+        <w:tabs>
+          <w:tab w:val="left" w:pos="10206"/>
+        </w:tabs>
+        <w:spacing w:after="120"/>
+        <w:ind w:left="500" w:right="652"/>
+      </w:pPr>
+      <w:r>
+        <w:rPr>
+          <w:sz w:val="21"/>
+          <w:szCs w:val="21"/>
+        </w:rPr>
+        <w:t>(b) Must see to it that the application form is properly completed, and, where necessary, must assist the applicant in this regard.</w:t>
+      </w:r>
+    </w:p>
+    <w:p>
+      <w:pPr>
+        <w:tabs>
+          <w:tab w:val="left" w:pos="10206"/>
+        </w:tabs>
+        <w:spacing w:after="80"/>
+        <w:ind w:right="652"/>
+      </w:pPr>
+    </w:p>
+    <w:p>
+      <w:pPr>
+        <w:tabs>
+          <w:tab w:val="left" w:pos="10206"/>
+        </w:tabs>
+        <w:spacing w:after="120"/>
+        <w:ind w:left="500" w:right="652"/>
+      </w:pPr>
+      <w:r>
+        <w:rPr>
+          <w:sz w:val="21"/>
+          <w:szCs w:val="21"/>
+        </w:rPr>
+        <w:t>Section 21(4): Notwithstanding any law to the contrary, no proceedings may be instituted or continued against any person in respect of his or her unlawful entry into or presence within the Republic if—</w:t>
+      </w:r>
+    </w:p>
+    <w:p>
+      <w:pPr>
+        <w:tabs>
+          <w:tab w:val="left" w:pos="10206"/>
+        </w:tabs>
+        <w:spacing w:after="120"/>
+        <w:ind w:left="500" w:right="652"/>
+      </w:pPr>
+      <w:r>
+        <w:rPr>
+          <w:sz w:val="21"/>
+          <w:szCs w:val="21"/>
+        </w:rPr>
+        <w:t>(a) Such person has applied for asylum in terms of subsection (1), until a decision has been made on the application and, where applicable, such person has had an opportunity to exhaust his or her rights of review or appeal.</w:t>
+      </w:r>
+    </w:p>
+    <w:p>
+      <w:pPr>
+        <w:tabs>
+          <w:tab w:val="left" w:pos="10206"/>
+        </w:tabs>
+        <w:spacing w:before="200" w:after="100"/>
+        <w:ind w:right="652"/>
+      </w:pPr>
       <w:r>
         <w:rPr>
           <w:b/>
           <w:bCs/>
           <w:color w:val="1B2A4A"/>
         </w:rPr>
-        <w:t xml:space="preserve"> Protections under the Refugees Act</w:t>
-      </w:r>
-    </w:p>
-    <w:p>
-      <w:pPr>
-        <w:tabs>
-          <w:tab w:val="left" w:pos="10206"/>
-        </w:tabs>
-        <w:spacing w:after="140"/>
-        <w:ind w:right="652"/>
-      </w:pPr>
-      <w:r>
-        <w:t>Section 21 of the Refugees Act provides the foundational procedure and protections for asylum applicants. It reads, in part:</w:t>
-      </w:r>
-    </w:p>
-    <w:p>
-      <w:pPr>
-        <w:tabs>
-          <w:tab w:val="left" w:pos="10206"/>
-        </w:tabs>
-        <w:spacing w:after="120"/>
-        <w:ind w:left="500" w:right="652"/>
-      </w:pPr>
-      <w:r>
-        <w:rPr>
-          <w:sz w:val="21"/>
-          <w:szCs w:val="21"/>
-        </w:rPr>
-        <w:t>Section 21(2): The Refugee Reception Officer concerned—</w:t>
-      </w:r>
-    </w:p>
-    <w:p>
-      <w:pPr>
-        <w:tabs>
-          <w:tab w:val="left" w:pos="10206"/>
-        </w:tabs>
-        <w:spacing w:after="120"/>
-        <w:ind w:left="500" w:right="652"/>
-      </w:pPr>
-      <w:r>
-        <w:rPr>
-          <w:sz w:val="21"/>
-          <w:szCs w:val="21"/>
-        </w:rPr>
-        <w:t>(a) Must accept the application form from the applicant;</w:t>
-      </w:r>
-    </w:p>
-    <w:p>
-      <w:pPr>
-        <w:tabs>
-          <w:tab w:val="left" w:pos="10206"/>
-        </w:tabs>
-        <w:spacing w:after="120"/>
-        <w:ind w:left="500" w:right="652"/>
-      </w:pPr>
-      <w:r>
-        <w:rPr>
-          <w:sz w:val="21"/>
-          <w:szCs w:val="21"/>
-        </w:rPr>
-        <w:t>(b) Must see to it that the application form is properly completed, and, where necessary, must assist the applicant in this regard.</w:t>
-      </w:r>
-    </w:p>
-    <w:p>
-      <w:pPr>
-        <w:tabs>
-          <w:tab w:val="left" w:pos="10206"/>
-        </w:tabs>
-        <w:spacing w:after="80"/>
-        <w:ind w:right="652"/>
-      </w:pPr>
-    </w:p>
-    <w:p>
-      <w:pPr>
-        <w:tabs>
-          <w:tab w:val="left" w:pos="10206"/>
-        </w:tabs>
-        <w:spacing w:after="120"/>
-        <w:ind w:left="500" w:right="652"/>
-      </w:pPr>
-      <w:r>
-        <w:rPr>
-          <w:sz w:val="21"/>
-          <w:szCs w:val="21"/>
-        </w:rPr>
-        <w:t>Section 21(4): Notwithstanding any law to the contrary, no proceedings may be instituted or continued against any person in respect of his or her unlawful entry into or presence within the Republic if—</w:t>
-      </w:r>
-    </w:p>
-    <w:p>
-      <w:pPr>
-        <w:tabs>
-          <w:tab w:val="left" w:pos="10206"/>
-        </w:tabs>
-        <w:spacing w:after="120"/>
-        <w:ind w:left="500" w:right="652"/>
-      </w:pPr>
-      <w:r>
-        <w:rPr>
-          <w:sz w:val="21"/>
-          <w:szCs w:val="21"/>
-        </w:rPr>
-        <w:t>(a) Such person has applied for asylum in terms of subsection (1), until a decision has been made on the application and, where applicable, such person has had an opportunity to exhaust his or her rights of review or appeal.</w:t>
-      </w:r>
-    </w:p>
-    <w:p>
-      <w:pPr>
-        <w:tabs>
-          <w:tab w:val="left" w:pos="10206"/>
-        </w:tabs>
-        <w:spacing w:before="200" w:after="100"/>
-        <w:ind w:right="652"/>
-      </w:pPr>
-      <w:proofErr w:type="gramStart"/>
-      <w:r>
-        <w:rPr>
-          <w:b/>
-          <w:bCs/>
-          <w:color w:val="1B2A4A"/>
-        </w:rPr>
-        <w:t>4.2  The</w:t>
-      </w:r>
-      <w:proofErr w:type="gramEnd"/>
-      <w:r>
-        <w:rPr>
-          <w:b/>
-          <w:bCs/>
-          <w:color w:val="1B2A4A"/>
-        </w:rPr>
-        <w:t xml:space="preserve"> Foundational Scheme of the Refugees Act</w:t>
+        <w:t>4.2  The Foundational Scheme of the Refugees Act</w:t>
       </w:r>
     </w:p>
     <w:tbl>
@@ -1795,23 +1859,13 @@
         <w:spacing w:before="200" w:after="100"/>
         <w:ind w:right="652"/>
       </w:pPr>
-      <w:proofErr w:type="gramStart"/>
       <w:r>
         <w:rPr>
           <w:b/>
           <w:bCs/>
           <w:color w:val="1B2A4A"/>
         </w:rPr>
-        <w:t>4.3  The</w:t>
-      </w:r>
-      <w:proofErr w:type="gramEnd"/>
-      <w:r>
-        <w:rPr>
-          <w:b/>
-          <w:bCs/>
-          <w:color w:val="1B2A4A"/>
-        </w:rPr>
-        <w:t xml:space="preserve"> Trigger for Legal Protection: An Intention to Apply</w:t>
+        <w:t>4.3  The Trigger for Legal Protection: An Intention to Apply</w:t>
       </w:r>
     </w:p>
     <w:p>
@@ -1872,7 +1926,6 @@
               <w:spacing w:after="60"/>
               <w:ind w:right="652"/>
             </w:pPr>
-            <w:proofErr w:type="spellStart"/>
             <w:r>
               <w:rPr>
                 <w:b/>
@@ -1881,18 +1934,7 @@
                 <w:sz w:val="20"/>
                 <w:szCs w:val="20"/>
               </w:rPr>
-              <w:t>Ashebo</w:t>
-            </w:r>
-            <w:proofErr w:type="spellEnd"/>
-            <w:r>
-              <w:rPr>
-                <w:b/>
-                <w:bCs/>
-                <w:color w:val="1B2A4A"/>
-                <w:sz w:val="20"/>
-                <w:szCs w:val="20"/>
-              </w:rPr>
-              <w:t xml:space="preserve"> v Minister of Home Affairs (CCT/25022, decided 12 June 2023) — Constitutional Court</w:t>
+              <w:t>Ashebo v Minister of Home Affairs (CCT/25022, decided 12 June 2023) — Constitutional Court</w:t>
             </w:r>
           </w:p>
           <w:p>
@@ -1902,7 +1944,6 @@
               </w:tabs>
               <w:ind w:right="652"/>
             </w:pPr>
-            <w:proofErr w:type="gramStart"/>
             <w:r>
               <w:rPr>
                 <w:i/>
@@ -1911,40 +1952,7 @@
                 <w:sz w:val="20"/>
                 <w:szCs w:val="20"/>
               </w:rPr>
-              <w:t>36.2  The</w:t>
-            </w:r>
-            <w:proofErr w:type="gramEnd"/>
-            <w:r>
-              <w:rPr>
-                <w:i/>
-                <w:iCs/>
-                <w:color w:val="595959"/>
-                <w:sz w:val="20"/>
-                <w:szCs w:val="20"/>
-              </w:rPr>
-              <w:t xml:space="preserve"> Refugees Act is triggered by an intimation of a desire to apply for asylum by an illegal foreigner, not by a formal application being submitted. </w:t>
-            </w:r>
-            <w:proofErr w:type="gramStart"/>
-            <w:r>
-              <w:rPr>
-                <w:i/>
-                <w:iCs/>
-                <w:color w:val="595959"/>
-                <w:sz w:val="20"/>
-                <w:szCs w:val="20"/>
-              </w:rPr>
-              <w:t>36.3  An</w:t>
-            </w:r>
-            <w:proofErr w:type="gramEnd"/>
-            <w:r>
-              <w:rPr>
-                <w:i/>
-                <w:iCs/>
-                <w:color w:val="595959"/>
-                <w:sz w:val="20"/>
-                <w:szCs w:val="20"/>
-              </w:rPr>
-              <w:t xml:space="preserve"> illegal foreigner in detention under section 34 is entitled to be released from detention at once when an intimation to apply for asylum is expressed.</w:t>
+              <w:t>36.2  The Refugees Act is triggered by an intimation of a desire to apply for asylum by an illegal foreigner, not by a formal application being submitted. 36.3  An illegal foreigner in detention under section 34 is entitled to be released from detention at once when an intimation to apply for asylum is expressed.</w:t>
             </w:r>
           </w:p>
         </w:tc>
@@ -2054,41 +2062,14 @@
         <w:spacing w:before="200" w:after="100"/>
         <w:ind w:right="652"/>
       </w:pPr>
-      <w:proofErr w:type="gramStart"/>
       <w:r>
         <w:rPr>
           <w:b/>
           <w:bCs/>
           <w:color w:val="1B2A4A"/>
         </w:rPr>
-        <w:t>4.4  The</w:t>
-      </w:r>
-      <w:proofErr w:type="gramEnd"/>
-      <w:r>
-        <w:rPr>
-          <w:b/>
-          <w:bCs/>
-          <w:color w:val="1B2A4A"/>
-        </w:rPr>
-        <w:t xml:space="preserve"> Absolute Nature of Non-</w:t>
-      </w:r>
-      <w:proofErr w:type="spellStart"/>
-      <w:r>
-        <w:rPr>
-          <w:b/>
-          <w:bCs/>
-          <w:color w:val="1B2A4A"/>
-        </w:rPr>
-        <w:t>Refoulement</w:t>
-      </w:r>
-      <w:proofErr w:type="spellEnd"/>
-      <w:r>
-        <w:rPr>
-          <w:b/>
-          <w:bCs/>
-          <w:color w:val="1B2A4A"/>
-        </w:rPr>
-        <w:t xml:space="preserve"> and Protection from Deportation</w:t>
+        <w:lastRenderedPageBreak/>
+        <w:t>4.3.1  The Ruta Confirmation: Once Intention is Evinced, the Person Is an Asylum Seeker</w:t>
       </w:r>
     </w:p>
     <w:p>
@@ -2100,39 +2081,7 @@
         <w:ind w:right="652"/>
       </w:pPr>
       <w:r>
-        <w:t xml:space="preserve">The prohibition against deporting an asylum seeker before their claim is </w:t>
-      </w:r>
-      <w:proofErr w:type="spellStart"/>
-      <w:r>
-        <w:t>finalised</w:t>
-      </w:r>
-      <w:proofErr w:type="spellEnd"/>
-      <w:r>
-        <w:t xml:space="preserve"> is absolute. This is now reinforced by the ZACC 30 judgment of 7 July 2026 (set out in Section 2 above), as well as the established principle from </w:t>
-      </w:r>
-      <w:proofErr w:type="spellStart"/>
-      <w:r>
-        <w:t>Ashebo</w:t>
-      </w:r>
-      <w:proofErr w:type="spellEnd"/>
-      <w:r>
-        <w:t xml:space="preserve">, </w:t>
-      </w:r>
-      <w:proofErr w:type="spellStart"/>
-      <w:r>
-        <w:t>Ruta</w:t>
-      </w:r>
-      <w:proofErr w:type="spellEnd"/>
-      <w:r>
-        <w:t xml:space="preserve"> and </w:t>
-      </w:r>
-      <w:proofErr w:type="spellStart"/>
-      <w:r>
-        <w:t>Abore</w:t>
-      </w:r>
-      <w:proofErr w:type="spellEnd"/>
-      <w:r>
-        <w:t>:</w:t>
+        <w:t>The Constitutional Court’s own words in Ruta place this beyond any doubt. Having reviewed and affirmed the Supreme Court of Appeal’s own precedents (Abdi, Arse, Bula and Ersumo), the Court held:</w:t>
       </w:r>
     </w:p>
     <w:tbl>
@@ -2181,7 +2130,6 @@
               <w:spacing w:after="60"/>
               <w:ind w:right="652"/>
             </w:pPr>
-            <w:proofErr w:type="spellStart"/>
             <w:r>
               <w:rPr>
                 <w:b/>
@@ -2190,18 +2138,7 @@
                 <w:sz w:val="20"/>
                 <w:szCs w:val="20"/>
               </w:rPr>
-              <w:t>Ashebo</w:t>
-            </w:r>
-            <w:proofErr w:type="spellEnd"/>
-            <w:r>
-              <w:rPr>
-                <w:b/>
-                <w:bCs/>
-                <w:color w:val="1B2A4A"/>
-                <w:sz w:val="20"/>
-                <w:szCs w:val="20"/>
-              </w:rPr>
-              <w:t xml:space="preserve"> v Minister of Home Affairs — Constitutional Court (2023)</w:t>
+              <w:t>Ruta v Minister of Home Affairs (CCT02/18) [2018] ZACC 52 — Constitutional Court, paragraph [18]</w:t>
             </w:r>
           </w:p>
           <w:p>
@@ -2219,9 +2156,156 @@
                 <w:sz w:val="20"/>
                 <w:szCs w:val="20"/>
               </w:rPr>
-              <w:t>[31] …the 1951 Convention protects both what it calls ‘de facto refugees’ (those who have not yet had their refugee status confirmed under domestic law), or asylum seekers, and ‘de jure refugees’… The protection applies as long as the claim to refugee status has not been finally rejected after a proper procedure. This means that the right to seek asylum should be made available to every illegal foreigner who evinces an intention to apply for asylum, and a proper determination procedure should be embarked upon and completed. The ‘shield of non-</w:t>
+              <w:t>[18] …The Department’s officials have a duty to ensure that intending applicants not statutorily excluded are given every reasonable opportunity to apply (Abdi). A contention by the Department that only those who at “the first available opportunity” indicate their intention to apply for asylum are entitled to do so was roundly rejected. The “every reasonable opportunity”, at any stage, standard of Abdi was reaffirmed. It followed “ineluctably” that, once an intention to apply for asylum was evinced, the protective provisions of the Refugees Act and regulations come into play and “the asylum seeker is entitled as of right to be set free subject to the provisions of the [Refugees] Act” (Bula).</w:t>
             </w:r>
-            <w:proofErr w:type="spellStart"/>
+          </w:p>
+        </w:tc>
+      </w:tr>
+    </w:tbl>
+    <w:p>
+      <w:pPr>
+        <w:tabs>
+          <w:tab w:val="left" w:pos="10206"/>
+        </w:tabs>
+        <w:spacing w:after="140"/>
+        <w:ind w:right="652"/>
+      </w:pPr>
+    </w:p>
+    <w:p>
+      <w:pPr>
+        <w:tabs>
+          <w:tab w:val="left" w:pos="10206"/>
+        </w:tabs>
+        <w:spacing w:after="140"/>
+        <w:ind w:right="652"/>
+      </w:pPr>
+      <w:r>
+        <w:t>This is reinforced by regulation 2(2) of the Refugee Regulations issued under section 38 of the Refugees Act, referenced by the Court in support of this holding: any person encountered in violation of the Immigration Act who has not yet submitted a formal application, but indicates an intention to apply for asylum, must be issued an appropriate permit valid for 14 days within which to approach a Refugee Reception Office to complete the asylum application.</w:t>
+      </w:r>
+    </w:p>
+    <w:p>
+      <w:pPr>
+        <w:tabs>
+          <w:tab w:val="left" w:pos="10206"/>
+        </w:tabs>
+        <w:spacing w:after="140"/>
+        <w:ind w:right="652"/>
+      </w:pPr>
+      <w:r>
+        <w:rPr>
+          <w:b/>
+          <w:bCs/>
+        </w:rPr>
+        <w:t xml:space="preserve">Applying this principle directly: </w:t>
+      </w:r>
+      <w:r>
+        <w:rPr>
+          <w:b/>
+          <w:bCs/>
+        </w:rPr>
+        <w:t>[title] [full names]</w:t>
+      </w:r>
+      <w:r>
+        <w:rPr>
+          <w:b/>
+          <w:bCs/>
+        </w:rPr>
+        <w:t>, having evinced his intention to apply for asylum by submitting his application via the DHA’s prescribed online channel, is in law an asylum seeker as defined by the Refugees Act, and is entitled to the full and immediate protection afforded to asylum seekers under the Act — including protection from arrest, detention, prosecution or deportation under section 21(4) — pending the final determination of his application.</w:t>
+      </w:r>
+    </w:p>
+    <w:p>
+      <w:pPr>
+        <w:tabs>
+          <w:tab w:val="left" w:pos="10206"/>
+        </w:tabs>
+        <w:spacing w:before="200" w:after="100"/>
+        <w:ind w:right="652"/>
+      </w:pPr>
+      <w:r>
+        <w:rPr>
+          <w:b/>
+          <w:bCs/>
+          <w:color w:val="1B2A4A"/>
+        </w:rPr>
+        <w:t>4.4  The Absolute Nature of Non-Refoulement and Protection from Deportation</w:t>
+      </w:r>
+    </w:p>
+    <w:p>
+      <w:pPr>
+        <w:tabs>
+          <w:tab w:val="left" w:pos="10206"/>
+        </w:tabs>
+        <w:spacing w:after="140"/>
+        <w:ind w:right="652"/>
+      </w:pPr>
+      <w:r>
+        <w:t>The prohibition against deporting an asylum seeker before their claim is finalised is absolute. This is now reinforced by the ZACC 30 judgment of 7 July 2026 (set out in Section 2 above), as well as the established principle from Ashebo, Ruta and Abore:</w:t>
+      </w:r>
+    </w:p>
+    <w:tbl>
+      <w:tblPr>
+        <w:tblW w:w="9360" w:type="dxa"/>
+        <w:tblBorders>
+          <w:top w:val="single" w:sz="4" w:space="0" w:color="auto"/>
+          <w:left w:val="single" w:sz="4" w:space="0" w:color="auto"/>
+          <w:bottom w:val="single" w:sz="4" w:space="0" w:color="auto"/>
+          <w:right w:val="single" w:sz="4" w:space="0" w:color="auto"/>
+          <w:insideH w:val="single" w:sz="4" w:space="0" w:color="auto"/>
+          <w:insideV w:val="single" w:sz="4" w:space="0" w:color="auto"/>
+        </w:tblBorders>
+        <w:tblCellMar>
+          <w:left w:w="10" w:type="dxa"/>
+          <w:right w:w="10" w:type="dxa"/>
+        </w:tblCellMar>
+        <w:tblLook w:val="04A0" w:firstRow="1" w:lastRow="0" w:firstColumn="1" w:lastColumn="0" w:noHBand="0" w:noVBand="1"/>
+      </w:tblPr>
+      <w:tblGrid>
+        <w:gridCol w:w="9360"/>
+      </w:tblGrid>
+      <w:tr>
+        <w:tc>
+          <w:tcPr>
+            <w:tcW w:w="9360" w:type="dxa"/>
+            <w:tcBorders>
+              <w:top w:val="single" w:sz="4" w:space="0" w:color="D0D0D0"/>
+              <w:left w:val="single" w:sz="20" w:space="0" w:color="2E75B6"/>
+              <w:bottom w:val="single" w:sz="4" w:space="0" w:color="D0D0D0"/>
+              <w:right w:val="single" w:sz="4" w:space="0" w:color="D0D0D0"/>
+            </w:tcBorders>
+            <w:shd w:val="clear" w:color="auto" w:fill="EAF3FB"/>
+            <w:tcMar>
+              <w:top w:w="120" w:type="dxa"/>
+              <w:left w:w="200" w:type="dxa"/>
+              <w:bottom w:w="120" w:type="dxa"/>
+              <w:right w:w="160" w:type="dxa"/>
+            </w:tcMar>
+          </w:tcPr>
+          <w:p>
+            <w:pPr>
+              <w:tabs>
+                <w:tab w:val="left" w:pos="10206"/>
+              </w:tabs>
+              <w:spacing w:after="60"/>
+              <w:ind w:right="652"/>
+            </w:pPr>
+            <w:r>
+              <w:rPr>
+                <w:b/>
+                <w:bCs/>
+                <w:color w:val="1B2A4A"/>
+                <w:sz w:val="20"/>
+                <w:szCs w:val="20"/>
+              </w:rPr>
+              <w:t>Ashebo v Minister of Home Affairs — Constitutional Court (2023)</w:t>
+            </w:r>
+          </w:p>
+          <w:p>
+            <w:pPr>
+              <w:tabs>
+                <w:tab w:val="left" w:pos="10206"/>
+              </w:tabs>
+              <w:ind w:right="652"/>
+            </w:pPr>
             <w:r>
               <w:rPr>
                 <w:i/>
@@ -2230,18 +2314,7 @@
                 <w:sz w:val="20"/>
                 <w:szCs w:val="20"/>
               </w:rPr>
-              <w:t>refoulement</w:t>
-            </w:r>
-            <w:proofErr w:type="spellEnd"/>
-            <w:r>
-              <w:rPr>
-                <w:i/>
-                <w:iCs/>
-                <w:color w:val="595959"/>
-                <w:sz w:val="20"/>
-                <w:szCs w:val="20"/>
-              </w:rPr>
-              <w:t>’ may only be lifted after that process has been completed.</w:t>
+              <w:t>[31] …the 1951 Convention protects both what it calls ‘de facto refugees’ (those who have not yet had their refugee status confirmed under domestic law), or asylum seekers, and ‘de jure refugees’… The protection applies as long as the claim to refugee status has not been finally rejected after a proper procedure. This means that the right to seek asylum should be made available to every illegal foreigner who evinces an intention to apply for asylum, and a proper determination procedure should be embarked upon and completed. The ‘shield of non-refoulement’ may only be lifted after that process has been completed.</w:t>
             </w:r>
           </w:p>
         </w:tc>
@@ -2340,29 +2413,8 @@
                 <w:sz w:val="20"/>
                 <w:szCs w:val="20"/>
               </w:rPr>
-              <w:t>“The Respondents are interdicted from initiating any process to deport any foreign national present in the Republic in the event that such foreign national has indicated an intention to make an application for asylum in terms of section 21(1</w:t>
-            </w:r>
-            <w:proofErr w:type="gramStart"/>
-            <w:r>
-              <w:rPr>
-                <w:i/>
-                <w:iCs/>
-                <w:color w:val="595959"/>
-                <w:sz w:val="20"/>
-                <w:szCs w:val="20"/>
-              </w:rPr>
-              <w:t>)(</w:t>
-            </w:r>
-            <w:proofErr w:type="gramEnd"/>
-            <w:r>
-              <w:rPr>
-                <w:i/>
-                <w:iCs/>
-                <w:color w:val="595959"/>
-                <w:sz w:val="20"/>
-                <w:szCs w:val="20"/>
-              </w:rPr>
-              <w:t>b) of the Refugees Act 130 of 1998.”</w:t>
+              <w:lastRenderedPageBreak/>
+              <w:t>“The Respondents are interdicted from initiating any process to deport any foreign national present in the Republic in the event that such foreign national has indicated an intention to make an application for asylum in terms of section 21(1)(b) of the Refugees Act 130 of 1998.”</w:t>
             </w:r>
           </w:p>
         </w:tc>
@@ -2385,23 +2437,13 @@
         <w:spacing w:before="200" w:after="100"/>
         <w:ind w:right="652"/>
       </w:pPr>
-      <w:proofErr w:type="gramStart"/>
       <w:r>
         <w:rPr>
           <w:b/>
           <w:bCs/>
           <w:color w:val="1B2A4A"/>
         </w:rPr>
-        <w:t>4.5  Irrelevance</w:t>
-      </w:r>
-      <w:proofErr w:type="gramEnd"/>
-      <w:r>
-        <w:rPr>
-          <w:b/>
-          <w:bCs/>
-          <w:color w:val="1B2A4A"/>
-        </w:rPr>
-        <w:t xml:space="preserve"> of Delay in Applying — Now Reinforced by ZACC 30 - </w:t>
+        <w:t xml:space="preserve">4.5  Irrelevance of Delay in Applying — Now Reinforced by ZACC 30 - </w:t>
       </w:r>
       <w:r>
         <w:rPr>
@@ -2423,123 +2465,8 @@
         <w:ind w:right="652"/>
       </w:pPr>
       <w:r>
-        <w:t xml:space="preserve">Any delay in making an application is not a bar to seeking asylum. This principle, established in </w:t>
-      </w:r>
-      <w:proofErr w:type="spellStart"/>
-      <w:r>
-        <w:t>Ruta</w:t>
-      </w:r>
-      <w:proofErr w:type="spellEnd"/>
-      <w:r>
-        <w:t xml:space="preserve"> and </w:t>
-      </w:r>
-      <w:proofErr w:type="spellStart"/>
-      <w:r>
-        <w:t>Abore</w:t>
-      </w:r>
-      <w:proofErr w:type="spellEnd"/>
-      <w:r>
-        <w:t>, has been comprehensively reinforced and expanded by the Constitutional Court’s judgment of 7 July 2026, which struck down the provisions that imposed time limits as a basis for disqualification:</w:t>
-      </w:r>
-    </w:p>
-    <w:tbl>
-      <w:tblPr>
-        <w:tblW w:w="9360" w:type="dxa"/>
-        <w:tblBorders>
-          <w:top w:val="single" w:sz="4" w:space="0" w:color="auto"/>
-          <w:left w:val="single" w:sz="4" w:space="0" w:color="auto"/>
-          <w:bottom w:val="single" w:sz="4" w:space="0" w:color="auto"/>
-          <w:right w:val="single" w:sz="4" w:space="0" w:color="auto"/>
-          <w:insideH w:val="single" w:sz="4" w:space="0" w:color="auto"/>
-          <w:insideV w:val="single" w:sz="4" w:space="0" w:color="auto"/>
-        </w:tblBorders>
-        <w:tblCellMar>
-          <w:left w:w="10" w:type="dxa"/>
-          <w:right w:w="10" w:type="dxa"/>
-        </w:tblCellMar>
-        <w:tblLook w:val="04A0" w:firstRow="1" w:lastRow="0" w:firstColumn="1" w:lastColumn="0" w:noHBand="0" w:noVBand="1"/>
-      </w:tblPr>
-      <w:tblGrid>
-        <w:gridCol w:w="9360"/>
-      </w:tblGrid>
-      <w:tr>
-        <w:tc>
-          <w:tcPr>
-            <w:tcW w:w="9360" w:type="dxa"/>
-            <w:tcBorders>
-              <w:top w:val="single" w:sz="4" w:space="0" w:color="D0D0D0"/>
-              <w:left w:val="single" w:sz="20" w:space="0" w:color="2E75B6"/>
-              <w:bottom w:val="single" w:sz="4" w:space="0" w:color="D0D0D0"/>
-              <w:right w:val="single" w:sz="4" w:space="0" w:color="D0D0D0"/>
-            </w:tcBorders>
-            <w:shd w:val="clear" w:color="auto" w:fill="EAF3FB"/>
-            <w:tcMar>
-              <w:top w:w="120" w:type="dxa"/>
-              <w:left w:w="200" w:type="dxa"/>
-              <w:bottom w:w="120" w:type="dxa"/>
-              <w:right w:w="160" w:type="dxa"/>
-            </w:tcMar>
-          </w:tcPr>
-          <w:p>
-            <w:pPr>
-              <w:tabs>
-                <w:tab w:val="left" w:pos="10206"/>
-              </w:tabs>
-              <w:spacing w:after="60"/>
-              <w:ind w:right="652"/>
-            </w:pPr>
-            <w:proofErr w:type="spellStart"/>
-            <w:r>
-              <w:rPr>
-                <w:b/>
-                <w:bCs/>
-                <w:color w:val="1B2A4A"/>
-                <w:sz w:val="20"/>
-                <w:szCs w:val="20"/>
-              </w:rPr>
-              <w:t>Ruta</w:t>
-            </w:r>
-            <w:proofErr w:type="spellEnd"/>
-            <w:r>
-              <w:rPr>
-                <w:b/>
-                <w:bCs/>
-                <w:color w:val="1B2A4A"/>
-                <w:sz w:val="20"/>
-                <w:szCs w:val="20"/>
-              </w:rPr>
-              <w:t xml:space="preserve"> v Minister of Home Affairs (CCT02/18) [2018] ZACC 52 — Constitutional Court</w:t>
-            </w:r>
-          </w:p>
-          <w:p>
-            <w:pPr>
-              <w:tabs>
-                <w:tab w:val="left" w:pos="10206"/>
-              </w:tabs>
-              <w:ind w:right="652"/>
-            </w:pPr>
-            <w:r>
-              <w:rPr>
-                <w:i/>
-                <w:iCs/>
-                <w:color w:val="595959"/>
-                <w:sz w:val="20"/>
-                <w:szCs w:val="20"/>
-              </w:rPr>
-              <w:t>[56] …At no stage however does delay function as an absolute disqualification from initiating the asylum application process.</w:t>
-            </w:r>
-          </w:p>
-        </w:tc>
-      </w:tr>
-    </w:tbl>
-    <w:p>
-      <w:pPr>
-        <w:tabs>
-          <w:tab w:val="left" w:pos="10206"/>
-        </w:tabs>
-        <w:spacing w:after="140"/>
-        <w:ind w:right="652"/>
-      </w:pPr>
+        <w:t>Any delay in making an application is not a bar to seeking asylum. This principle, established in Ruta and Abore, has been comprehensively reinforced and expanded by the Constitutional Court’s judgment of 7 July 2026, which struck down the provisions that imposed time limits as a basis for disqualification:</w:t>
+      </w:r>
     </w:p>
     <w:tbl>
       <w:tblPr>
@@ -2595,29 +2522,7 @@
                 <w:sz w:val="20"/>
                 <w:szCs w:val="20"/>
               </w:rPr>
-              <w:t xml:space="preserve">Desta </w:t>
-            </w:r>
-            <w:proofErr w:type="spellStart"/>
-            <w:r>
-              <w:rPr>
-                <w:b/>
-                <w:bCs/>
-                <w:color w:val="1B2A4A"/>
-                <w:sz w:val="20"/>
-                <w:szCs w:val="20"/>
-              </w:rPr>
-              <w:t>Abore</w:t>
-            </w:r>
-            <w:proofErr w:type="spellEnd"/>
-            <w:r>
-              <w:rPr>
-                <w:b/>
-                <w:bCs/>
-                <w:color w:val="1B2A4A"/>
-                <w:sz w:val="20"/>
-                <w:szCs w:val="20"/>
-              </w:rPr>
-              <w:t xml:space="preserve"> v Minister of Home Affairs and Another (CCT115/21) — Constitutional Court</w:t>
+              <w:t>Ruta v Minister of Home Affairs (CCT02/18) [2018] ZACC 52 — Constitutional Court</w:t>
             </w:r>
           </w:p>
           <w:p>
@@ -2635,7 +2540,7 @@
                 <w:sz w:val="20"/>
                 <w:szCs w:val="20"/>
               </w:rPr>
-              <w:t>Delay is “only relevant to determine whether someone is a genuine refugee” and “should at no stage function as an absolute disqualification from initiating the asylum application process.”</w:t>
+              <w:t>[56] …At no stage however does delay function as an absolute disqualification from initiating the asylum application process.</w:t>
             </w:r>
           </w:p>
         </w:tc>
@@ -2649,87 +2554,6 @@
         <w:spacing w:after="140"/>
         <w:ind w:right="652"/>
       </w:pPr>
-    </w:p>
-    <w:p>
-      <w:pPr>
-        <w:tabs>
-          <w:tab w:val="left" w:pos="10206"/>
-        </w:tabs>
-        <w:spacing w:before="200" w:after="100"/>
-        <w:ind w:right="652"/>
-        <w:rPr>
-          <w:b/>
-          <w:bCs/>
-          <w:color w:val="1B2A4A"/>
-        </w:rPr>
-      </w:pPr>
-    </w:p>
-    <w:p>
-      <w:pPr>
-        <w:tabs>
-          <w:tab w:val="left" w:pos="10206"/>
-        </w:tabs>
-        <w:spacing w:before="200" w:after="100"/>
-        <w:ind w:right="652"/>
-        <w:rPr>
-          <w:b/>
-          <w:bCs/>
-          <w:color w:val="1B2A4A"/>
-        </w:rPr>
-      </w:pPr>
-    </w:p>
-    <w:p>
-      <w:pPr>
-        <w:tabs>
-          <w:tab w:val="left" w:pos="10206"/>
-        </w:tabs>
-        <w:spacing w:before="200" w:after="100"/>
-        <w:ind w:right="652"/>
-        <w:rPr>
-          <w:b/>
-          <w:bCs/>
-          <w:color w:val="1B2A4A"/>
-        </w:rPr>
-      </w:pPr>
-    </w:p>
-    <w:p>
-      <w:pPr>
-        <w:tabs>
-          <w:tab w:val="left" w:pos="10206"/>
-        </w:tabs>
-        <w:spacing w:before="200" w:after="100"/>
-        <w:ind w:right="652"/>
-      </w:pPr>
-      <w:proofErr w:type="gramStart"/>
-      <w:r>
-        <w:rPr>
-          <w:b/>
-          <w:bCs/>
-          <w:color w:val="1B2A4A"/>
-        </w:rPr>
-        <w:t>4.6  Status</w:t>
-      </w:r>
-      <w:proofErr w:type="gramEnd"/>
-      <w:r>
-        <w:rPr>
-          <w:b/>
-          <w:bCs/>
-          <w:color w:val="1B2A4A"/>
-        </w:rPr>
-        <w:t xml:space="preserve"> During Detention and Supremacy of the Refugees Act</w:t>
-      </w:r>
-    </w:p>
-    <w:p>
-      <w:pPr>
-        <w:tabs>
-          <w:tab w:val="left" w:pos="10206"/>
-        </w:tabs>
-        <w:spacing w:after="140"/>
-        <w:ind w:right="652"/>
-      </w:pPr>
-      <w:r>
-        <w:t>Even if an individual is detained as an ‘illegal foreigner’ under the Immigration Act, the moment they express an intention to seek asylum, the Refugees Act becomes the prevailing statute.</w:t>
-      </w:r>
     </w:p>
     <w:tbl>
       <w:tblPr>
@@ -2777,7 +2601,6 @@
               <w:spacing w:after="60"/>
               <w:ind w:right="652"/>
             </w:pPr>
-            <w:proofErr w:type="spellStart"/>
             <w:r>
               <w:rPr>
                 <w:b/>
@@ -2786,18 +2609,7 @@
                 <w:sz w:val="20"/>
                 <w:szCs w:val="20"/>
               </w:rPr>
-              <w:t>Ruta</w:t>
-            </w:r>
-            <w:proofErr w:type="spellEnd"/>
-            <w:r>
-              <w:rPr>
-                <w:b/>
-                <w:bCs/>
-                <w:color w:val="1B2A4A"/>
-                <w:sz w:val="20"/>
-                <w:szCs w:val="20"/>
-              </w:rPr>
-              <w:t xml:space="preserve"> v Minister of Home Affairs — Constitutional Court</w:t>
+              <w:t>Desta Abore v Minister of Home Affairs and Another (CCT115/21) — Constitutional Court</w:t>
             </w:r>
           </w:p>
           <w:p>
@@ -2815,7 +2627,7 @@
                 <w:sz w:val="20"/>
                 <w:szCs w:val="20"/>
               </w:rPr>
-              <w:t>[32] Though an asylum seeker who is in the country unlawfully is an ‘illegal foreigner’ under the Immigration Act, and liable to deportation, the specific provisions of the Refugees Act intercede to provide imperatively that, notwithstanding that status, his or her claim to asylum must first be processed under the Refugees Act.</w:t>
+              <w:t>Delay is “only relevant to determine whether someone is a genuine refugee” and “should at no stage function as an absolute disqualification from initiating the asylum application process.”</w:t>
             </w:r>
           </w:p>
         </w:tc>
@@ -2845,7 +2657,7 @@
           <w:bCs/>
           <w:color w:val="1B2A4A"/>
         </w:rPr>
-        <w:t>4.7  Administrative</w:t>
+        <w:t>4.6  Status</w:t>
       </w:r>
       <w:proofErr w:type="gramEnd"/>
       <w:r>
@@ -2854,7 +2666,19 @@
           <w:bCs/>
           <w:color w:val="1B2A4A"/>
         </w:rPr>
-        <w:t xml:space="preserve"> Failures by the State Cannot Prejudice the Applicant</w:t>
+        <w:t xml:space="preserve"> During Detention and Supremacy of the Refugees Act</w:t>
+      </w:r>
+    </w:p>
+    <w:p>
+      <w:pPr>
+        <w:tabs>
+          <w:tab w:val="left" w:pos="10206"/>
+        </w:tabs>
+        <w:spacing w:after="140"/>
+        <w:ind w:right="652"/>
+      </w:pPr>
+      <w:r>
+        <w:t>Even if an individual is detained as an ‘illegal foreigner’ under the Immigration Act, the moment they express an intention to seek asylum, the Refugees Act becomes the prevailing statute.</w:t>
       </w:r>
     </w:p>
     <w:tbl>
@@ -2903,7 +2727,6 @@
               <w:spacing w:after="60"/>
               <w:ind w:right="652"/>
             </w:pPr>
-            <w:proofErr w:type="spellStart"/>
             <w:r>
               <w:rPr>
                 <w:b/>
@@ -2912,9 +2735,102 @@
                 <w:sz w:val="20"/>
                 <w:szCs w:val="20"/>
               </w:rPr>
-              <w:t>Maow</w:t>
+              <w:t>Ruta v Minister of Home Affairs — Constitutional Court</w:t>
             </w:r>
-            <w:proofErr w:type="spellEnd"/>
+          </w:p>
+          <w:p>
+            <w:pPr>
+              <w:tabs>
+                <w:tab w:val="left" w:pos="10206"/>
+              </w:tabs>
+              <w:ind w:right="652"/>
+            </w:pPr>
+            <w:r>
+              <w:rPr>
+                <w:i/>
+                <w:iCs/>
+                <w:color w:val="595959"/>
+                <w:sz w:val="20"/>
+                <w:szCs w:val="20"/>
+              </w:rPr>
+              <w:t>[32] Though an asylum seeker who is in the country unlawfully is an ‘illegal foreigner’ under the Immigration Act, and liable to deportation, the specific provisions of the Refugees Act intercede to provide imperatively that, notwithstanding that status, his or her claim to asylum must first be processed under the Refugees Act.</w:t>
+            </w:r>
+          </w:p>
+        </w:tc>
+      </w:tr>
+    </w:tbl>
+    <w:p>
+      <w:pPr>
+        <w:tabs>
+          <w:tab w:val="left" w:pos="10206"/>
+        </w:tabs>
+        <w:spacing w:after="140"/>
+        <w:ind w:right="652"/>
+      </w:pPr>
+    </w:p>
+    <w:p>
+      <w:pPr>
+        <w:tabs>
+          <w:tab w:val="left" w:pos="10206"/>
+        </w:tabs>
+        <w:spacing w:before="200" w:after="100"/>
+        <w:ind w:right="652"/>
+      </w:pPr>
+      <w:r>
+        <w:rPr>
+          <w:b/>
+          <w:bCs/>
+          <w:color w:val="1B2A4A"/>
+        </w:rPr>
+        <w:t>4.7  Administrative Failures by the State Cannot Prejudice the Applicant</w:t>
+      </w:r>
+    </w:p>
+    <w:tbl>
+      <w:tblPr>
+        <w:tblW w:w="9360" w:type="dxa"/>
+        <w:tblBorders>
+          <w:top w:val="single" w:sz="4" w:space="0" w:color="auto"/>
+          <w:left w:val="single" w:sz="4" w:space="0" w:color="auto"/>
+          <w:bottom w:val="single" w:sz="4" w:space="0" w:color="auto"/>
+          <w:right w:val="single" w:sz="4" w:space="0" w:color="auto"/>
+          <w:insideH w:val="single" w:sz="4" w:space="0" w:color="auto"/>
+          <w:insideV w:val="single" w:sz="4" w:space="0" w:color="auto"/>
+        </w:tblBorders>
+        <w:tblCellMar>
+          <w:left w:w="10" w:type="dxa"/>
+          <w:right w:w="10" w:type="dxa"/>
+        </w:tblCellMar>
+        <w:tblLook w:val="04A0" w:firstRow="1" w:lastRow="0" w:firstColumn="1" w:lastColumn="0" w:noHBand="0" w:noVBand="1"/>
+      </w:tblPr>
+      <w:tblGrid>
+        <w:gridCol w:w="9360"/>
+      </w:tblGrid>
+      <w:tr>
+        <w:tc>
+          <w:tcPr>
+            <w:tcW w:w="9360" w:type="dxa"/>
+            <w:tcBorders>
+              <w:top w:val="single" w:sz="4" w:space="0" w:color="D0D0D0"/>
+              <w:left w:val="single" w:sz="20" w:space="0" w:color="2E75B6"/>
+              <w:bottom w:val="single" w:sz="4" w:space="0" w:color="D0D0D0"/>
+              <w:right w:val="single" w:sz="4" w:space="0" w:color="D0D0D0"/>
+            </w:tcBorders>
+            <w:shd w:val="clear" w:color="auto" w:fill="EAF3FB"/>
+            <w:tcMar>
+              <w:top w:w="120" w:type="dxa"/>
+              <w:left w:w="200" w:type="dxa"/>
+              <w:bottom w:w="120" w:type="dxa"/>
+              <w:right w:w="160" w:type="dxa"/>
+            </w:tcMar>
+          </w:tcPr>
+          <w:p>
+            <w:pPr>
+              <w:tabs>
+                <w:tab w:val="left" w:pos="10206"/>
+              </w:tabs>
+              <w:spacing w:after="60"/>
+              <w:ind w:right="652"/>
+            </w:pPr>
             <w:r>
               <w:rPr>
                 <w:b/>
@@ -2923,7 +2839,7 @@
                 <w:sz w:val="20"/>
                 <w:szCs w:val="20"/>
               </w:rPr>
-              <w:t xml:space="preserve"> v Minister of Home Affairs and Others (13 January 2025) — High Court</w:t>
+              <w:t>Maow v Minister of Home Affairs and Others (13 January 2025) — High Court</w:t>
             </w:r>
           </w:p>
           <w:p>
@@ -2964,23 +2880,13 @@
         <w:spacing w:before="200" w:after="100"/>
         <w:ind w:right="652"/>
       </w:pPr>
-      <w:proofErr w:type="gramStart"/>
       <w:r>
         <w:rPr>
           <w:b/>
           <w:bCs/>
           <w:color w:val="1B2A4A"/>
         </w:rPr>
-        <w:t>4.8  Unconstitutionality</w:t>
-      </w:r>
-      <w:proofErr w:type="gramEnd"/>
-      <w:r>
-        <w:rPr>
-          <w:b/>
-          <w:bCs/>
-          <w:color w:val="1B2A4A"/>
-        </w:rPr>
-        <w:t xml:space="preserve"> of Technical Barriers to Asylum — Now Definitively Settled</w:t>
+        <w:t>4.8  Unconstitutionality of Technical Barriers to Asylum — Now Definitively Settled</w:t>
       </w:r>
     </w:p>
     <w:p>
@@ -2994,6 +2900,15 @@
       <w:r>
         <w:t>The courts have now definitively struck down all attempts to bar asylum applications on technical procedural grounds:</w:t>
       </w:r>
+    </w:p>
+    <w:p>
+      <w:pPr>
+        <w:tabs>
+          <w:tab w:val="left" w:pos="10206"/>
+        </w:tabs>
+        <w:spacing w:after="140"/>
+        <w:ind w:right="652"/>
+      </w:pPr>
     </w:p>
     <w:p>
       <w:pPr>
@@ -3017,6 +2932,7 @@
           <w:sz w:val="21"/>
           <w:szCs w:val="21"/>
         </w:rPr>
+        <w:lastRenderedPageBreak/>
         <w:t>Scalabrini Centre v Minister of Home Affairs (CCT 51/23, December 2023): Sections 22(12) and 22(13) of the Refugees Act (abandonment provisions) declared unconstitutional. Failure to renew a visa cannot result in the abandonment of an asylum application.</w:t>
       </w:r>
     </w:p>
@@ -3042,43 +2958,7 @@
           <w:sz w:val="21"/>
           <w:szCs w:val="21"/>
         </w:rPr>
-        <w:t>Scalabrini Centre v Minister of Home Affairs [2026] ZACC 30 (7 July 2026): Sections 4(1</w:t>
-      </w:r>
-      <w:proofErr w:type="gramStart"/>
-      <w:r>
-        <w:rPr>
-          <w:color w:val="1A1A1A"/>
-          <w:sz w:val="21"/>
-          <w:szCs w:val="21"/>
-        </w:rPr>
-        <w:t>)(</w:t>
-      </w:r>
-      <w:proofErr w:type="gramEnd"/>
-      <w:r>
-        <w:rPr>
-          <w:color w:val="1A1A1A"/>
-          <w:sz w:val="21"/>
-          <w:szCs w:val="21"/>
-        </w:rPr>
-        <w:t>f), 4(1)(h), 4(1)(</w:t>
-      </w:r>
-      <w:proofErr w:type="spellStart"/>
-      <w:r>
-        <w:rPr>
-          <w:color w:val="1A1A1A"/>
-          <w:sz w:val="21"/>
-          <w:szCs w:val="21"/>
-        </w:rPr>
-        <w:t>i</w:t>
-      </w:r>
-      <w:proofErr w:type="spellEnd"/>
-      <w:r>
-        <w:rPr>
-          <w:color w:val="1A1A1A"/>
-          <w:sz w:val="21"/>
-          <w:szCs w:val="21"/>
-        </w:rPr>
-        <w:t>) and 21(1B) declared unconstitutional. Unofficial entry, absence of a transit visa, failure to report within 5 days — NONE of these can bar access to the asylum system.</w:t>
+        <w:t>Scalabrini Centre v Minister of Home Affairs [2026] ZACC 30 (7 July 2026): Sections 4(1)(f), 4(1)(h), 4(1)(i) and 21(1B) declared unconstitutional. Unofficial entry, absence of a transit visa, failure to report within 5 days — NONE of these can bar access to the asylum system.</w:t>
       </w:r>
     </w:p>
     <w:p>
@@ -3089,23 +2969,13 @@
         <w:spacing w:before="200" w:after="100"/>
         <w:ind w:right="652"/>
       </w:pPr>
-      <w:proofErr w:type="gramStart"/>
       <w:r>
         <w:rPr>
           <w:b/>
           <w:bCs/>
           <w:color w:val="1B2A4A"/>
         </w:rPr>
-        <w:t>4.9  Socio</w:t>
-      </w:r>
-      <w:proofErr w:type="gramEnd"/>
-      <w:r>
-        <w:rPr>
-          <w:b/>
-          <w:bCs/>
-          <w:color w:val="1B2A4A"/>
-        </w:rPr>
-        <w:t>-Economic Rights: The Right to Work and Dignity</w:t>
+        <w:t>4.9  Socio-Economic Rights: The Right to Work and Dignity</w:t>
       </w:r>
     </w:p>
     <w:p>
@@ -3117,33 +2987,8 @@
         <w:ind w:right="652"/>
       </w:pPr>
       <w:r>
-        <w:t xml:space="preserve">To prevent destitution during long administrative delays, the right to work is protected. In </w:t>
-      </w:r>
-      <w:proofErr w:type="spellStart"/>
-      <w:r>
-        <w:t>Watchenuka</w:t>
-      </w:r>
-      <w:proofErr w:type="spellEnd"/>
-      <w:r>
-        <w:t xml:space="preserve"> and Another v Minister of Home Affairs, the court found the prohibition on work or study for asylum seekers to be unconstitutional. This was reinforced in Somali Association of South Africa v Home Affairs (Case 48/2014), where the SCA found “no blanket prohibition against self-employment,” thus protecting the right to trade and apply for </w:t>
-      </w:r>
-      <w:proofErr w:type="spellStart"/>
-      <w:r>
-        <w:t>licences</w:t>
-      </w:r>
-      <w:proofErr w:type="spellEnd"/>
-      <w:r>
-        <w:t>.</w:t>
-      </w:r>
-    </w:p>
-    <w:p>
-      <w:pPr>
-        <w:tabs>
-          <w:tab w:val="left" w:pos="10206"/>
-        </w:tabs>
-        <w:spacing w:after="80"/>
-        <w:ind w:right="652"/>
-      </w:pPr>
+        <w:t>To prevent destitution during long administrative delays, the right to work is protected. In Watchenuka and Another v Minister of Home Affairs, the court found the prohibition on work or study for asylum seekers to be unconstitutional. This was reinforced in Somali Association of South Africa v Home Affairs (Case 48/2014), where the SCA found “no blanket prohibition against self-employment,” thus protecting the right to trade and apply for licences.</w:t>
+      </w:r>
     </w:p>
     <w:p>
       <w:pPr>
@@ -3152,6 +2997,8 @@
         </w:tabs>
         <w:spacing w:before="280" w:after="120"/>
         <w:ind w:right="652"/>
+      </w:pPr>
+      <w:r>
         <w:rPr>
           <w:b/>
           <w:bCs/>
@@ -3160,83 +3007,13 @@
           <w:szCs w:val="24"/>
           <w:u w:val="single"/>
         </w:rPr>
-      </w:pPr>
-    </w:p>
-    <w:p>
-      <w:pPr>
-        <w:tabs>
-          <w:tab w:val="left" w:pos="10206"/>
-        </w:tabs>
-        <w:spacing w:before="280" w:after="120"/>
-        <w:ind w:right="652"/>
+        <w:t xml:space="preserve">5.  LEGAL STATUS OF </w:t>
+      </w:r>
+      <w:r>
         <w:rPr>
           <w:b/>
           <w:bCs/>
           <w:color w:val="1B2A4A"/>
-          <w:sz w:val="24"/>
-          <w:szCs w:val="24"/>
-          <w:u w:val="single"/>
-        </w:rPr>
-      </w:pPr>
-    </w:p>
-    <w:p>
-      <w:pPr>
-        <w:tabs>
-          <w:tab w:val="left" w:pos="10206"/>
-        </w:tabs>
-        <w:spacing w:before="280" w:after="120"/>
-        <w:ind w:right="652"/>
-        <w:rPr>
-          <w:b/>
-          <w:bCs/>
-          <w:color w:val="1B2A4A"/>
-          <w:sz w:val="24"/>
-          <w:szCs w:val="24"/>
-          <w:u w:val="single"/>
-        </w:rPr>
-      </w:pPr>
-    </w:p>
-    <w:p>
-      <w:pPr>
-        <w:tabs>
-          <w:tab w:val="left" w:pos="10206"/>
-        </w:tabs>
-        <w:spacing w:before="280" w:after="120"/>
-        <w:ind w:right="652"/>
-        <w:rPr>
-          <w:b/>
-          <w:bCs/>
-          <w:color w:val="1B2A4A"/>
-          <w:sz w:val="24"/>
-          <w:szCs w:val="24"/>
-          <w:u w:val="single"/>
-        </w:rPr>
-      </w:pPr>
-    </w:p>
-    <w:p>
-      <w:pPr>
-        <w:tabs>
-          <w:tab w:val="left" w:pos="10206"/>
-        </w:tabs>
-        <w:spacing w:before="280" w:after="120"/>
-        <w:ind w:right="652"/>
-      </w:pPr>
-      <w:r>
-        <w:rPr>
-          <w:b/>
-          <w:bCs/>
-          <w:color w:val="1B2A4A"/>
-          <w:sz w:val="24"/>
-          <w:szCs w:val="24"/>
-          <w:u w:val="single"/>
-        </w:rPr>
-        <w:t xml:space="preserve">5.  LEGAL STATUS OF </w:t>
-      </w:r>
-      <w:r>
-        <w:rPr>
-          <w:b/>
-          <w:bCs/>
-          <w:color w:val="EE0000"/>
           <w:sz w:val="24"/>
           <w:szCs w:val="24"/>
           <w:u w:val="single"/>
@@ -3334,25 +3111,15 @@
                 <w:sz w:val="21"/>
                 <w:szCs w:val="21"/>
               </w:rPr>
-              <w:t>[title] [</w:t>
+              <w:t>[title] [full names]</w:t>
             </w:r>
-            <w:proofErr w:type="gramStart"/>
             <w:r>
               <w:rPr>
                 <w:color w:val="1A1A1A"/>
                 <w:sz w:val="21"/>
                 <w:szCs w:val="21"/>
               </w:rPr>
-              <w:t>full</w:t>
-            </w:r>
-            <w:proofErr w:type="gramEnd"/>
-            <w:r>
-              <w:rPr>
-                <w:color w:val="1A1A1A"/>
-                <w:sz w:val="21"/>
-                <w:szCs w:val="21"/>
-              </w:rPr>
-              <w:t xml:space="preserve"> names] has formally expressed their intention to seek asylum in accordance with the DHA’s prescribed procedures. This action has triggered the full and immediate protection of the Refugees Act.</w:t>
+              <w:t xml:space="preserve"> has formally expressed their intention to seek asylum in accordance with the DHA’s prescribed procedures. This action has triggered the full and immediate protection of the Refugees Act.</w:t>
             </w:r>
           </w:p>
           <w:p>
@@ -3386,25 +3153,7 @@
                 <w:sz w:val="21"/>
                 <w:szCs w:val="21"/>
               </w:rPr>
-              <w:t>They are absolutely protected by Section 21(4) of the Refugees Act and the binding principle of non-</w:t>
-            </w:r>
-            <w:proofErr w:type="spellStart"/>
-            <w:r>
-              <w:rPr>
-                <w:color w:val="1A1A1A"/>
-                <w:sz w:val="21"/>
-                <w:szCs w:val="21"/>
-              </w:rPr>
-              <w:t>refoulement</w:t>
-            </w:r>
-            <w:proofErr w:type="spellEnd"/>
-            <w:r>
-              <w:rPr>
-                <w:color w:val="1A1A1A"/>
-                <w:sz w:val="21"/>
-                <w:szCs w:val="21"/>
-              </w:rPr>
-              <w:t xml:space="preserve"> from arrest, detention, prosecution, or deportation relating to their immigration status.</w:t>
+              <w:t>They are absolutely protected by Section 21(4) of the Refugees Act and the binding principle of non-refoulement from arrest, detention, prosecution, or deportation relating to their immigration status.</w:t>
             </w:r>
           </w:p>
           <w:p>
@@ -3648,6 +3397,7 @@
                 <w:sz w:val="18"/>
                 <w:szCs w:val="18"/>
               </w:rPr>
+              <w:lastRenderedPageBreak/>
               <w:t>Scalabrini v Minister of Home Affairs [2026] ZACC 30  ★ NEW</w:t>
             </w:r>
           </w:p>
@@ -3681,39 +3431,16 @@
                 <w:sz w:val="18"/>
                 <w:szCs w:val="18"/>
               </w:rPr>
-              <w:t>Sections 4(1</w:t>
+              <w:t xml:space="preserve">Sections 4(1)(f),(h),(i) and 21(1B) unconstitutional. No transit visa, unofficial entry, late reporting or document issue can bar access to the asylum system. Immediate effect from 7 July 2026. </w:t>
             </w:r>
-            <w:proofErr w:type="gramStart"/>
             <w:r>
               <w:rPr>
+                <w:b/>
+                <w:bCs/>
                 <w:sz w:val="18"/>
                 <w:szCs w:val="18"/>
               </w:rPr>
-              <w:t>)(</w:t>
-            </w:r>
-            <w:proofErr w:type="gramEnd"/>
-            <w:r>
-              <w:rPr>
-                <w:sz w:val="18"/>
-                <w:szCs w:val="18"/>
-              </w:rPr>
-              <w:t>f),(h),(</w:t>
-            </w:r>
-            <w:proofErr w:type="spellStart"/>
-            <w:r>
-              <w:rPr>
-                <w:sz w:val="18"/>
-                <w:szCs w:val="18"/>
-              </w:rPr>
-              <w:t>i</w:t>
-            </w:r>
-            <w:proofErr w:type="spellEnd"/>
-            <w:r>
-              <w:rPr>
-                <w:sz w:val="18"/>
-                <w:szCs w:val="18"/>
-              </w:rPr>
-              <w:t>) and 21(1B) unconstitutional. No transit visa, unofficial entry, late reporting or document issue can bar access to the asylum system. Immediate effect from 7 July 2026.</w:t>
+              <w:t>The judgment “locked the door” on procedural disqualification (paras 79–81, 107): any provision barring a merits-based assessment for procedural non-compliance is unconstitutional. In terms of Scalabrini, this Applicant is an asylum seeker entitled to the full protection of the Refugees Act.</w:t>
             </w:r>
           </w:p>
         </w:tc>
@@ -3881,29 +3608,12 @@
               </w:tabs>
               <w:ind w:right="652"/>
             </w:pPr>
-            <w:proofErr w:type="spellStart"/>
             <w:r>
               <w:rPr>
                 <w:sz w:val="18"/>
                 <w:szCs w:val="18"/>
               </w:rPr>
-              <w:t>Ashebo</w:t>
-            </w:r>
-            <w:proofErr w:type="spellEnd"/>
-            <w:r>
-              <w:rPr>
-                <w:sz w:val="18"/>
-                <w:szCs w:val="18"/>
-              </w:rPr>
-              <w:t xml:space="preserve"> v Minister of Home Affairs (CCT/25022, June </w:t>
-            </w:r>
-            <w:r>
-              <w:rPr>
-                <w:sz w:val="18"/>
-                <w:szCs w:val="18"/>
-              </w:rPr>
-              <w:lastRenderedPageBreak/>
-              <w:t>2023)</w:t>
+              <w:t>Ashebo v Minister of Home Affairs (CCT/25022, June 2023)</w:t>
             </w:r>
           </w:p>
         </w:tc>
@@ -3936,16 +3646,7 @@
                 <w:sz w:val="18"/>
                 <w:szCs w:val="18"/>
               </w:rPr>
-              <w:lastRenderedPageBreak/>
-              <w:t xml:space="preserve">Protection is triggered by the intention to apply for asylum, not by holding a permit. Illegal foreigner must be released from </w:t>
-            </w:r>
-            <w:r>
-              <w:rPr>
-                <w:sz w:val="18"/>
-                <w:szCs w:val="18"/>
-              </w:rPr>
-              <w:lastRenderedPageBreak/>
-              <w:t>detention the moment asylum intention is expressed.</w:t>
+              <w:t>Protection is triggered by the intention to apply for asylum, not by holding a permit. Illegal foreigner must be released from detention the moment asylum intention is expressed.</w:t>
             </w:r>
           </w:p>
         </w:tc>
@@ -3975,7 +3676,6 @@
               </w:tabs>
               <w:ind w:right="652"/>
             </w:pPr>
-            <w:proofErr w:type="spellStart"/>
             <w:r>
               <w:rPr>
                 <w:b/>
@@ -3983,18 +3683,7 @@
                 <w:sz w:val="18"/>
                 <w:szCs w:val="18"/>
               </w:rPr>
-              <w:lastRenderedPageBreak/>
-              <w:t>Ruta</w:t>
-            </w:r>
-            <w:proofErr w:type="spellEnd"/>
-            <w:r>
-              <w:rPr>
-                <w:b/>
-                <w:bCs/>
-                <w:sz w:val="18"/>
-                <w:szCs w:val="18"/>
-              </w:rPr>
-              <w:t xml:space="preserve"> v Minister of Home Affairs (CCT02/18, 2018)</w:t>
+              <w:t>Ruta v Minister of Home Affairs (CCT02/18, 2018)</w:t>
             </w:r>
           </w:p>
         </w:tc>
@@ -4027,7 +3716,16 @@
                 <w:sz w:val="18"/>
                 <w:szCs w:val="18"/>
               </w:rPr>
-              <w:t>Delay in applying is not an absolute bar to the asylum process. Refugees Act takes precedence over Immigration Act once asylum intention is expressed.</w:t>
+              <w:t xml:space="preserve">Delay in applying is not an absolute bar to the asylum process. Refugees Act takes precedence over Immigration Act once asylum intention is expressed. </w:t>
+            </w:r>
+            <w:r>
+              <w:rPr>
+                <w:b/>
+                <w:bCs/>
+                <w:sz w:val="18"/>
+                <w:szCs w:val="18"/>
+              </w:rPr>
+              <w:t>Per para [18]: once intention to apply for asylum is evinced, that person is in law an asylum seeker, entitled as of right to the full protection of the Refugees Act.</w:t>
             </w:r>
           </w:p>
         </w:tc>
@@ -4057,21 +3755,12 @@
               </w:tabs>
               <w:ind w:right="652"/>
             </w:pPr>
-            <w:proofErr w:type="spellStart"/>
             <w:r>
               <w:rPr>
                 <w:sz w:val="18"/>
                 <w:szCs w:val="18"/>
               </w:rPr>
-              <w:t>Abore</w:t>
-            </w:r>
-            <w:proofErr w:type="spellEnd"/>
-            <w:r>
-              <w:rPr>
-                <w:sz w:val="18"/>
-                <w:szCs w:val="18"/>
-              </w:rPr>
-              <w:t xml:space="preserve"> v Minister of Home Affairs (CCT115/21, 2021)</w:t>
+              <w:t>Abore v Minister of Home Affairs (CCT115/21, 2021)</w:t>
             </w:r>
           </w:p>
         </w:tc>
@@ -4204,21 +3893,12 @@
               </w:tabs>
               <w:ind w:right="652"/>
             </w:pPr>
-            <w:proofErr w:type="spellStart"/>
             <w:r>
               <w:rPr>
                 <w:sz w:val="18"/>
                 <w:szCs w:val="18"/>
               </w:rPr>
-              <w:t>Shanko</w:t>
-            </w:r>
-            <w:proofErr w:type="spellEnd"/>
-            <w:r>
-              <w:rPr>
-                <w:sz w:val="18"/>
-                <w:szCs w:val="18"/>
-              </w:rPr>
-              <w:t xml:space="preserve"> Abraham v Minister of Home Affairs (A5053/2021)</w:t>
+              <w:t>Shanko Abraham v Minister of Home Affairs (A5053/2021)</w:t>
             </w:r>
           </w:p>
         </w:tc>
@@ -4281,7 +3961,6 @@
               </w:tabs>
               <w:ind w:right="652"/>
             </w:pPr>
-            <w:proofErr w:type="spellStart"/>
             <w:r>
               <w:rPr>
                 <w:b/>
@@ -4289,17 +3968,7 @@
                 <w:sz w:val="18"/>
                 <w:szCs w:val="18"/>
               </w:rPr>
-              <w:t>Maow</w:t>
-            </w:r>
-            <w:proofErr w:type="spellEnd"/>
-            <w:r>
-              <w:rPr>
-                <w:b/>
-                <w:bCs/>
-                <w:sz w:val="18"/>
-                <w:szCs w:val="18"/>
-              </w:rPr>
-              <w:t xml:space="preserve"> v Minister of Home Affairs (January 2025)</w:t>
+              <w:t>Maow v Minister of Home Affairs (January 2025)</w:t>
             </w:r>
           </w:p>
         </w:tc>
@@ -4430,7 +4099,6 @@
               </w:tabs>
               <w:ind w:right="652"/>
             </w:pPr>
-            <w:proofErr w:type="spellStart"/>
             <w:r>
               <w:rPr>
                 <w:b/>
@@ -4438,17 +4106,7 @@
                 <w:sz w:val="18"/>
                 <w:szCs w:val="18"/>
               </w:rPr>
-              <w:t>Watchenuka</w:t>
-            </w:r>
-            <w:proofErr w:type="spellEnd"/>
-            <w:r>
-              <w:rPr>
-                <w:b/>
-                <w:bCs/>
-                <w:sz w:val="18"/>
-                <w:szCs w:val="18"/>
-              </w:rPr>
-              <w:t xml:space="preserve"> v Minister of Home Affairs</w:t>
+              <w:t>Watchenuka v Minister of Home Affairs</w:t>
             </w:r>
           </w:p>
         </w:tc>
@@ -4549,23 +4207,7 @@
                 <w:sz w:val="18"/>
                 <w:szCs w:val="18"/>
               </w:rPr>
-              <w:t xml:space="preserve">No blanket prohibition on self-employment. Asylum seekers and refugees are entitled to apply for business and trading </w:t>
-            </w:r>
-            <w:proofErr w:type="spellStart"/>
-            <w:r>
-              <w:rPr>
-                <w:sz w:val="18"/>
-                <w:szCs w:val="18"/>
-              </w:rPr>
-              <w:t>licences</w:t>
-            </w:r>
-            <w:proofErr w:type="spellEnd"/>
-            <w:r>
-              <w:rPr>
-                <w:sz w:val="18"/>
-                <w:szCs w:val="18"/>
-              </w:rPr>
-              <w:t>.</w:t>
+              <w:t>No blanket prohibition on self-employment. Asylum seekers and refugees are entitled to apply for business and trading licences.</w:t>
             </w:r>
           </w:p>
         </w:tc>
@@ -4576,15 +4218,6 @@
         <w:tabs>
           <w:tab w:val="left" w:pos="10206"/>
         </w:tabs>
-        <w:spacing w:after="200"/>
-        <w:ind w:right="652"/>
-      </w:pPr>
-    </w:p>
-    <w:p>
-      <w:pPr>
-        <w:tabs>
-          <w:tab w:val="left" w:pos="10206"/>
-        </w:tabs>
         <w:spacing w:before="280" w:after="120"/>
         <w:ind w:right="652"/>
       </w:pPr>
@@ -4609,13 +4242,32 @@
         <w:ind w:right="652"/>
       </w:pPr>
       <w:r>
-        <w:t>We trust this detailed exposition of the current law — now comprehensively updated to reflect the Constitutional Court’s unanimous landmark judgment of 7 July 2026 — is unambiguous. The legal position has been definitively and finally settled at the highest level. No procedural requirement — no transit visa, no border crossing route, no time elapsed since entry — can be used to bar [</w:t>
-      </w:r>
-      <w:r>
-        <w:rPr>
-          <w:color w:val="EE0000"/>
-        </w:rPr>
-        <w:t>title] [full names]</w:t>
+        <w:t xml:space="preserve">We trust this detailed exposition of the current law — now comprehensively updated to reflect the </w:t>
+      </w:r>
+    </w:p>
+    <w:p>
+      <w:pPr>
+        <w:tabs>
+          <w:tab w:val="left" w:pos="10206"/>
+        </w:tabs>
+        <w:spacing w:after="140"/>
+        <w:ind w:right="652"/>
+      </w:pPr>
+    </w:p>
+    <w:p>
+      <w:pPr>
+        <w:tabs>
+          <w:tab w:val="left" w:pos="10206"/>
+        </w:tabs>
+        <w:spacing w:after="140"/>
+        <w:ind w:right="652"/>
+      </w:pPr>
+      <w:r>
+        <w:lastRenderedPageBreak/>
+        <w:t xml:space="preserve">Constitutional Court’s unanimous landmark judgment of 7 July 2026 — is unambiguous. The legal position has been definitively and finally settled at the highest level. No procedural requirement — no transit visa, no border crossing route, no time elapsed since entry — can be used to bar </w:t>
+      </w:r>
+      <w:r>
+        <w:t>[title] [full names]</w:t>
       </w:r>
       <w:r>
         <w:t>’s right to have their asylum claim assessed on its merits.</w:t>
@@ -4641,11 +4293,6 @@
         <w:t xml:space="preserve"> </w:t>
       </w:r>
       <w:r>
-        <w:rPr>
-          <w:b/>
-          <w:bCs/>
-          <w:color w:val="EE0000"/>
-        </w:rPr>
         <w:t>[title] [full names]</w:t>
       </w:r>
       <w:r>
@@ -4663,6 +4310,17 @@
     </w:p>
     <w:p>
       <w:pPr>
+        <w:tabs>
+          <w:tab w:val="left" w:pos="10206"/>
+        </w:tabs>
+        <w:ind w:right="652"/>
+      </w:pPr>
+      <w:r>
+        <w:t>Should you require any further clarification or wish to verify the status of this applicant’s case, please do not hesitate to contact our offices.</w:t>
+      </w:r>
+    </w:p>
+    <w:p>
+      <w:pPr>
         <w:pStyle w:val="ListParagraph"/>
         <w:tabs>
           <w:tab w:val="left" w:pos="10206"/>
@@ -4672,6 +4330,17 @@
     </w:p>
     <w:p>
       <w:pPr>
+        <w:tabs>
+          <w:tab w:val="left" w:pos="10206"/>
+        </w:tabs>
+        <w:ind w:right="652"/>
+      </w:pPr>
+      <w:r>
+        <w:t>Our clients action has triggered the full and immediate protection of the Refugees Act. It means our client therefore lawfully present in the Republic of South Africa until his application is finally determined.</w:t>
+      </w:r>
+    </w:p>
+    <w:p>
+      <w:pPr>
         <w:pStyle w:val="ListParagraph"/>
         <w:tabs>
           <w:tab w:val="left" w:pos="10206"/>
@@ -4681,12 +4350,26 @@
     </w:p>
     <w:p>
       <w:pPr>
+        <w:tabs>
+          <w:tab w:val="left" w:pos="10206"/>
+        </w:tabs>
+        <w:ind w:right="652"/>
+      </w:pPr>
+      <w:r>
+        <w:t>Our client is absolutely protected by Section 21(4) of the Refugees Act and the binding principle of non- refoulement from arrest, detention, prosecution, or deportation relating to their immigration status.</w:t>
+      </w:r>
+    </w:p>
+    <w:p>
+      <w:pPr>
         <w:pStyle w:val="ListParagraph"/>
         <w:tabs>
           <w:tab w:val="left" w:pos="10206"/>
         </w:tabs>
         <w:ind w:right="652"/>
       </w:pPr>
+      <w:r>
+        <w:t>This protection is reinforced by direct Constitutional Court interdicts prohibiting such actions.</w:t>
+      </w:r>
     </w:p>
     <w:p>
       <w:pPr>
@@ -4699,6 +4382,17 @@
     </w:p>
     <w:p>
       <w:pPr>
+        <w:tabs>
+          <w:tab w:val="left" w:pos="10206"/>
+        </w:tabs>
+        <w:ind w:right="652"/>
+      </w:pPr>
+      <w:r>
+        <w:t>Our clients will have in their possession a copy of their Declaration of Intention to Apply for Asylum, proof of its submission to the DHA, and a copy of this explanatory letter.</w:t>
+      </w:r>
+    </w:p>
+    <w:p>
+      <w:pPr>
         <w:pStyle w:val="ListParagraph"/>
         <w:tabs>
           <w:tab w:val="left" w:pos="10206"/>
@@ -4708,6 +4402,31 @@
     </w:p>
     <w:p>
       <w:pPr>
+        <w:tabs>
+          <w:tab w:val="left" w:pos="10206"/>
+        </w:tabs>
+        <w:ind w:right="652"/>
+      </w:pPr>
+      <w:r>
+        <w:t xml:space="preserve">We trust this detailed exposition of the current law is unambiguous. We respectfully request that you </w:t>
+      </w:r>
+      <w:proofErr w:type="spellStart"/>
+      <w:r>
+        <w:t>recognise</w:t>
+      </w:r>
+      <w:proofErr w:type="spellEnd"/>
+      <w:r>
+        <w:t xml:space="preserve"> </w:t>
+      </w:r>
+      <w:r>
+        <w:t>[title] [full names]</w:t>
+      </w:r>
+      <w:r>
+        <w:t>’s protected legal status and assist where necessary. Any action contrary to the clear principles and court orders cited herein would be unlawful and subject to legal challenge.</w:t>
+      </w:r>
+    </w:p>
+    <w:p>
+      <w:pPr>
         <w:pStyle w:val="ListParagraph"/>
         <w:tabs>
           <w:tab w:val="left" w:pos="10206"/>
@@ -4717,258 +4436,6 @@
     </w:p>
     <w:p>
       <w:pPr>
-        <w:pStyle w:val="ListParagraph"/>
-        <w:tabs>
-          <w:tab w:val="left" w:pos="10206"/>
-        </w:tabs>
-        <w:ind w:right="652"/>
-      </w:pPr>
-    </w:p>
-    <w:p>
-      <w:pPr>
-        <w:pStyle w:val="ListParagraph"/>
-        <w:tabs>
-          <w:tab w:val="left" w:pos="10206"/>
-        </w:tabs>
-        <w:ind w:right="652"/>
-      </w:pPr>
-    </w:p>
-    <w:p>
-      <w:pPr>
-        <w:pStyle w:val="ListParagraph"/>
-        <w:tabs>
-          <w:tab w:val="left" w:pos="10206"/>
-        </w:tabs>
-        <w:ind w:right="652"/>
-      </w:pPr>
-    </w:p>
-    <w:p>
-      <w:pPr>
-        <w:pStyle w:val="ListParagraph"/>
-        <w:tabs>
-          <w:tab w:val="left" w:pos="10206"/>
-        </w:tabs>
-        <w:ind w:right="652"/>
-      </w:pPr>
-    </w:p>
-    <w:p>
-      <w:pPr>
-        <w:pStyle w:val="ListParagraph"/>
-        <w:tabs>
-          <w:tab w:val="left" w:pos="10206"/>
-        </w:tabs>
-        <w:ind w:right="652"/>
-      </w:pPr>
-    </w:p>
-    <w:p>
-      <w:pPr>
-        <w:pStyle w:val="ListParagraph"/>
-        <w:tabs>
-          <w:tab w:val="left" w:pos="10206"/>
-        </w:tabs>
-        <w:ind w:right="652"/>
-      </w:pPr>
-      <w:r>
-        <w:t>Should you require any further clarification or wish to verify the status of this applicant’s case, please do not hesitate to contact our offices.</w:t>
-      </w:r>
-    </w:p>
-    <w:p>
-      <w:pPr>
-        <w:pStyle w:val="ListParagraph"/>
-        <w:tabs>
-          <w:tab w:val="left" w:pos="10206"/>
-        </w:tabs>
-        <w:ind w:right="652"/>
-      </w:pPr>
-    </w:p>
-    <w:p>
-      <w:pPr>
-        <w:pStyle w:val="ListParagraph"/>
-        <w:tabs>
-          <w:tab w:val="left" w:pos="10206"/>
-        </w:tabs>
-        <w:ind w:right="652"/>
-      </w:pPr>
-      <w:r>
-        <w:t xml:space="preserve">Our </w:t>
-      </w:r>
-      <w:proofErr w:type="gramStart"/>
-      <w:r>
-        <w:t>clients</w:t>
-      </w:r>
-      <w:proofErr w:type="gramEnd"/>
-      <w:r>
-        <w:t xml:space="preserve"> </w:t>
-      </w:r>
-      <w:r>
-        <w:t>a</w:t>
-      </w:r>
-      <w:r>
-        <w:t xml:space="preserve">ction has triggered the full and immediate protection of the Refugees Act. </w:t>
-      </w:r>
-      <w:r>
-        <w:t xml:space="preserve">It means our client </w:t>
-      </w:r>
-      <w:r>
-        <w:t>therefore lawfully present in the Republic of South Africa until his application is finally determined.</w:t>
-      </w:r>
-    </w:p>
-    <w:p>
-      <w:pPr>
-        <w:pStyle w:val="ListParagraph"/>
-        <w:tabs>
-          <w:tab w:val="left" w:pos="10206"/>
-        </w:tabs>
-        <w:ind w:right="652"/>
-      </w:pPr>
-    </w:p>
-    <w:p>
-      <w:pPr>
-        <w:pStyle w:val="ListParagraph"/>
-        <w:tabs>
-          <w:tab w:val="left" w:pos="10206"/>
-        </w:tabs>
-        <w:ind w:right="652"/>
-      </w:pPr>
-      <w:r>
-        <w:t>Ou</w:t>
-      </w:r>
-      <w:r>
-        <w:t>r</w:t>
-      </w:r>
-      <w:r>
-        <w:t xml:space="preserve"> client </w:t>
-      </w:r>
-      <w:r>
-        <w:t xml:space="preserve">is absolutely protected by Section 21(4) of the Refugees Act and the binding principle of non- </w:t>
-      </w:r>
-      <w:proofErr w:type="spellStart"/>
-      <w:r>
-        <w:t>refoulement</w:t>
-      </w:r>
-      <w:proofErr w:type="spellEnd"/>
-      <w:r>
-        <w:t xml:space="preserve"> from arrest, detention, prosecution, or deportation relating to </w:t>
-      </w:r>
-      <w:r>
-        <w:t>their</w:t>
-      </w:r>
-      <w:r>
-        <w:t xml:space="preserve"> immigration status.</w:t>
-      </w:r>
-    </w:p>
-    <w:p>
-      <w:pPr>
-        <w:pStyle w:val="ListParagraph"/>
-        <w:tabs>
-          <w:tab w:val="left" w:pos="10206"/>
-        </w:tabs>
-        <w:ind w:right="652"/>
-      </w:pPr>
-      <w:r>
-        <w:t xml:space="preserve">This protection is reinforced by direct </w:t>
-      </w:r>
-      <w:r>
-        <w:t xml:space="preserve">Constitutional </w:t>
-      </w:r>
-      <w:r>
-        <w:t>Court interdicts prohibiting such actions.</w:t>
-      </w:r>
-    </w:p>
-    <w:p>
-      <w:pPr>
-        <w:pStyle w:val="ListParagraph"/>
-        <w:tabs>
-          <w:tab w:val="left" w:pos="10206"/>
-        </w:tabs>
-        <w:ind w:right="652"/>
-      </w:pPr>
-    </w:p>
-    <w:p>
-      <w:pPr>
-        <w:pStyle w:val="ListParagraph"/>
-        <w:tabs>
-          <w:tab w:val="left" w:pos="10206"/>
-        </w:tabs>
-        <w:ind w:right="652"/>
-      </w:pPr>
-      <w:r>
-        <w:t xml:space="preserve">Our clients </w:t>
-      </w:r>
-      <w:r>
-        <w:t xml:space="preserve">will have in </w:t>
-      </w:r>
-      <w:r>
-        <w:t xml:space="preserve">their </w:t>
-      </w:r>
-      <w:r>
-        <w:t xml:space="preserve">possession a copy of </w:t>
-      </w:r>
-      <w:r>
-        <w:t>their</w:t>
-      </w:r>
-      <w:r>
-        <w:t xml:space="preserve"> Declaration of Intention to Apply for Asylum, proof of its submission to the DHA, and a copy of this explanatory letter.</w:t>
-      </w:r>
-    </w:p>
-    <w:p>
-      <w:pPr>
-        <w:pStyle w:val="ListParagraph"/>
-        <w:tabs>
-          <w:tab w:val="left" w:pos="10206"/>
-        </w:tabs>
-        <w:ind w:right="652"/>
-      </w:pPr>
-    </w:p>
-    <w:p>
-      <w:pPr>
-        <w:pStyle w:val="ListParagraph"/>
-        <w:tabs>
-          <w:tab w:val="left" w:pos="10206"/>
-        </w:tabs>
-        <w:ind w:right="652"/>
-      </w:pPr>
-      <w:r>
-        <w:t xml:space="preserve">We trust this detailed exposition of the current law is unambiguous. We respectfully request that you </w:t>
-      </w:r>
-      <w:proofErr w:type="spellStart"/>
-      <w:r>
-        <w:t>recognise</w:t>
-      </w:r>
-      <w:proofErr w:type="spellEnd"/>
-      <w:r>
-        <w:t xml:space="preserve"> </w:t>
-      </w:r>
-      <w:r>
-        <w:rPr>
-          <w:b/>
-          <w:bCs/>
-          <w:color w:val="EE0000"/>
-        </w:rPr>
-        <w:t>[title] [full names]’s</w:t>
-      </w:r>
-      <w:r>
-        <w:rPr>
-          <w:color w:val="EE0000"/>
-        </w:rPr>
-        <w:t xml:space="preserve"> </w:t>
-      </w:r>
-      <w:r>
-        <w:t>protected legal status and assist where necessary. Any action contrary to the clear principles and court orders cited herein would be unlawful and subject to legal challenge.</w:t>
-      </w:r>
-    </w:p>
-    <w:p>
-      <w:pPr>
-        <w:pStyle w:val="ListParagraph"/>
-        <w:tabs>
-          <w:tab w:val="left" w:pos="10206"/>
-        </w:tabs>
-        <w:ind w:right="652"/>
-      </w:pPr>
-    </w:p>
-    <w:p>
-      <w:pPr>
-        <w:pStyle w:val="ListParagraph"/>
         <w:tabs>
           <w:tab w:val="left" w:pos="10206"/>
         </w:tabs>
@@ -5233,19 +4700,21 @@
         </w:tabs>
         <w:spacing w:before="241"/>
         <w:ind w:right="652"/>
-      </w:pPr>
-    </w:p>
-    <w:p>
-      <w:pPr>
-        <w:pStyle w:val="BodyText"/>
-        <w:tabs>
-          <w:tab w:val="left" w:pos="10206"/>
-        </w:tabs>
-        <w:spacing w:before="241"/>
-        <w:ind w:right="652"/>
-      </w:pPr>
+        <w:rPr>
+          <w:b/>
+        </w:rPr>
+      </w:pPr>
+      <w:r>
+        <w:t xml:space="preserve"> </w:t>
+      </w:r>
       <w:bookmarkStart w:id="0" w:name="_GoBack"/>
       <w:bookmarkEnd w:id="0"/>
+      <w:r>
+        <w:rPr>
+          <w:b/>
+        </w:rPr>
+        <w:t>_______________________</w:t>
+      </w:r>
     </w:p>
     <w:p>
       <w:pPr>
@@ -5351,24 +4820,20 @@
         </w:rPr>
         <w:t xml:space="preserve"> </w:t>
       </w:r>
-      <w:proofErr w:type="gramStart"/>
-      <w:r>
-        <w:rPr>
-          <w:b/>
-        </w:rPr>
-        <w:t>IP(</w:t>
-      </w:r>
-      <w:proofErr w:type="gramEnd"/>
-      <w:r>
-        <w:rPr>
-          <w:b/>
-        </w:rPr>
-        <w:t>SA)</w:t>
+      <w:r>
+        <w:rPr>
+          <w:b/>
+        </w:rPr>
+        <w:t>IP(SA)</w:t>
       </w:r>
     </w:p>
     <w:sectPr>
-      <w:headerReference w:type="default" r:id="rId10"/>
-      <w:footerReference w:type="default" r:id="rId11"/>
+      <w:headerReference w:type="even" r:id="rId10"/>
+      <w:headerReference w:type="default" r:id="rId11"/>
+      <w:footerReference w:type="even" r:id="rId12"/>
+      <w:footerReference w:type="default" r:id="rId13"/>
+      <w:headerReference w:type="first" r:id="rId14"/>
+      <w:footerReference w:type="first" r:id="rId15"/>
       <w:pgSz w:w="12240" w:h="15840"/>
       <w:pgMar w:top="2340" w:right="260" w:bottom="1100" w:left="980" w:header="304" w:footer="907" w:gutter="0"/>
       <w:cols w:space="720"/>
@@ -5397,6 +4862,12 @@
 </file>
 
 <file path=word/footer1.xml><?xml version="1.0" encoding="utf-8"?>
+<w:ftr xmlns:wpc="http://schemas.microsoft.com/office/word/2010/wordprocessingCanvas" xmlns:mc="http://schemas.openxmlformats.org/markup-compatibility/2006" xmlns:o="urn:schemas-microsoft-com:office:office" xmlns:r="http://schemas.openxmlformats.org/officeDocument/2006/relationships" xmlns:m="http://schemas.openxmlformats.org/officeDocument/2006/math" xmlns:v="urn:schemas-microsoft-com:vml" xmlns:wp14="http://schemas.microsoft.com/office/word/2010/wordprocessingDrawing" xmlns:wp="http://schemas.openxmlformats.org/drawingml/2006/wordprocessingDrawing" xmlns:w10="urn:schemas-microsoft-com:office:word" xmlns:w="http://schemas.openxmlformats.org/wordprocessingml/2006/main" xmlns:w14="http://schemas.microsoft.com/office/word/2010/wordml" xmlns:wpg="http://schemas.microsoft.com/office/word/2010/wordprocessingGroup" xmlns:wpi="http://schemas.microsoft.com/office/word/2010/wordprocessingInk" xmlns:wne="http://schemas.microsoft.com/office/word/2006/wordml" xmlns:wps="http://schemas.microsoft.com/office/word/2010/wordprocessingShape" mc:Ignorable="w14 wp14">
+  <w:p/>
+</w:ftr>
+</file>
+
+<file path=word/footer2.xml><?xml version="1.0" encoding="utf-8"?>
 <w:ftr xmlns:wpc="http://schemas.microsoft.com/office/word/2010/wordprocessingCanvas" xmlns:mc="http://schemas.openxmlformats.org/markup-compatibility/2006" xmlns:o="urn:schemas-microsoft-com:office:office" xmlns:r="http://schemas.openxmlformats.org/officeDocument/2006/relationships" xmlns:m="http://schemas.openxmlformats.org/officeDocument/2006/math" xmlns:v="urn:schemas-microsoft-com:vml" xmlns:wp14="http://schemas.microsoft.com/office/word/2010/wordprocessingDrawing" xmlns:wp="http://schemas.openxmlformats.org/drawingml/2006/wordprocessingDrawing" xmlns:w10="urn:schemas-microsoft-com:office:word" xmlns:w="http://schemas.openxmlformats.org/wordprocessingml/2006/main" xmlns:w14="http://schemas.microsoft.com/office/word/2010/wordml" xmlns:wpg="http://schemas.microsoft.com/office/word/2010/wordprocessingGroup" xmlns:wpi="http://schemas.microsoft.com/office/word/2010/wordprocessingInk" xmlns:wne="http://schemas.microsoft.com/office/word/2006/wordml" xmlns:wps="http://schemas.microsoft.com/office/word/2010/wordprocessingShape" mc:Ignorable="w14 wp14">
   <w:p>
     <w:pPr>
@@ -5964,14 +5435,12 @@
                             </w:rPr>
                             <w:t xml:space="preserve"> </w:t>
                           </w:r>
-                          <w:proofErr w:type="spellStart"/>
                           <w:r>
                             <w:rPr>
                               <w:sz w:val="12"/>
                             </w:rPr>
                             <w:t>Reg</w:t>
                           </w:r>
-                          <w:proofErr w:type="spellEnd"/>
                           <w:r>
                             <w:rPr>
                               <w:spacing w:val="-7"/>
@@ -6018,19 +5487,11 @@
                             </w:rPr>
                             <w:t xml:space="preserve"> </w:t>
                           </w:r>
-                          <w:proofErr w:type="gramStart"/>
-                          <w:r>
-                            <w:rPr>
-                              <w:sz w:val="12"/>
-                            </w:rPr>
-                            <w:t>IP(</w:t>
-                          </w:r>
-                          <w:proofErr w:type="gramEnd"/>
-                          <w:r>
-                            <w:rPr>
-                              <w:sz w:val="12"/>
-                            </w:rPr>
-                            <w:t>SA)</w:t>
+                          <w:r>
+                            <w:rPr>
+                              <w:sz w:val="12"/>
+                            </w:rPr>
+                            <w:t>IP(SA)</w:t>
                           </w:r>
                           <w:r>
                             <w:rPr>
@@ -6097,7 +5558,7 @@
             </wp:anchor>
           </w:drawing>
         </mc:Choice>
-        <mc:Fallback xmlns:cx="http://schemas.microsoft.com/office/drawing/2014/chartex" xmlns:cx1="http://schemas.microsoft.com/office/drawing/2015/9/8/chartex" xmlns:cx2="http://schemas.microsoft.com/office/drawing/2015/10/21/chartex" xmlns:cx3="http://schemas.microsoft.com/office/drawing/2016/5/9/chartex" xmlns:cx4="http://schemas.microsoft.com/office/drawing/2016/5/10/chartex" xmlns:cx5="http://schemas.microsoft.com/office/drawing/2016/5/11/chartex" xmlns:cx6="http://schemas.microsoft.com/office/drawing/2016/5/12/chartex" xmlns:cx7="http://schemas.microsoft.com/office/drawing/2016/5/13/chartex" xmlns:cx8="http://schemas.microsoft.com/office/drawing/2016/5/14/chartex" xmlns:aink="http://schemas.microsoft.com/office/drawing/2016/ink" xmlns:am3d="http://schemas.microsoft.com/office/drawing/2017/model3d" xmlns:oel="http://schemas.microsoft.com/office/2019/extlst" xmlns:w15="http://schemas.microsoft.com/office/word/2012/wordml" xmlns:w16cex="http://schemas.microsoft.com/office/word/2018/wordml/cex" xmlns:w16cid="http://schemas.microsoft.com/office/word/2016/wordml/cid" xmlns:w16="http://schemas.microsoft.com/office/word/2018/wordml" xmlns:w16du="http://schemas.microsoft.com/office/word/2023/wordml/word16du" xmlns:w16sdtdh="http://schemas.microsoft.com/office/word/2020/wordml/sdtdatahash" xmlns:w16sdtfl="http://schemas.microsoft.com/office/word/2024/wordml/sdtformatlock" xmlns:w16se="http://schemas.microsoft.com/office/word/2015/wordml/symex">
+        <mc:Fallback xmlns:w16se="http://schemas.microsoft.com/office/word/2015/wordml/symex" xmlns:w16sdtfl="http://schemas.microsoft.com/office/word/2024/wordml/sdtformatlock" xmlns:w16sdtdh="http://schemas.microsoft.com/office/word/2020/wordml/sdtdatahash" xmlns:w16du="http://schemas.microsoft.com/office/word/2023/wordml/word16du" xmlns:w16="http://schemas.microsoft.com/office/word/2018/wordml" xmlns:w16cid="http://schemas.microsoft.com/office/word/2016/wordml/cid" xmlns:w16cex="http://schemas.microsoft.com/office/word/2018/wordml/cex" xmlns:w16cei="http://schemas.microsoft.com/office/word/2026/wordml/cei" xmlns:w15="http://schemas.microsoft.com/office/word/2012/wordml" xmlns:oel="http://schemas.microsoft.com/office/2019/extlst" xmlns:am3d="http://schemas.microsoft.com/office/drawing/2017/model3d" xmlns:aink="http://schemas.microsoft.com/office/drawing/2016/ink" xmlns:cx8="http://schemas.microsoft.com/office/drawing/2016/5/14/chartex" xmlns:cx7="http://schemas.microsoft.com/office/drawing/2016/5/13/chartex" xmlns:cx6="http://schemas.microsoft.com/office/drawing/2016/5/12/chartex" xmlns:cx5="http://schemas.microsoft.com/office/drawing/2016/5/11/chartex" xmlns:cx4="http://schemas.microsoft.com/office/drawing/2016/5/10/chartex" xmlns:cx3="http://schemas.microsoft.com/office/drawing/2016/5/9/chartex" xmlns:cx2="http://schemas.microsoft.com/office/drawing/2015/10/21/chartex" xmlns:cx1="http://schemas.microsoft.com/office/drawing/2015/9/8/chartex" xmlns:cx="http://schemas.microsoft.com/office/drawing/2014/chartex">
           <w:pict>
             <v:shapetype w14:anchorId="5A0EB684" id="_x0000_t202" coordsize="21600,21600" o:spt="202" path="m,l,21600r21600,l21600,xe">
               <v:stroke joinstyle="miter"/>
@@ -6381,6 +5842,7 @@
                       </w:rPr>
                       <w:t xml:space="preserve"> </w:t>
                     </w:r>
+                    <w:proofErr w:type="gramStart"/>
                     <w:r>
                       <w:rPr>
                         <w:sz w:val="12"/>
@@ -6400,6 +5862,7 @@
                       </w:rPr>
                       <w:t>,</w:t>
                     </w:r>
+                    <w:proofErr w:type="gramEnd"/>
                     <w:r>
                       <w:rPr>
                         <w:spacing w:val="-4"/>
@@ -7272,7 +6735,7 @@
             </wp:anchor>
           </w:drawing>
         </mc:Choice>
-        <mc:Fallback xmlns:cx="http://schemas.microsoft.com/office/drawing/2014/chartex" xmlns:cx1="http://schemas.microsoft.com/office/drawing/2015/9/8/chartex" xmlns:cx2="http://schemas.microsoft.com/office/drawing/2015/10/21/chartex" xmlns:cx3="http://schemas.microsoft.com/office/drawing/2016/5/9/chartex" xmlns:cx4="http://schemas.microsoft.com/office/drawing/2016/5/10/chartex" xmlns:cx5="http://schemas.microsoft.com/office/drawing/2016/5/11/chartex" xmlns:cx6="http://schemas.microsoft.com/office/drawing/2016/5/12/chartex" xmlns:cx7="http://schemas.microsoft.com/office/drawing/2016/5/13/chartex" xmlns:cx8="http://schemas.microsoft.com/office/drawing/2016/5/14/chartex" xmlns:aink="http://schemas.microsoft.com/office/drawing/2016/ink" xmlns:am3d="http://schemas.microsoft.com/office/drawing/2017/model3d" xmlns:oel="http://schemas.microsoft.com/office/2019/extlst" xmlns:w15="http://schemas.microsoft.com/office/word/2012/wordml" xmlns:w16cex="http://schemas.microsoft.com/office/word/2018/wordml/cex" xmlns:w16cid="http://schemas.microsoft.com/office/word/2016/wordml/cid" xmlns:w16="http://schemas.microsoft.com/office/word/2018/wordml" xmlns:w16du="http://schemas.microsoft.com/office/word/2023/wordml/word16du" xmlns:w16sdtdh="http://schemas.microsoft.com/office/word/2020/wordml/sdtdatahash" xmlns:w16sdtfl="http://schemas.microsoft.com/office/word/2024/wordml/sdtformatlock" xmlns:w16se="http://schemas.microsoft.com/office/word/2015/wordml/symex">
+        <mc:Fallback xmlns:w16se="http://schemas.microsoft.com/office/word/2015/wordml/symex" xmlns:w16sdtfl="http://schemas.microsoft.com/office/word/2024/wordml/sdtformatlock" xmlns:w16sdtdh="http://schemas.microsoft.com/office/word/2020/wordml/sdtdatahash" xmlns:w16du="http://schemas.microsoft.com/office/word/2023/wordml/word16du" xmlns:w16="http://schemas.microsoft.com/office/word/2018/wordml" xmlns:w16cid="http://schemas.microsoft.com/office/word/2016/wordml/cid" xmlns:w16cex="http://schemas.microsoft.com/office/word/2018/wordml/cex" xmlns:w16cei="http://schemas.microsoft.com/office/word/2026/wordml/cei" xmlns:w15="http://schemas.microsoft.com/office/word/2012/wordml" xmlns:oel="http://schemas.microsoft.com/office/2019/extlst" xmlns:am3d="http://schemas.microsoft.com/office/drawing/2017/model3d" xmlns:aink="http://schemas.microsoft.com/office/drawing/2016/ink" xmlns:cx8="http://schemas.microsoft.com/office/drawing/2016/5/14/chartex" xmlns:cx7="http://schemas.microsoft.com/office/drawing/2016/5/13/chartex" xmlns:cx6="http://schemas.microsoft.com/office/drawing/2016/5/12/chartex" xmlns:cx5="http://schemas.microsoft.com/office/drawing/2016/5/11/chartex" xmlns:cx4="http://schemas.microsoft.com/office/drawing/2016/5/10/chartex" xmlns:cx3="http://schemas.microsoft.com/office/drawing/2016/5/9/chartex" xmlns:cx2="http://schemas.microsoft.com/office/drawing/2015/10/21/chartex" xmlns:cx1="http://schemas.microsoft.com/office/drawing/2015/9/8/chartex" xmlns:cx="http://schemas.microsoft.com/office/drawing/2014/chartex">
           <w:pict>
             <v:shape w14:anchorId="2D09DB90" id="Textbox 5" o:spid="_x0000_s1027" type="#_x0000_t202" style="position:absolute;margin-left:354.4pt;margin-top:735.65pt;width:217pt;height:22.65pt;z-index:-15834112;visibility:visible;mso-wrap-style:square;mso-wrap-distance-left:0;mso-wrap-distance-top:0;mso-wrap-distance-right:0;mso-wrap-distance-bottom:0;mso-position-horizontal:absolute;mso-position-horizontal-relative:page;mso-position-vertical:absolute;mso-position-vertical-relative:page;v-text-anchor:top" o:gfxdata="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" filled="f" stroked="f">
               <v:textbox inset="0,0,0,0">
@@ -7355,6 +6818,7 @@
                       </w:rPr>
                       <w:t xml:space="preserve"> </w:t>
                     </w:r>
+                    <w:proofErr w:type="spellStart"/>
                     <w:r>
                       <w:rPr>
                         <w:spacing w:val="-6"/>
@@ -7362,6 +6826,7 @@
                       </w:rPr>
                       <w:t>Co.Reg.No</w:t>
                     </w:r>
+                    <w:proofErr w:type="spellEnd"/>
                     <w:r>
                       <w:rPr>
                         <w:spacing w:val="-16"/>
@@ -7525,6 +6990,7 @@
                       </w:rPr>
                       <w:t xml:space="preserve"> </w:t>
                     </w:r>
+                    <w:proofErr w:type="gramStart"/>
                     <w:r>
                       <w:rPr>
                         <w:spacing w:val="-6"/>
@@ -7546,6 +7012,7 @@
                       </w:rPr>
                       <w:t>,</w:t>
                     </w:r>
+                    <w:proofErr w:type="gramEnd"/>
                     <w:r>
                       <w:rPr>
                         <w:spacing w:val="-16"/>
@@ -7623,6 +7090,7 @@
                       </w:rPr>
                       <w:t xml:space="preserve"> </w:t>
                     </w:r>
+                    <w:proofErr w:type="gramStart"/>
                     <w:r>
                       <w:rPr>
                         <w:spacing w:val="-6"/>
@@ -7644,6 +7112,7 @@
                       </w:rPr>
                       <w:t>,</w:t>
                     </w:r>
+                    <w:proofErr w:type="gramEnd"/>
                     <w:r>
                       <w:rPr>
                         <w:spacing w:val="40"/>
@@ -7813,6 +7282,12 @@
 </w:ftr>
 </file>
 
+<file path=word/footer3.xml><?xml version="1.0" encoding="utf-8"?>
+<w:ftr xmlns:wpc="http://schemas.microsoft.com/office/word/2010/wordprocessingCanvas" xmlns:mc="http://schemas.openxmlformats.org/markup-compatibility/2006" xmlns:o="urn:schemas-microsoft-com:office:office" xmlns:r="http://schemas.openxmlformats.org/officeDocument/2006/relationships" xmlns:m="http://schemas.openxmlformats.org/officeDocument/2006/math" xmlns:v="urn:schemas-microsoft-com:vml" xmlns:wp14="http://schemas.microsoft.com/office/word/2010/wordprocessingDrawing" xmlns:wp="http://schemas.openxmlformats.org/drawingml/2006/wordprocessingDrawing" xmlns:w10="urn:schemas-microsoft-com:office:word" xmlns:w="http://schemas.openxmlformats.org/wordprocessingml/2006/main" xmlns:w14="http://schemas.microsoft.com/office/word/2010/wordml" xmlns:wpg="http://schemas.microsoft.com/office/word/2010/wordprocessingGroup" xmlns:wpi="http://schemas.microsoft.com/office/word/2010/wordprocessingInk" xmlns:wne="http://schemas.microsoft.com/office/word/2006/wordml" xmlns:wps="http://schemas.microsoft.com/office/word/2010/wordprocessingShape" mc:Ignorable="w14 wp14">
+  <w:p/>
+</w:ftr>
+</file>
+
 <file path=word/footnotes.xml><?xml version="1.0" encoding="utf-8"?>
 <w:footnotes xmlns:wpc="http://schemas.microsoft.com/office/word/2010/wordprocessingCanvas" xmlns:mc="http://schemas.openxmlformats.org/markup-compatibility/2006" xmlns:o="urn:schemas-microsoft-com:office:office" xmlns:r="http://schemas.openxmlformats.org/officeDocument/2006/relationships" xmlns:m="http://schemas.openxmlformats.org/officeDocument/2006/math" xmlns:v="urn:schemas-microsoft-com:vml" xmlns:wp14="http://schemas.microsoft.com/office/word/2010/wordprocessingDrawing" xmlns:wp="http://schemas.openxmlformats.org/drawingml/2006/wordprocessingDrawing" xmlns:w10="urn:schemas-microsoft-com:office:word" xmlns:w="http://schemas.openxmlformats.org/wordprocessingml/2006/main" xmlns:w14="http://schemas.microsoft.com/office/word/2010/wordml" xmlns:wpg="http://schemas.microsoft.com/office/word/2010/wordprocessingGroup" xmlns:wpi="http://schemas.microsoft.com/office/word/2010/wordprocessingInk" xmlns:wne="http://schemas.microsoft.com/office/word/2006/wordml" xmlns:wps="http://schemas.microsoft.com/office/word/2010/wordprocessingShape" mc:Ignorable="w14 wp14">
   <w:footnote w:type="separator" w:id="-1">
@@ -7833,6 +7308,12 @@
 </file>
 
 <file path=word/header1.xml><?xml version="1.0" encoding="utf-8"?>
+<w:hdr xmlns:wpc="http://schemas.microsoft.com/office/word/2010/wordprocessingCanvas" xmlns:mc="http://schemas.openxmlformats.org/markup-compatibility/2006" xmlns:o="urn:schemas-microsoft-com:office:office" xmlns:r="http://schemas.openxmlformats.org/officeDocument/2006/relationships" xmlns:m="http://schemas.openxmlformats.org/officeDocument/2006/math" xmlns:v="urn:schemas-microsoft-com:vml" xmlns:wp14="http://schemas.microsoft.com/office/word/2010/wordprocessingDrawing" xmlns:wp="http://schemas.openxmlformats.org/drawingml/2006/wordprocessingDrawing" xmlns:w10="urn:schemas-microsoft-com:office:word" xmlns:w="http://schemas.openxmlformats.org/wordprocessingml/2006/main" xmlns:w14="http://schemas.microsoft.com/office/word/2010/wordml" xmlns:wpg="http://schemas.microsoft.com/office/word/2010/wordprocessingGroup" xmlns:wpi="http://schemas.microsoft.com/office/word/2010/wordprocessingInk" xmlns:wne="http://schemas.microsoft.com/office/word/2006/wordml" xmlns:wps="http://schemas.microsoft.com/office/word/2010/wordprocessingShape" mc:Ignorable="w14 wp14">
+  <w:p/>
+</w:hdr>
+</file>
+
+<file path=word/header2.xml><?xml version="1.0" encoding="utf-8"?>
 <w:hdr xmlns:wpc="http://schemas.microsoft.com/office/word/2010/wordprocessingCanvas" xmlns:mc="http://schemas.openxmlformats.org/markup-compatibility/2006" xmlns:o="urn:schemas-microsoft-com:office:office" xmlns:r="http://schemas.openxmlformats.org/officeDocument/2006/relationships" xmlns:m="http://schemas.openxmlformats.org/officeDocument/2006/math" xmlns:v="urn:schemas-microsoft-com:vml" xmlns:wp14="http://schemas.microsoft.com/office/word/2010/wordprocessingDrawing" xmlns:wp="http://schemas.openxmlformats.org/drawingml/2006/wordprocessingDrawing" xmlns:w10="urn:schemas-microsoft-com:office:word" xmlns:w="http://schemas.openxmlformats.org/wordprocessingml/2006/main" xmlns:w14="http://schemas.microsoft.com/office/word/2010/wordml" xmlns:wpg="http://schemas.microsoft.com/office/word/2010/wordprocessingGroup" xmlns:wpi="http://schemas.microsoft.com/office/word/2010/wordprocessingInk" xmlns:wne="http://schemas.microsoft.com/office/word/2006/wordml" xmlns:wps="http://schemas.microsoft.com/office/word/2010/wordprocessingShape" mc:Ignorable="w14 wp14">
   <w:p>
     <w:pPr>
@@ -7961,9 +7442,9 @@
             </wp:anchor>
           </w:drawing>
         </mc:Choice>
-        <mc:Fallback xmlns:cx="http://schemas.microsoft.com/office/drawing/2014/chartex" xmlns:cx1="http://schemas.microsoft.com/office/drawing/2015/9/8/chartex" xmlns:cx2="http://schemas.microsoft.com/office/drawing/2015/10/21/chartex" xmlns:cx3="http://schemas.microsoft.com/office/drawing/2016/5/9/chartex" xmlns:cx4="http://schemas.microsoft.com/office/drawing/2016/5/10/chartex" xmlns:cx5="http://schemas.microsoft.com/office/drawing/2016/5/11/chartex" xmlns:cx6="http://schemas.microsoft.com/office/drawing/2016/5/12/chartex" xmlns:cx7="http://schemas.microsoft.com/office/drawing/2016/5/13/chartex" xmlns:cx8="http://schemas.microsoft.com/office/drawing/2016/5/14/chartex" xmlns:aink="http://schemas.microsoft.com/office/drawing/2016/ink" xmlns:am3d="http://schemas.microsoft.com/office/drawing/2017/model3d" xmlns:oel="http://schemas.microsoft.com/office/2019/extlst" xmlns:w15="http://schemas.microsoft.com/office/word/2012/wordml" xmlns:w16cex="http://schemas.microsoft.com/office/word/2018/wordml/cex" xmlns:w16cid="http://schemas.microsoft.com/office/word/2016/wordml/cid" xmlns:w16="http://schemas.microsoft.com/office/word/2018/wordml" xmlns:w16du="http://schemas.microsoft.com/office/word/2023/wordml/word16du" xmlns:w16sdtdh="http://schemas.microsoft.com/office/word/2020/wordml/sdtdatahash" xmlns:w16sdtfl="http://schemas.microsoft.com/office/word/2024/wordml/sdtformatlock" xmlns:w16se="http://schemas.microsoft.com/office/word/2015/wordml/symex">
+        <mc:Fallback xmlns:w16se="http://schemas.microsoft.com/office/word/2015/wordml/symex" xmlns:w16sdtfl="http://schemas.microsoft.com/office/word/2024/wordml/sdtformatlock" xmlns:w16sdtdh="http://schemas.microsoft.com/office/word/2020/wordml/sdtdatahash" xmlns:w16du="http://schemas.microsoft.com/office/word/2023/wordml/word16du" xmlns:w16="http://schemas.microsoft.com/office/word/2018/wordml" xmlns:w16cid="http://schemas.microsoft.com/office/word/2016/wordml/cid" xmlns:w16cex="http://schemas.microsoft.com/office/word/2018/wordml/cex" xmlns:w16cei="http://schemas.microsoft.com/office/word/2026/wordml/cei" xmlns:w15="http://schemas.microsoft.com/office/word/2012/wordml" xmlns:oel="http://schemas.microsoft.com/office/2019/extlst" xmlns:am3d="http://schemas.microsoft.com/office/drawing/2017/model3d" xmlns:aink="http://schemas.microsoft.com/office/drawing/2016/ink" xmlns:cx8="http://schemas.microsoft.com/office/drawing/2016/5/14/chartex" xmlns:cx7="http://schemas.microsoft.com/office/drawing/2016/5/13/chartex" xmlns:cx6="http://schemas.microsoft.com/office/drawing/2016/5/12/chartex" xmlns:cx5="http://schemas.microsoft.com/office/drawing/2016/5/11/chartex" xmlns:cx4="http://schemas.microsoft.com/office/drawing/2016/5/10/chartex" xmlns:cx3="http://schemas.microsoft.com/office/drawing/2016/5/9/chartex" xmlns:cx2="http://schemas.microsoft.com/office/drawing/2015/10/21/chartex" xmlns:cx1="http://schemas.microsoft.com/office/drawing/2015/9/8/chartex" xmlns:cx="http://schemas.microsoft.com/office/drawing/2014/chartex">
           <w:pict>
-            <v:shape w14:anchorId="0DF5C3EF" id="Graphic 2" o:spid="_x0000_s1026" style="position:absolute;margin-left:33.8pt;margin-top:117.5pt;width:523.7pt;height:.1pt;z-index:-15835648;visibility:visible;mso-wrap-style:square;mso-wrap-distance-left:0;mso-wrap-distance-top:0;mso-wrap-distance-right:0;mso-wrap-distance-bottom:0;mso-position-horizontal:absolute;mso-position-horizontal-relative:page;mso-position-vertical:absolute;mso-position-vertical-relative:page;v-text-anchor:top" coordsize="6650990,1270" o:gfxdata="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" path="m,l6650990,e" filled="f" strokeweight=".18622mm">
+            <v:shape w14:anchorId="34ACBABE" id="Graphic 2" o:spid="_x0000_s1026" style="position:absolute;margin-left:33.8pt;margin-top:117.5pt;width:523.7pt;height:.1pt;z-index:-15835648;visibility:visible;mso-wrap-style:square;mso-wrap-distance-left:0;mso-wrap-distance-top:0;mso-wrap-distance-right:0;mso-wrap-distance-bottom:0;mso-position-horizontal:absolute;mso-position-horizontal-relative:page;mso-position-vertical:absolute;mso-position-vertical-relative:page;v-text-anchor:top" coordsize="6650990,1270" o:gfxdata="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" path="m,l6650990,e" filled="f" strokeweight=".18622mm">
               <v:stroke dashstyle="3 1"/>
               <v:path arrowok="t"/>
               <w10:wrap anchorx="page" anchory="page"/>
@@ -7973,6 +7454,12 @@
       </mc:AlternateContent>
     </w:r>
   </w:p>
+</w:hdr>
+</file>
+
+<file path=word/header3.xml><?xml version="1.0" encoding="utf-8"?>
+<w:hdr xmlns:wpc="http://schemas.microsoft.com/office/word/2010/wordprocessingCanvas" xmlns:mc="http://schemas.openxmlformats.org/markup-compatibility/2006" xmlns:o="urn:schemas-microsoft-com:office:office" xmlns:r="http://schemas.openxmlformats.org/officeDocument/2006/relationships" xmlns:m="http://schemas.openxmlformats.org/officeDocument/2006/math" xmlns:v="urn:schemas-microsoft-com:vml" xmlns:wp14="http://schemas.microsoft.com/office/word/2010/wordprocessingDrawing" xmlns:wp="http://schemas.openxmlformats.org/drawingml/2006/wordprocessingDrawing" xmlns:w10="urn:schemas-microsoft-com:office:word" xmlns:w="http://schemas.openxmlformats.org/wordprocessingml/2006/main" xmlns:w14="http://schemas.microsoft.com/office/word/2010/wordml" xmlns:wpg="http://schemas.microsoft.com/office/word/2010/wordprocessingGroup" xmlns:wpi="http://schemas.microsoft.com/office/word/2010/wordprocessingInk" xmlns:wne="http://schemas.microsoft.com/office/word/2006/wordml" xmlns:wps="http://schemas.microsoft.com/office/word/2010/wordprocessingShape" mc:Ignorable="w14 wp14">
+  <w:p/>
 </w:hdr>
 </file>
 
@@ -9531,7 +9018,7 @@
 </file>
 
 <file path=customXml/itemProps1.xml><?xml version="1.0" encoding="utf-8"?>
-<ds:datastoreItem xmlns:ds="http://schemas.openxmlformats.org/officeDocument/2006/customXml" ds:itemID="{CEACFE10-03CE-48DC-A4B9-FF007425CD33}">
+<ds:datastoreItem xmlns:ds="http://schemas.openxmlformats.org/officeDocument/2006/customXml" ds:itemID="{7D170431-D8F7-416E-A252-D727B7F67E92}">
   <ds:schemaRefs>
     <ds:schemaRef ds:uri="http://schemas.openxmlformats.org/officeDocument/2006/bibliography"/>
   </ds:schemaRefs>

--- a/ASYLUM_NEW_COMER_Template_NEW.docx
+++ b/ASYLUM_NEW_COMER_Template_NEW.docx
@@ -8,6 +8,7 @@
         <w:tabs>
           <w:tab w:val="left" w:pos="10206"/>
         </w:tabs>
+        <w:spacing w:before="239"/>
         <w:ind w:right="652"/>
         <w:rPr>
           <w:rFonts w:ascii="Times New Roman"/>
@@ -20,30 +21,17 @@
         <w:tabs>
           <w:tab w:val="left" w:pos="10206"/>
         </w:tabs>
-        <w:spacing w:before="228"/>
-        <w:ind w:right="652"/>
-        <w:rPr>
-          <w:rFonts w:ascii="Times New Roman"/>
-        </w:rPr>
-      </w:pPr>
-    </w:p>
-    <w:p>
-      <w:pPr>
-        <w:pStyle w:val="BodyText"/>
-        <w:tabs>
-          <w:tab w:val="left" w:pos="10206"/>
-        </w:tabs>
-        <w:ind w:right="652"/>
-        <w:rPr>
-          <w:b/>
-        </w:rPr>
-      </w:pPr>
-      <w:r>
-        <w:rPr>
-          <w:b/>
-          <w:spacing w:val="-5"/>
-        </w:rPr>
-        <w:t>31 July 2026</w:t>
+        <w:spacing w:before="239"/>
+        <w:ind w:right="652"/>
+        <w:rPr>
+          <w:b/>
+        </w:rPr>
+      </w:pPr>
+      <w:r>
+        <w:rPr>
+          <w:b/>
+        </w:rPr>
+        <w:t xml:space="preserve"> [Todays Date]</w:t>
       </w:r>
     </w:p>
     <w:p>
@@ -1635,15 +1623,38 @@
         </w:tabs>
         <w:spacing w:before="200" w:after="100"/>
         <w:ind w:right="652"/>
-      </w:pPr>
-      <w:r>
         <w:rPr>
           <w:b/>
           <w:bCs/>
           <w:color w:val="1B2A4A"/>
         </w:rPr>
-        <w:lastRenderedPageBreak/>
-        <w:t>4.1  Statutory Protections under the Refugees Act</w:t>
+      </w:pPr>
+    </w:p>
+    <w:p>
+      <w:pPr>
+        <w:tabs>
+          <w:tab w:val="left" w:pos="10206"/>
+        </w:tabs>
+        <w:spacing w:before="200" w:after="100"/>
+        <w:ind w:right="652"/>
+      </w:pPr>
+      <w:proofErr w:type="gramStart"/>
+      <w:r>
+        <w:rPr>
+          <w:b/>
+          <w:bCs/>
+          <w:color w:val="1B2A4A"/>
+        </w:rPr>
+        <w:t>4.1  Statutory</w:t>
+      </w:r>
+      <w:proofErr w:type="gramEnd"/>
+      <w:r>
+        <w:rPr>
+          <w:b/>
+          <w:bCs/>
+          <w:color w:val="1B2A4A"/>
+        </w:rPr>
+        <w:t xml:space="preserve"> Protections under the Refugees Act</w:t>
       </w:r>
     </w:p>
     <w:p>
@@ -2068,7 +2079,6 @@
           <w:bCs/>
           <w:color w:val="1B2A4A"/>
         </w:rPr>
-        <w:lastRenderedPageBreak/>
         <w:t>4.3.1  The Ruta Confirmation: Once Intention is Evinced, the Person Is an Asylum Seeker</w:t>
       </w:r>
     </w:p>
@@ -2395,6 +2405,7 @@
                 <w:sz w:val="20"/>
                 <w:szCs w:val="20"/>
               </w:rPr>
+              <w:lastRenderedPageBreak/>
               <w:t>Western Cape High Court, Case 8486/2024, 13 September 2024 — Binding interdict still in force</w:t>
             </w:r>
           </w:p>
@@ -2413,7 +2424,6 @@
                 <w:sz w:val="20"/>
                 <w:szCs w:val="20"/>
               </w:rPr>
-              <w:lastRenderedPageBreak/>
               <w:t>“The Respondents are interdicted from initiating any process to deport any foreign national present in the Republic in the event that such foreign national has indicated an intention to make an application for asylum in terms of section 21(1)(b) of the Refugees Act 130 of 1998.”</w:t>
             </w:r>
           </w:p>
@@ -2932,7 +2942,6 @@
           <w:sz w:val="21"/>
           <w:szCs w:val="21"/>
         </w:rPr>
-        <w:lastRenderedPageBreak/>
         <w:t>Scalabrini Centre v Minister of Home Affairs (CCT 51/23, December 2023): Sections 22(12) and 22(13) of the Refugees Act (abandonment provisions) declared unconstitutional. Failure to renew a visa cannot result in the abandonment of an asylum application.</w:t>
       </w:r>
     </w:p>
@@ -3248,8 +3257,6 @@
         </w:tabs>
         <w:spacing w:before="280" w:after="120"/>
         <w:ind w:right="652"/>
-      </w:pPr>
-      <w:r>
         <w:rPr>
           <w:b/>
           <w:bCs/>
@@ -3258,17 +3265,61 @@
           <w:szCs w:val="24"/>
           <w:u w:val="single"/>
         </w:rPr>
+      </w:pPr>
+    </w:p>
+    <w:p>
+      <w:pPr>
+        <w:tabs>
+          <w:tab w:val="left" w:pos="10206"/>
+        </w:tabs>
+        <w:spacing w:before="280" w:after="120"/>
+        <w:ind w:right="652"/>
+        <w:rPr>
+          <w:b/>
+          <w:bCs/>
+          <w:color w:val="1B2A4A"/>
+          <w:sz w:val="24"/>
+          <w:szCs w:val="24"/>
+          <w:u w:val="single"/>
+        </w:rPr>
+      </w:pPr>
+    </w:p>
+    <w:p>
+      <w:pPr>
+        <w:tabs>
+          <w:tab w:val="left" w:pos="10206"/>
+        </w:tabs>
+        <w:spacing w:before="280" w:after="120"/>
+        <w:ind w:right="652"/>
+        <w:rPr>
+          <w:b/>
+          <w:bCs/>
+          <w:color w:val="1B2A4A"/>
+          <w:sz w:val="24"/>
+          <w:szCs w:val="24"/>
+          <w:u w:val="single"/>
+        </w:rPr>
+      </w:pPr>
+    </w:p>
+    <w:p>
+      <w:pPr>
+        <w:tabs>
+          <w:tab w:val="left" w:pos="10206"/>
+        </w:tabs>
+        <w:spacing w:before="280" w:after="120"/>
+        <w:ind w:right="652"/>
+      </w:pPr>
+      <w:r>
+        <w:rPr>
+          <w:b/>
+          <w:bCs/>
+          <w:color w:val="1B2A4A"/>
+          <w:sz w:val="24"/>
+          <w:szCs w:val="24"/>
+          <w:u w:val="single"/>
+        </w:rPr>
         <w:t>6.  CONSOLIDATED REFERENCE TABLE — BINDING COURT AUTHORITIES</w:t>
       </w:r>
-    </w:p>
-    <w:p>
-      <w:pPr>
-        <w:tabs>
-          <w:tab w:val="left" w:pos="10206"/>
-        </w:tabs>
-        <w:spacing w:after="60"/>
-        <w:ind w:right="652"/>
-      </w:pPr>
     </w:p>
     <w:tbl>
       <w:tblPr>
@@ -3397,7 +3448,6 @@
                 <w:sz w:val="18"/>
                 <w:szCs w:val="18"/>
               </w:rPr>
-              <w:lastRenderedPageBreak/>
               <w:t>Scalabrini v Minister of Home Affairs [2026] ZACC 30  ★ NEW</w:t>
             </w:r>
           </w:p>
@@ -4220,8 +4270,6 @@
         </w:tabs>
         <w:spacing w:before="280" w:after="120"/>
         <w:ind w:right="652"/>
-      </w:pPr>
-      <w:r>
         <w:rPr>
           <w:b/>
           <w:bCs/>
@@ -4230,6 +4278,25 @@
           <w:szCs w:val="24"/>
           <w:u w:val="single"/>
         </w:rPr>
+      </w:pPr>
+    </w:p>
+    <w:p>
+      <w:pPr>
+        <w:tabs>
+          <w:tab w:val="left" w:pos="10206"/>
+        </w:tabs>
+        <w:spacing w:before="280" w:after="120"/>
+        <w:ind w:right="652"/>
+      </w:pPr>
+      <w:r>
+        <w:rPr>
+          <w:b/>
+          <w:bCs/>
+          <w:color w:val="1B2A4A"/>
+          <w:sz w:val="24"/>
+          <w:szCs w:val="24"/>
+          <w:u w:val="single"/>
+        </w:rPr>
         <w:t>7.  CONCLUSION AND REQUEST</w:t>
       </w:r>
     </w:p>
@@ -4253,6 +4320,15 @@
         <w:spacing w:after="140"/>
         <w:ind w:right="652"/>
       </w:pPr>
+      <w:r>
+        <w:t xml:space="preserve">Constitutional Court’s unanimous landmark judgment of 7 July 2026 — is unambiguous. The legal position has been definitively and finally settled at the highest level. No procedural requirement — no transit visa, no border crossing route, no time elapsed since entry — can be used to bar </w:t>
+      </w:r>
+      <w:r>
+        <w:t>[title] [full names]</w:t>
+      </w:r>
+      <w:r>
+        <w:t>’s right to have their asylum claim assessed on its merits.</w:t>
+      </w:r>
     </w:p>
     <w:p>
       <w:pPr>
@@ -4263,26 +4339,133 @@
         <w:ind w:right="652"/>
       </w:pPr>
       <w:r>
-        <w:lastRenderedPageBreak/>
-        <w:t xml:space="preserve">Constitutional Court’s unanimous landmark judgment of 7 July 2026 — is unambiguous. The legal position has been definitively and finally settled at the highest level. No procedural requirement — no transit visa, no border crossing route, no time elapsed since entry — can be used to bar </w:t>
+        <w:t xml:space="preserve">We respectfully request that you </w:t>
+      </w:r>
+      <w:proofErr w:type="spellStart"/>
+      <w:r>
+        <w:t>recognise</w:t>
+      </w:r>
+      <w:proofErr w:type="spellEnd"/>
+      <w:r>
+        <w:t xml:space="preserve"> </w:t>
       </w:r>
       <w:r>
         <w:t>[title] [full names]</w:t>
       </w:r>
       <w:r>
-        <w:t>’s right to have their asylum claim assessed on its merits.</w:t>
-      </w:r>
-    </w:p>
-    <w:p>
-      <w:pPr>
-        <w:tabs>
-          <w:tab w:val="left" w:pos="10206"/>
-        </w:tabs>
-        <w:spacing w:after="140"/>
-        <w:ind w:right="652"/>
-      </w:pPr>
-      <w:r>
-        <w:t xml:space="preserve">We respectfully request that you </w:t>
+        <w:t>’s protected legal status and assist them where necessary. Any action contrary to the clear principles and court orders cited herein — particularly the Constitutional Court’s judgment in Scalabrini v Minister of Home Affairs [2026] ZACC 30 — would be unlawful and subject to immediate legal challenge.</w:t>
+      </w:r>
+    </w:p>
+    <w:p>
+      <w:pPr>
+        <w:pStyle w:val="ListParagraph"/>
+        <w:tabs>
+          <w:tab w:val="left" w:pos="10206"/>
+        </w:tabs>
+        <w:ind w:right="652"/>
+      </w:pPr>
+    </w:p>
+    <w:p>
+      <w:pPr>
+        <w:tabs>
+          <w:tab w:val="left" w:pos="10206"/>
+        </w:tabs>
+        <w:ind w:right="652"/>
+      </w:pPr>
+      <w:r>
+        <w:t>Should you require any further clarification or wish to verify the status of this applicant’s case, please do not hesitate to contact our offices.</w:t>
+      </w:r>
+    </w:p>
+    <w:p>
+      <w:pPr>
+        <w:pStyle w:val="ListParagraph"/>
+        <w:tabs>
+          <w:tab w:val="left" w:pos="10206"/>
+        </w:tabs>
+        <w:ind w:right="652"/>
+      </w:pPr>
+    </w:p>
+    <w:p>
+      <w:pPr>
+        <w:tabs>
+          <w:tab w:val="left" w:pos="10206"/>
+        </w:tabs>
+        <w:ind w:right="652"/>
+      </w:pPr>
+      <w:r>
+        <w:t>Our clients action has triggered the full and immediate protection of the Refugees Act. It means our client therefore lawfully present in the Republic of South Africa until his application is finally determined.</w:t>
+      </w:r>
+    </w:p>
+    <w:p>
+      <w:pPr>
+        <w:pStyle w:val="ListParagraph"/>
+        <w:tabs>
+          <w:tab w:val="left" w:pos="10206"/>
+        </w:tabs>
+        <w:ind w:right="652"/>
+      </w:pPr>
+    </w:p>
+    <w:p>
+      <w:pPr>
+        <w:tabs>
+          <w:tab w:val="left" w:pos="10206"/>
+        </w:tabs>
+        <w:ind w:right="652"/>
+      </w:pPr>
+      <w:r>
+        <w:t>Our client is absolutely protected by Section 21(4) of the Refugees Act and the binding principle of non- refoulement from arrest, detention, prosecution, or deportation relating to their immigration status.</w:t>
+      </w:r>
+    </w:p>
+    <w:p>
+      <w:pPr>
+        <w:pStyle w:val="ListParagraph"/>
+        <w:tabs>
+          <w:tab w:val="left" w:pos="10206"/>
+        </w:tabs>
+        <w:ind w:right="652"/>
+      </w:pPr>
+      <w:r>
+        <w:t>This protection is reinforced by direct Constitutional Court interdicts prohibiting such actions.</w:t>
+      </w:r>
+    </w:p>
+    <w:p>
+      <w:pPr>
+        <w:pStyle w:val="ListParagraph"/>
+        <w:tabs>
+          <w:tab w:val="left" w:pos="10206"/>
+        </w:tabs>
+        <w:ind w:right="652"/>
+      </w:pPr>
+    </w:p>
+    <w:p>
+      <w:pPr>
+        <w:tabs>
+          <w:tab w:val="left" w:pos="10206"/>
+        </w:tabs>
+        <w:ind w:right="652"/>
+      </w:pPr>
+      <w:r>
+        <w:t>Our clients will have in their possession a copy of their Declaration of Intention to Apply for Asylum, proof of its submission to the DHA, and a copy of this explanatory letter.</w:t>
+      </w:r>
+    </w:p>
+    <w:p>
+      <w:pPr>
+        <w:pStyle w:val="ListParagraph"/>
+        <w:tabs>
+          <w:tab w:val="left" w:pos="10206"/>
+        </w:tabs>
+        <w:ind w:right="652"/>
+      </w:pPr>
+    </w:p>
+    <w:p>
+      <w:pPr>
+        <w:tabs>
+          <w:tab w:val="left" w:pos="10206"/>
+        </w:tabs>
+        <w:ind w:right="652"/>
+      </w:pPr>
+      <w:r>
+        <w:t xml:space="preserve">We trust this detailed exposition of the current law is unambiguous. We respectfully request that you </w:t>
       </w:r>
       <w:proofErr w:type="spellStart"/>
       <w:r>
@@ -4296,7 +4479,7 @@
         <w:t>[title] [full names]</w:t>
       </w:r>
       <w:r>
-        <w:t>’s protected legal status and assist them where necessary. Any action contrary to the clear principles and court orders cited herein — particularly the Constitutional Court’s judgment in Scalabrini v Minister of Home Affairs [2026] ZACC 30 — would be unlawful and subject to immediate legal challenge.</w:t>
+        <w:t>’s protected legal status and assist where necessary. Any action contrary to the clear principles and court orders cited herein would be unlawful and subject to legal challenge.</w:t>
       </w:r>
     </w:p>
     <w:p>
@@ -4316,156 +4499,44 @@
         <w:ind w:right="652"/>
       </w:pPr>
       <w:r>
-        <w:t>Should you require any further clarification or wish to verify the status of this applicant’s case, please do not hesitate to contact our offices.</w:t>
-      </w:r>
-    </w:p>
-    <w:p>
-      <w:pPr>
-        <w:pStyle w:val="ListParagraph"/>
-        <w:tabs>
-          <w:tab w:val="left" w:pos="10206"/>
-        </w:tabs>
-        <w:ind w:right="652"/>
-      </w:pPr>
-    </w:p>
-    <w:p>
-      <w:pPr>
-        <w:tabs>
-          <w:tab w:val="left" w:pos="10206"/>
-        </w:tabs>
-        <w:ind w:right="652"/>
-      </w:pPr>
-      <w:r>
-        <w:t>Our clients action has triggered the full and immediate protection of the Refugees Act. It means our client therefore lawfully present in the Republic of South Africa until his application is finally determined.</w:t>
-      </w:r>
-    </w:p>
-    <w:p>
-      <w:pPr>
-        <w:pStyle w:val="ListParagraph"/>
-        <w:tabs>
-          <w:tab w:val="left" w:pos="10206"/>
-        </w:tabs>
-        <w:ind w:right="652"/>
-      </w:pPr>
-    </w:p>
-    <w:p>
-      <w:pPr>
-        <w:tabs>
-          <w:tab w:val="left" w:pos="10206"/>
-        </w:tabs>
-        <w:ind w:right="652"/>
-      </w:pPr>
-      <w:r>
-        <w:t>Our client is absolutely protected by Section 21(4) of the Refugees Act and the binding principle of non- refoulement from arrest, detention, prosecution, or deportation relating to their immigration status.</w:t>
-      </w:r>
-    </w:p>
-    <w:p>
-      <w:pPr>
-        <w:pStyle w:val="ListParagraph"/>
-        <w:tabs>
-          <w:tab w:val="left" w:pos="10206"/>
-        </w:tabs>
-        <w:ind w:right="652"/>
-      </w:pPr>
-      <w:r>
-        <w:t>This protection is reinforced by direct Constitutional Court interdicts prohibiting such actions.</w:t>
-      </w:r>
-    </w:p>
-    <w:p>
-      <w:pPr>
-        <w:pStyle w:val="ListParagraph"/>
-        <w:tabs>
-          <w:tab w:val="left" w:pos="10206"/>
-        </w:tabs>
-        <w:ind w:right="652"/>
-      </w:pPr>
-    </w:p>
-    <w:p>
-      <w:pPr>
-        <w:tabs>
-          <w:tab w:val="left" w:pos="10206"/>
-        </w:tabs>
-        <w:ind w:right="652"/>
-      </w:pPr>
-      <w:r>
-        <w:t>Our clients will have in their possession a copy of their Declaration of Intention to Apply for Asylum, proof of its submission to the DHA, and a copy of this explanatory letter.</w:t>
-      </w:r>
-    </w:p>
-    <w:p>
-      <w:pPr>
-        <w:pStyle w:val="ListParagraph"/>
-        <w:tabs>
-          <w:tab w:val="left" w:pos="10206"/>
-        </w:tabs>
-        <w:ind w:right="652"/>
-      </w:pPr>
-    </w:p>
-    <w:p>
-      <w:pPr>
-        <w:tabs>
-          <w:tab w:val="left" w:pos="10206"/>
-        </w:tabs>
-        <w:ind w:right="652"/>
-      </w:pPr>
-      <w:r>
-        <w:t xml:space="preserve">We trust this detailed exposition of the current law is unambiguous. We respectfully request that you </w:t>
-      </w:r>
-      <w:proofErr w:type="spellStart"/>
-      <w:r>
-        <w:t>recognise</w:t>
-      </w:r>
-      <w:proofErr w:type="spellEnd"/>
-      <w:r>
+        <w:t>Should you require any further clarification, please do not hesitate to contact our offices.</w:t>
+      </w:r>
+    </w:p>
+    <w:p>
+      <w:pPr>
+        <w:tabs>
+          <w:tab w:val="left" w:pos="10206"/>
+        </w:tabs>
+        <w:ind w:left="100" w:right="652"/>
+        <w:rPr>
+          <w:b/>
+        </w:rPr>
+      </w:pPr>
+    </w:p>
+    <w:p>
+      <w:pPr>
+        <w:tabs>
+          <w:tab w:val="left" w:pos="10206"/>
+        </w:tabs>
+        <w:ind w:left="100" w:right="652"/>
+        <w:rPr>
+          <w:b/>
+        </w:rPr>
+      </w:pPr>
+      <w:r>
+        <w:rPr>
+          <w:b/>
+        </w:rPr>
+        <w:t>Office:</w:t>
+      </w:r>
+      <w:r>
+        <w:rPr>
+          <w:b/>
+          <w:spacing w:val="-11"/>
+        </w:rPr>
         <w:t xml:space="preserve"> </w:t>
       </w:r>
       <w:r>
-        <w:t>[title] [full names]</w:t>
-      </w:r>
-      <w:r>
-        <w:t>’s protected legal status and assist where necessary. Any action contrary to the clear principles and court orders cited herein would be unlawful and subject to legal challenge.</w:t>
-      </w:r>
-    </w:p>
-    <w:p>
-      <w:pPr>
-        <w:pStyle w:val="ListParagraph"/>
-        <w:tabs>
-          <w:tab w:val="left" w:pos="10206"/>
-        </w:tabs>
-        <w:ind w:right="652"/>
-      </w:pPr>
-    </w:p>
-    <w:p>
-      <w:pPr>
-        <w:tabs>
-          <w:tab w:val="left" w:pos="10206"/>
-        </w:tabs>
-        <w:ind w:right="652"/>
-      </w:pPr>
-      <w:r>
-        <w:t>Should you require any further clarification, please do not hesitate to contact our offices.</w:t>
-      </w:r>
-    </w:p>
-    <w:p>
-      <w:pPr>
-        <w:pStyle w:val="BodyText"/>
-        <w:tabs>
-          <w:tab w:val="left" w:pos="10206"/>
-        </w:tabs>
-        <w:spacing w:before="238"/>
-        <w:ind w:right="652"/>
-      </w:pPr>
-    </w:p>
-    <w:p>
-      <w:pPr>
-        <w:tabs>
-          <w:tab w:val="left" w:pos="10206"/>
-        </w:tabs>
-        <w:ind w:left="100" w:right="652"/>
-        <w:rPr>
-          <w:b/>
-        </w:rPr>
-      </w:pPr>
-      <w:r>
         <w:rPr>
           <w:b/>
         </w:rPr>
@@ -4474,6 +4545,58 @@
       <w:r>
         <w:rPr>
           <w:b/>
+          <w:spacing w:val="-4"/>
+        </w:rPr>
+        <w:t xml:space="preserve"> </w:t>
+      </w:r>
+      <w:r>
+        <w:rPr>
+          <w:b/>
+        </w:rPr>
+        <w:t>082</w:t>
+      </w:r>
+      <w:r>
+        <w:rPr>
+          <w:b/>
+          <w:spacing w:val="-8"/>
+        </w:rPr>
+        <w:t xml:space="preserve"> </w:t>
+      </w:r>
+      <w:r>
+        <w:rPr>
+          <w:b/>
+        </w:rPr>
+        <w:t>3738415</w:t>
+      </w:r>
+      <w:r>
+        <w:rPr>
+          <w:b/>
+          <w:spacing w:val="-6"/>
+        </w:rPr>
+        <w:t xml:space="preserve"> </w:t>
+      </w:r>
+      <w:r>
+        <w:rPr>
+          <w:b/>
+        </w:rPr>
+        <w:t>/</w:t>
+      </w:r>
+      <w:r>
+        <w:rPr>
+          <w:b/>
+          <w:spacing w:val="-5"/>
+        </w:rPr>
+        <w:t xml:space="preserve"> </w:t>
+      </w:r>
+      <w:r>
+        <w:rPr>
+          <w:b/>
+        </w:rPr>
+        <w:t>064</w:t>
+      </w:r>
+      <w:r>
+        <w:rPr>
+          <w:b/>
           <w:spacing w:val="-11"/>
         </w:rPr>
         <w:t xml:space="preserve"> </w:t>
@@ -4482,12 +4605,12 @@
         <w:rPr>
           <w:b/>
         </w:rPr>
-        <w:t>Office:</w:t>
-      </w:r>
-      <w:r>
-        <w:rPr>
-          <w:b/>
-          <w:spacing w:val="-4"/>
+        <w:t>1263073</w:t>
+      </w:r>
+      <w:r>
+        <w:rPr>
+          <w:b/>
+          <w:spacing w:val="-8"/>
         </w:rPr>
         <w:t xml:space="preserve"> </w:t>
       </w:r>
@@ -4495,12 +4618,12 @@
         <w:rPr>
           <w:b/>
         </w:rPr>
-        <w:t>082</w:t>
-      </w:r>
-      <w:r>
-        <w:rPr>
-          <w:b/>
-          <w:spacing w:val="-8"/>
+        <w:t>/</w:t>
+      </w:r>
+      <w:r>
+        <w:rPr>
+          <w:b/>
+          <w:spacing w:val="-5"/>
         </w:rPr>
         <w:t xml:space="preserve"> </w:t>
       </w:r>
@@ -4508,99 +4631,22 @@
         <w:rPr>
           <w:b/>
         </w:rPr>
-        <w:t>3738415</w:t>
-      </w:r>
-      <w:r>
-        <w:rPr>
-          <w:b/>
-          <w:spacing w:val="-6"/>
+        <w:t>074</w:t>
+      </w:r>
+      <w:r>
+        <w:rPr>
+          <w:b/>
+          <w:spacing w:val="-7"/>
         </w:rPr>
         <w:t xml:space="preserve"> </w:t>
       </w:r>
       <w:r>
         <w:rPr>
           <w:b/>
-        </w:rPr>
-        <w:t>/</w:t>
-      </w:r>
-      <w:r>
-        <w:rPr>
-          <w:b/>
-          <w:spacing w:val="-5"/>
-        </w:rPr>
-        <w:t xml:space="preserve"> </w:t>
-      </w:r>
-      <w:r>
-        <w:rPr>
-          <w:b/>
-        </w:rPr>
-        <w:t>064</w:t>
-      </w:r>
-      <w:r>
-        <w:rPr>
-          <w:b/>
-          <w:spacing w:val="-11"/>
-        </w:rPr>
-        <w:t xml:space="preserve"> </w:t>
-      </w:r>
-      <w:r>
-        <w:rPr>
-          <w:b/>
-        </w:rPr>
-        <w:t>1263073</w:t>
-      </w:r>
-      <w:r>
-        <w:rPr>
-          <w:b/>
-          <w:spacing w:val="-8"/>
-        </w:rPr>
-        <w:t xml:space="preserve"> </w:t>
-      </w:r>
-      <w:r>
-        <w:rPr>
-          <w:b/>
-        </w:rPr>
-        <w:t>/</w:t>
-      </w:r>
-      <w:r>
-        <w:rPr>
-          <w:b/>
-          <w:spacing w:val="-5"/>
-        </w:rPr>
-        <w:t xml:space="preserve"> </w:t>
-      </w:r>
-      <w:r>
-        <w:rPr>
-          <w:b/>
-        </w:rPr>
-        <w:t>074</w:t>
-      </w:r>
-      <w:r>
-        <w:rPr>
-          <w:b/>
-          <w:spacing w:val="-7"/>
-        </w:rPr>
-        <w:t xml:space="preserve"> </w:t>
-      </w:r>
-      <w:r>
-        <w:rPr>
-          <w:b/>
           <w:spacing w:val="-2"/>
         </w:rPr>
         <w:t>0366127</w:t>
       </w:r>
-    </w:p>
-    <w:p>
-      <w:pPr>
-        <w:pStyle w:val="BodyText"/>
-        <w:tabs>
-          <w:tab w:val="left" w:pos="10206"/>
-        </w:tabs>
-        <w:ind w:right="652"/>
-        <w:rPr>
-          <w:b/>
-        </w:rPr>
-      </w:pPr>
     </w:p>
     <w:p>
       <w:pPr>
@@ -4700,20 +4746,30 @@
         </w:tabs>
         <w:spacing w:before="241"/>
         <w:ind w:right="652"/>
-        <w:rPr>
-          <w:b/>
-        </w:rPr>
-      </w:pPr>
-      <w:r>
-        <w:t xml:space="preserve"> </w:t>
-      </w:r>
+      </w:pPr>
       <w:bookmarkStart w:id="0" w:name="_GoBack"/>
       <w:bookmarkEnd w:id="0"/>
-      <w:r>
-        <w:rPr>
-          <w:b/>
-        </w:rPr>
-        <w:t>_______________________</w:t>
+    </w:p>
+    <w:p>
+      <w:pPr>
+        <w:pStyle w:val="BodyText"/>
+        <w:tabs>
+          <w:tab w:val="left" w:pos="10206"/>
+        </w:tabs>
+        <w:spacing w:before="241"/>
+        <w:ind w:right="652"/>
+        <w:rPr>
+          <w:b/>
+        </w:rPr>
+      </w:pPr>
+      <w:r>
+        <w:t xml:space="preserve"> </w:t>
+      </w:r>
+      <w:r>
+        <w:rPr>
+          <w:b/>
+        </w:rPr>
+        <w:t>__________________</w:t>
       </w:r>
     </w:p>
     <w:p>
@@ -4765,8 +4821,10 @@
         <w:tabs>
           <w:tab w:val="left" w:pos="10206"/>
         </w:tabs>
-        <w:spacing w:before="103" w:line="746" w:lineRule="exact"/>
         <w:ind w:left="100" w:right="652"/>
+        <w:rPr>
+          <w:b/>
+        </w:rPr>
       </w:pPr>
       <w:r>
         <w:rPr>
@@ -4820,11 +4878,19 @@
         </w:rPr>
         <w:t xml:space="preserve"> </w:t>
       </w:r>
-      <w:r>
-        <w:rPr>
-          <w:b/>
-        </w:rPr>
-        <w:t>IP(SA)</w:t>
+      <w:proofErr w:type="gramStart"/>
+      <w:r>
+        <w:rPr>
+          <w:b/>
+        </w:rPr>
+        <w:t>IP(</w:t>
+      </w:r>
+      <w:proofErr w:type="gramEnd"/>
+      <w:r>
+        <w:rPr>
+          <w:b/>
+        </w:rPr>
+        <w:t>SA)</w:t>
       </w:r>
     </w:p>
     <w:sectPr>
@@ -5558,13 +5624,14 @@
             </wp:anchor>
           </w:drawing>
         </mc:Choice>
-        <mc:Fallback xmlns:w16se="http://schemas.microsoft.com/office/word/2015/wordml/symex" xmlns:w16sdtfl="http://schemas.microsoft.com/office/word/2024/wordml/sdtformatlock" xmlns:w16sdtdh="http://schemas.microsoft.com/office/word/2020/wordml/sdtdatahash" xmlns:w16du="http://schemas.microsoft.com/office/word/2023/wordml/word16du" xmlns:w16="http://schemas.microsoft.com/office/word/2018/wordml" xmlns:w16cid="http://schemas.microsoft.com/office/word/2016/wordml/cid" xmlns:w16cex="http://schemas.microsoft.com/office/word/2018/wordml/cex" xmlns:w16cei="http://schemas.microsoft.com/office/word/2026/wordml/cei" xmlns:w15="http://schemas.microsoft.com/office/word/2012/wordml" xmlns:oel="http://schemas.microsoft.com/office/2019/extlst" xmlns:am3d="http://schemas.microsoft.com/office/drawing/2017/model3d" xmlns:aink="http://schemas.microsoft.com/office/drawing/2016/ink" xmlns:cx8="http://schemas.microsoft.com/office/drawing/2016/5/14/chartex" xmlns:cx7="http://schemas.microsoft.com/office/drawing/2016/5/13/chartex" xmlns:cx6="http://schemas.microsoft.com/office/drawing/2016/5/12/chartex" xmlns:cx5="http://schemas.microsoft.com/office/drawing/2016/5/11/chartex" xmlns:cx4="http://schemas.microsoft.com/office/drawing/2016/5/10/chartex" xmlns:cx3="http://schemas.microsoft.com/office/drawing/2016/5/9/chartex" xmlns:cx2="http://schemas.microsoft.com/office/drawing/2015/10/21/chartex" xmlns:cx1="http://schemas.microsoft.com/office/drawing/2015/9/8/chartex" xmlns:cx="http://schemas.microsoft.com/office/drawing/2014/chartex">
+        <mc:Fallback>
           <w:pict>
-            <v:shapetype w14:anchorId="5A0EB684" id="_x0000_t202" coordsize="21600,21600" o:spt="202" path="m,l,21600r21600,l21600,xe">
+            <v:shapetype id="_x0000_t202" coordsize="21600,21600" o:spt="202" path="m,l,21600r21600,l21600,xe">
               <v:stroke joinstyle="miter"/>
               <v:path gradientshapeok="t" o:connecttype="rect"/>
             </v:shapetype>
-            <v:shape id="Textbox 4" o:spid="_x0000_s1026" type="#_x0000_t202" style="position:absolute;margin-left:69.8pt;margin-top:736pt;width:272.65pt;height:33.2pt;z-index:-15834624;visibility:visible;mso-wrap-style:square;mso-wrap-distance-left:0;mso-wrap-distance-top:0;mso-wrap-distance-right:0;mso-wrap-distance-bottom:0;mso-position-horizontal:absolute;mso-position-horizontal-relative:page;mso-position-vertical:absolute;mso-position-vertical-relative:page;v-text-anchor:top" o:gfxdata="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" filled="f" stroked="f">
+            <v:shape id="Textbox 4" o:spid="_x0000_s1026" type="#_x0000_t202" style="position:absolute;margin-left:69.8pt;margin-top:736pt;width:272.65pt;height:33.2pt;z-index:-15834624;visibility:visible;mso-wrap-style:square;mso-wrap-distance-left:0;mso-wrap-distance-top:0;mso-wrap-distance-right:0;mso-wrap-distance-bottom:0;mso-position-horizontal:absolute;mso-position-horizontal-relative:page;mso-position-vertical:absolute;mso-position-vertical-relative:page;v-text-anchor:top" o:gfxdata="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" filled="f" stroked="f">
+              <v:path arrowok="t"/>
               <v:textbox inset="0,0,0,0">
                 <w:txbxContent>
                   <w:p>
@@ -6735,9 +6802,10 @@
             </wp:anchor>
           </w:drawing>
         </mc:Choice>
-        <mc:Fallback xmlns:w16se="http://schemas.microsoft.com/office/word/2015/wordml/symex" xmlns:w16sdtfl="http://schemas.microsoft.com/office/word/2024/wordml/sdtformatlock" xmlns:w16sdtdh="http://schemas.microsoft.com/office/word/2020/wordml/sdtdatahash" xmlns:w16du="http://schemas.microsoft.com/office/word/2023/wordml/word16du" xmlns:w16="http://schemas.microsoft.com/office/word/2018/wordml" xmlns:w16cid="http://schemas.microsoft.com/office/word/2016/wordml/cid" xmlns:w16cex="http://schemas.microsoft.com/office/word/2018/wordml/cex" xmlns:w16cei="http://schemas.microsoft.com/office/word/2026/wordml/cei" xmlns:w15="http://schemas.microsoft.com/office/word/2012/wordml" xmlns:oel="http://schemas.microsoft.com/office/2019/extlst" xmlns:am3d="http://schemas.microsoft.com/office/drawing/2017/model3d" xmlns:aink="http://schemas.microsoft.com/office/drawing/2016/ink" xmlns:cx8="http://schemas.microsoft.com/office/drawing/2016/5/14/chartex" xmlns:cx7="http://schemas.microsoft.com/office/drawing/2016/5/13/chartex" xmlns:cx6="http://schemas.microsoft.com/office/drawing/2016/5/12/chartex" xmlns:cx5="http://schemas.microsoft.com/office/drawing/2016/5/11/chartex" xmlns:cx4="http://schemas.microsoft.com/office/drawing/2016/5/10/chartex" xmlns:cx3="http://schemas.microsoft.com/office/drawing/2016/5/9/chartex" xmlns:cx2="http://schemas.microsoft.com/office/drawing/2015/10/21/chartex" xmlns:cx1="http://schemas.microsoft.com/office/drawing/2015/9/8/chartex" xmlns:cx="http://schemas.microsoft.com/office/drawing/2014/chartex">
+        <mc:Fallback>
           <w:pict>
-            <v:shape w14:anchorId="2D09DB90" id="Textbox 5" o:spid="_x0000_s1027" type="#_x0000_t202" style="position:absolute;margin-left:354.4pt;margin-top:735.65pt;width:217pt;height:22.65pt;z-index:-15834112;visibility:visible;mso-wrap-style:square;mso-wrap-distance-left:0;mso-wrap-distance-top:0;mso-wrap-distance-right:0;mso-wrap-distance-bottom:0;mso-position-horizontal:absolute;mso-position-horizontal-relative:page;mso-position-vertical:absolute;mso-position-vertical-relative:page;v-text-anchor:top" o:gfxdata="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" filled="f" stroked="f">
+            <v:shape id="Textbox 5" o:spid="_x0000_s1027" type="#_x0000_t202" style="position:absolute;margin-left:354.4pt;margin-top:735.65pt;width:217pt;height:22.65pt;z-index:-15834112;visibility:visible;mso-wrap-style:square;mso-wrap-distance-left:0;mso-wrap-distance-top:0;mso-wrap-distance-right:0;mso-wrap-distance-bottom:0;mso-position-horizontal:absolute;mso-position-horizontal-relative:page;mso-position-vertical:absolute;mso-position-vertical-relative:page;v-text-anchor:top" o:gfxdata="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" filled="f" stroked="f">
+              <v:path arrowok="t"/>
               <v:textbox inset="0,0,0,0">
                 <w:txbxContent>
                   <w:p>
@@ -7090,7 +7158,6 @@
                       </w:rPr>
                       <w:t xml:space="preserve"> </w:t>
                     </w:r>
-                    <w:proofErr w:type="gramStart"/>
                     <w:r>
                       <w:rPr>
                         <w:spacing w:val="-6"/>
@@ -7112,7 +7179,6 @@
                       </w:rPr>
                       <w:t>,</w:t>
                     </w:r>
-                    <w:proofErr w:type="gramEnd"/>
                     <w:r>
                       <w:rPr>
                         <w:spacing w:val="40"/>
@@ -7442,7 +7508,7 @@
             </wp:anchor>
           </w:drawing>
         </mc:Choice>
-        <mc:Fallback xmlns:w16se="http://schemas.microsoft.com/office/word/2015/wordml/symex" xmlns:w16sdtfl="http://schemas.microsoft.com/office/word/2024/wordml/sdtformatlock" xmlns:w16sdtdh="http://schemas.microsoft.com/office/word/2020/wordml/sdtdatahash" xmlns:w16du="http://schemas.microsoft.com/office/word/2023/wordml/word16du" xmlns:w16="http://schemas.microsoft.com/office/word/2018/wordml" xmlns:w16cid="http://schemas.microsoft.com/office/word/2016/wordml/cid" xmlns:w16cex="http://schemas.microsoft.com/office/word/2018/wordml/cex" xmlns:w16cei="http://schemas.microsoft.com/office/word/2026/wordml/cei" xmlns:w15="http://schemas.microsoft.com/office/word/2012/wordml" xmlns:oel="http://schemas.microsoft.com/office/2019/extlst" xmlns:am3d="http://schemas.microsoft.com/office/drawing/2017/model3d" xmlns:aink="http://schemas.microsoft.com/office/drawing/2016/ink" xmlns:cx8="http://schemas.microsoft.com/office/drawing/2016/5/14/chartex" xmlns:cx7="http://schemas.microsoft.com/office/drawing/2016/5/13/chartex" xmlns:cx6="http://schemas.microsoft.com/office/drawing/2016/5/12/chartex" xmlns:cx5="http://schemas.microsoft.com/office/drawing/2016/5/11/chartex" xmlns:cx4="http://schemas.microsoft.com/office/drawing/2016/5/10/chartex" xmlns:cx3="http://schemas.microsoft.com/office/drawing/2016/5/9/chartex" xmlns:cx2="http://schemas.microsoft.com/office/drawing/2015/10/21/chartex" xmlns:cx1="http://schemas.microsoft.com/office/drawing/2015/9/8/chartex" xmlns:cx="http://schemas.microsoft.com/office/drawing/2014/chartex">
+        <mc:Fallback xmlns:cx="http://schemas.microsoft.com/office/drawing/2014/chartex" xmlns:cx1="http://schemas.microsoft.com/office/drawing/2015/9/8/chartex" xmlns:cx2="http://schemas.microsoft.com/office/drawing/2015/10/21/chartex" xmlns:cx3="http://schemas.microsoft.com/office/drawing/2016/5/9/chartex" xmlns:cx4="http://schemas.microsoft.com/office/drawing/2016/5/10/chartex" xmlns:cx5="http://schemas.microsoft.com/office/drawing/2016/5/11/chartex" xmlns:cx6="http://schemas.microsoft.com/office/drawing/2016/5/12/chartex" xmlns:cx7="http://schemas.microsoft.com/office/drawing/2016/5/13/chartex" xmlns:cx8="http://schemas.microsoft.com/office/drawing/2016/5/14/chartex" xmlns:aink="http://schemas.microsoft.com/office/drawing/2016/ink" xmlns:am3d="http://schemas.microsoft.com/office/drawing/2017/model3d" xmlns:oel="http://schemas.microsoft.com/office/2019/extlst" xmlns:w15="http://schemas.microsoft.com/office/word/2012/wordml" xmlns:w16cei="http://schemas.microsoft.com/office/word/2026/wordml/cei" xmlns:w16cex="http://schemas.microsoft.com/office/word/2018/wordml/cex" xmlns:w16cid="http://schemas.microsoft.com/office/word/2016/wordml/cid" xmlns:w16="http://schemas.microsoft.com/office/word/2018/wordml" xmlns:w16du="http://schemas.microsoft.com/office/word/2023/wordml/word16du" xmlns:w16sdtdh="http://schemas.microsoft.com/office/word/2020/wordml/sdtdatahash" xmlns:w16sdtfl="http://schemas.microsoft.com/office/word/2024/wordml/sdtformatlock" xmlns:w16se="http://schemas.microsoft.com/office/word/2015/wordml/symex">
           <w:pict>
             <v:shape w14:anchorId="34ACBABE" id="Graphic 2" o:spid="_x0000_s1026" style="position:absolute;margin-left:33.8pt;margin-top:117.5pt;width:523.7pt;height:.1pt;z-index:-15835648;visibility:visible;mso-wrap-style:square;mso-wrap-distance-left:0;mso-wrap-distance-top:0;mso-wrap-distance-right:0;mso-wrap-distance-bottom:0;mso-position-horizontal:absolute;mso-position-horizontal-relative:page;mso-position-vertical:absolute;mso-position-vertical-relative:page;v-text-anchor:top" coordsize="6650990,1270" o:gfxdata="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" path="m,l6650990,e" filled="f" strokeweight=".18622mm">
               <v:stroke dashstyle="3 1"/>
@@ -9018,7 +9084,7 @@
 </file>
 
 <file path=customXml/itemProps1.xml><?xml version="1.0" encoding="utf-8"?>
-<ds:datastoreItem xmlns:ds="http://schemas.openxmlformats.org/officeDocument/2006/customXml" ds:itemID="{7D170431-D8F7-416E-A252-D727B7F67E92}">
+<ds:datastoreItem xmlns:ds="http://schemas.openxmlformats.org/officeDocument/2006/customXml" ds:itemID="{077C922E-02C0-4552-8A33-59F22DA57142}">
   <ds:schemaRefs>
     <ds:schemaRef ds:uri="http://schemas.openxmlformats.org/officeDocument/2006/bibliography"/>
   </ds:schemaRefs>
